--- a/ech-0294_actors/output/ech-0294_actors_fr.docx
+++ b/ech-0294_actors/output/ech-0294_actors_fr.docx
@@ -391,18 +391,18 @@
                 <w:b/>
                 <w:bCs/>
               </w:rPr>
-              <w:t xml:space="preserve">Auteurs</w:t>
-            </w:r>
-          </w:p>
-        </w:tc>
-        <w:tc>
-          <w:tcPr/>
-          <w:p>
-            <w:pPr>
-              <w:pStyle w:val="Compact"/>
-            </w:pPr>
-            <w:r>
-              <w:t xml:space="preserve">Groupe spécialisé Affaires politiques : Julie Silberstein, Laurence Brandenberger, Daniela Koller, Thomas Roth, Stefan Oderbolz, Fabian Davolio, Orhan Saeedi, Christian Gutknecht, Michael Luggen</w:t>
+              <w:t xml:space="preserve">Groupe spécialisé</w:t>
+            </w:r>
+          </w:p>
+        </w:tc>
+        <w:tc>
+          <w:tcPr/>
+          <w:p>
+            <w:pPr>
+              <w:pStyle w:val="Compact"/>
+            </w:pPr>
+            <w:r>
+              <w:t xml:space="preserve">Affaires politiques : Julie Silberstein, Laurence Brandenberger, Daniela Koller, Thomas Roth, Stefan Oderbolz, Fabian Davolio, Orhan Saeedi, Christian Gutknecht, Michael Luggen</w:t>
             </w:r>
           </w:p>
         </w:tc>
@@ -447,6 +447,12 @@
                 <w:t xml:space="preserve">Affolternstrasse 52, 8050 Zürich</w:t>
               </w:r>
             </w:hyperlink>
+            <w:r>
+              <w:br/>
+            </w:r>
+            <w:r>
+              <w:t xml:space="preserve">T 044 388 74 64 / info@ech.ch / www.ech.ch</w:t>
+            </w:r>
           </w:p>
         </w:tc>
       </w:tr>
@@ -459,10 +465,100 @@
     <w:bookmarkStart w:id="21" w:name="résumé"/>
     <w:p>
       <w:pPr>
+        <w:pStyle w:val="Nebentitel"/>
+      </w:pPr>
+      <w:r>
+        <w:t xml:space="preserve">Résumé</w:t>
+      </w:r>
+    </w:p>
+    <w:bookmarkEnd w:id="21"/>
+    <w:p>
+      <w:pPr>
+        <w:pStyle w:val="Textkrper"/>
+      </w:pPr>
+      <w:r>
+        <w:t xml:space="preserve">La norme eCH-0294 « Acteurs politiques : personnes, groupes et organes » définit un modèle de données uniforme pour la publication structurée des acteurs politiques en Suisse. Il englobe les personnes physiques, les groupes et organes politiques, les affiliations entre personnes et groupes ainsi que les liens d’intérêts. L’objectif est de mettre à disposition, par-delà les niveaux fédéraux, des informations comparables, lisibles par machine et réutilisables, afin d’améliorer la transparence, la traçabilité et la capacité d’analyse des processus politiques.</w:t>
+      </w:r>
+    </w:p>
+    <w:p>
+      <w:pPr>
+        <w:pStyle w:val="Textkrper"/>
+      </w:pPr>
+      <w:r>
+        <w:t xml:space="preserve">La norme s’adresse aux organismes publics de tous les niveaux étatiques, aux acteurs politiques, aux médias, à la recherche et au public, et crée une base pour des systèmes d’information politiques interopérables en Suisse.</w:t>
+      </w:r>
+    </w:p>
+    <w:p>
+      <w:r>
+        <w:br w:type="page"/>
+      </w:r>
+    </w:p>
+    <w:bookmarkStart w:id="22" w:name="table-des-matières"/>
+    <w:p>
+      <w:pPr>
+        <w:pStyle w:val="Nebentitel"/>
+      </w:pPr>
+      <w:r>
+        <w:t xml:space="preserve">Table des matières</w:t>
+      </w:r>
+    </w:p>
+    <w:bookmarkEnd w:id="22"/>
+    <w:p>
+      <w:r>
+        <w:fldChar w:fldCharType="begin" w:dirty="true"/>
+      </w:r>
+      <w:r>
+        <w:instrText xml:space="preserve"> TOC \o "1-2" \h \z \u </w:instrText>
+      </w:r>
+      <w:r>
+        <w:fldChar w:fldCharType="separate"/>
+      </w:r>
+      <w:r>
+        <w:t>Clic droit &gt; « Mettre à jour les champs » pour générer la table des matières.</w:t>
+      </w:r>
+      <w:r>
+        <w:fldChar w:fldCharType="end"/>
+      </w:r>
+    </w:p>
+    <w:bookmarkStart w:id="23" w:name="remarque"/>
+    <w:p>
+      <w:pPr>
+        <w:pStyle w:val="Nebentitel"/>
+      </w:pPr>
+      <w:r>
+        <w:t xml:space="preserve">Remarque</w:t>
+      </w:r>
+    </w:p>
+    <w:bookmarkEnd w:id="23"/>
+    <w:p>
+      <w:pPr>
+        <w:pStyle w:val="Textkrper"/>
+      </w:pPr>
+      <w:r>
+        <w:t xml:space="preserve">La formulation employée dans le présent document pour désigner les personnes est neutre en termes de genre. Elle repose sur le guide de la Chancellerie fédérale. On recourt, selon la situation, à des doublets intégraux (citoyens et citoyennes), à des formes abstraites en termes de genre (personne assurée), à des formes neutres du point de vue du genre (les assurés) ou à des périphrases dépourvues de référence à la personne. L’utilisation du masculin générique (citoyens) n’est plus admise. Les formes intégrales sont employées dans les textes continus, autrement dit les textes constitués de phrases rédigées. Les formes abrégées sont acceptées dans les passages de texte concis, les tableaux par exemple. On utilise alors la forme courte avec barre oblique, toutefois sans tiret (référent/e). Les points médians et autres caractères similaires sont proscrits.</w:t>
+      </w:r>
+    </w:p>
+    <w:p>
+      <w:r>
+        <w:br w:type="page"/>
+      </w:r>
+    </w:p>
+    <w:bookmarkStart w:id="29" w:name="introduction"/>
+    <w:p>
+      <w:pPr>
         <w:pStyle w:val="berschrift1"/>
       </w:pPr>
       <w:r>
-        <w:t xml:space="preserve">Résumé</w:t>
+        <w:t xml:space="preserve">Introduction</w:t>
+      </w:r>
+    </w:p>
+    <w:bookmarkStart w:id="24" w:name="statut"/>
+    <w:p>
+      <w:pPr>
+        <w:pStyle w:val="berschrift2"/>
+      </w:pPr>
+      <w:r>
+        <w:t xml:space="preserve">Statut</w:t>
       </w:r>
     </w:p>
     <w:p>
@@ -470,71 +566,17 @@
         <w:pStyle w:val="FirstParagraph"/>
       </w:pPr>
       <w:r>
-        <w:t xml:space="preserve">La norme eCH-0294 « Acteurs politiques : personnes, groupes et organes » définit un modèle de données uniforme pour la publication structurée des acteurs politiques en Suisse. Il englobe les personnes physiques, les groupes et organes politiques, les affiliations entre personnes et groupes ainsi que les liens d’intérêts. L’objectif est de mettre à disposition, par-delà les niveaux fédéraux, des informations comparables, lisibles par machine et réutilisables, afin d’améliorer la transparence, la traçabilité et la capacité d’analyse des processus politiques.</w:t>
+        <w:t xml:space="preserve">Proposition</w:t>
       </w:r>
     </w:p>
-    <w:p>
-      <w:pPr>
-        <w:pStyle w:val="Textkrper"/>
-      </w:pPr>
-      <w:r>
-        <w:t xml:space="preserve">La norme s’adresse aux organismes publics de tous les niveaux étatiques, aux acteurs politiques, aux médias, à la recherche et au public, et crée une base pour des systèmes d’information politiques interopérables en Suisse.</w:t>
-      </w:r>
-    </w:p>
-    <w:p>
-      <w:r>
-        <w:br w:type="page"/>
-      </w:r>
-    </w:p>
-    <w:bookmarkEnd w:id="21"/>
-    <w:bookmarkStart w:id="22" w:name="table-des-matières"/>
-    <w:p>
-      <w:pPr>
-        <w:pStyle w:val="berschrift1"/>
-      </w:pPr>
-      <w:r>
-        <w:t xml:space="preserve">Table des matières</w:t>
-      </w:r>
-    </w:p>
-    <w:p>
-      <w:r>
-        <w:fldChar w:fldCharType="begin" w:dirty="true"/>
-      </w:r>
-      <w:r>
-        <w:instrText xml:space="preserve"> TOC \o "1-2" \h \z \u </w:instrText>
-      </w:r>
-      <w:r>
-        <w:fldChar w:fldCharType="separate"/>
-      </w:r>
-      <w:r>
-        <w:t>Clic droit &gt; « Mettre à jour les champs » pour générer la table des matières.</w:t>
-      </w:r>
-      <w:r>
-        <w:fldChar w:fldCharType="end"/>
-      </w:r>
-    </w:p>
-    <w:p>
-      <w:r>
-        <w:br w:type="page"/>
-      </w:r>
-    </w:p>
-    <w:bookmarkEnd w:id="22"/>
-    <w:bookmarkStart w:id="26" w:name="introduction"/>
-    <w:p>
-      <w:pPr>
-        <w:pStyle w:val="berschrift1"/>
-      </w:pPr>
-      <w:r>
-        <w:t xml:space="preserve">Introduction</w:t>
-      </w:r>
-    </w:p>
-    <w:bookmarkStart w:id="23" w:name="la-famille-de-normes-affaires-politiques"/>
+    <w:bookmarkEnd w:id="24"/>
+    <w:bookmarkStart w:id="25" w:name="champ-dapplication"/>
     <w:p>
       <w:pPr>
         <w:pStyle w:val="berschrift2"/>
       </w:pPr>
       <w:r>
-        <w:t xml:space="preserve">La famille de normes « Affaires politiques »</w:t>
+        <w:t xml:space="preserve">Champ d’application</w:t>
       </w:r>
     </w:p>
     <w:p>
@@ -542,15 +584,7 @@
         <w:pStyle w:val="FirstParagraph"/>
       </w:pPr>
       <w:r>
-        <w:t xml:space="preserve">La vie politique de la Suisse se déroule aux niveaux fédéral, cantonal et communal – dans les parlements et les assemblées communales, dans les exécutifs et les administrations, dans les procédures de consultation et les consultations publiques, ainsi qu’à travers la participation démocratique directe des personnes ayant le droit de vote. Le groupe spécialisé « Affaires politiques » de l’association eCH développe à cet effet une famille de normes coordonnées entre elles, qui structurent ces données par-delà les niveaux fédéraux. Les normes utilisent des éléments de données communs (eCH-0292) et se référencent mutuellement au moyen d’identifiants univoques.</w:t>
-      </w:r>
-    </w:p>
-    <w:p>
-      <w:pPr>
-        <w:pStyle w:val="Textkrper"/>
-      </w:pPr>
-      <w:r>
-        <w:t xml:space="preserve">La famille comprend :</w:t>
+        <w:t xml:space="preserve">La norme règle la publication de données sur les actrices et acteurs politiques par les services qui les tiennent déjà aujourd’hui : services parlementaires, chancelleries d’État et administrations communales de tous les niveaux étatiques. Elle couvre en particulier les cas d’utilisation suivants :</w:t>
       </w:r>
     </w:p>
     <w:p>
@@ -562,17 +596,7 @@
         </w:numPr>
       </w:pPr>
       <w:r>
-        <w:rPr>
-          <w:b/>
-          <w:bCs/>
-        </w:rPr>
-        <w:t xml:space="preserve">eCH-0292 – Éléments de données communs (Meta) :</w:t>
-      </w:r>
-      <w:r>
-        <w:t xml:space="preserve"> </w:t>
-      </w:r>
-      <w:r>
-        <w:t xml:space="preserve">définit les éléments de données transversaux et les métaprocessus sur lesquels reposent les autres normes.</w:t>
+        <w:t xml:space="preserve">publication des membres des parlements, gouvernements et commissions avec leurs affiliations, fonctions et durées de mandat</w:t>
       </w:r>
     </w:p>
     <w:p>
@@ -584,17 +608,7 @@
         </w:numPr>
       </w:pPr>
       <w:r>
-        <w:rPr>
-          <w:b/>
-          <w:bCs/>
-        </w:rPr>
-        <w:t xml:space="preserve">eCH-0293 – Fonctionnement public des conseils (Operations) :</w:t>
-      </w:r>
-      <w:r>
-        <w:t xml:space="preserve"> </w:t>
-      </w:r>
-      <w:r>
-        <w:t xml:space="preserve">décrit le fonctionnement public des conseils – séances, points de l’ordre du jour, prises de parole ainsi que votes et élections.</w:t>
+        <w:t xml:space="preserve">publication des registres des liens d’intérêts des membres des parlements</w:t>
       </w:r>
     </w:p>
     <w:p>
@@ -606,17 +620,7 @@
         </w:numPr>
       </w:pPr>
       <w:r>
-        <w:rPr>
-          <w:b/>
-          <w:bCs/>
-        </w:rPr>
-        <w:t xml:space="preserve">eCH-0294 – Acteurs politiques (Actors) – la présente norme :</w:t>
-      </w:r>
-      <w:r>
-        <w:t xml:space="preserve"> </w:t>
-      </w:r>
-      <w:r>
-        <w:t xml:space="preserve">définit les personnes, groupes et organes dans le contexte politique ainsi que leurs affiliations et liens d’intérêts. Les autres normes référencent ces acteurs au moyen de leurs identifiants.</w:t>
+        <w:t xml:space="preserve">référencement des personnes, groupes et organes depuis les autres normes de la famille « Affaires politiques », par exemple pour les interventions et les votes dans le fonctionnement des conseils (eCH-0293) ou pour les auteurs des objets parlementaires (eCH-0295)</w:t>
       </w:r>
     </w:p>
     <w:p>
@@ -628,61 +632,17 @@
         </w:numPr>
       </w:pPr>
       <w:r>
-        <w:rPr>
-          <w:b/>
-          <w:bCs/>
-        </w:rPr>
-        <w:t xml:space="preserve">eCH-0295 – Affaires parlementaires (Affairs) :</w:t>
-      </w:r>
-      <w:r>
-        <w:t xml:space="preserve"> </w:t>
-      </w:r>
-      <w:r>
-        <w:t xml:space="preserve">décrit le cycle de vie des affaires politiques.</w:t>
+        <w:t xml:space="preserve">réutilisation de ces données par les médias, la recherche et le public, de manière comparable entre les niveaux étatiques</w:t>
       </w:r>
     </w:p>
+    <w:bookmarkEnd w:id="25"/>
+    <w:bookmarkStart w:id="26" w:name="la-famille-de-normes-affaires-politiques"/>
     <w:p>
       <w:pPr>
-        <w:pStyle w:val="Compact"/>
-        <w:numPr>
-          <w:ilvl w:val="0"/>
-          <w:numId w:val="1001"/>
-        </w:numPr>
+        <w:pStyle w:val="berschrift2"/>
       </w:pPr>
       <w:r>
-        <w:rPr>
-          <w:b/>
-          <w:bCs/>
-        </w:rPr>
-        <w:t xml:space="preserve">eCH-0296 – Actes législatifs et textes de loi (Laws) :</w:t>
-      </w:r>
-      <w:r>
-        <w:t xml:space="preserve"> </w:t>
-      </w:r>
-      <w:r>
-        <w:t xml:space="preserve">consigne les résultats du processus parlementaire – les lois et actes législatifs adoptés.</w:t>
-      </w:r>
-    </w:p>
-    <w:p>
-      <w:pPr>
-        <w:pStyle w:val="Compact"/>
-        <w:numPr>
-          <w:ilvl w:val="0"/>
-          <w:numId w:val="1001"/>
-        </w:numPr>
-      </w:pPr>
-      <w:r>
-        <w:rPr>
-          <w:b/>
-          <w:bCs/>
-        </w:rPr>
-        <w:t xml:space="preserve">eCH-0297 – Consultations publiques (Consultations) :</w:t>
-      </w:r>
-      <w:r>
-        <w:t xml:space="preserve"> </w:t>
-      </w:r>
-      <w:r>
-        <w:t xml:space="preserve">structure les procédures de consultation, qui constituent souvent le point de départ des affaires parlementaires.</w:t>
+        <w:t xml:space="preserve">La famille de normes « Affaires politiques »</w:t>
       </w:r>
     </w:p>
     <w:p>
@@ -690,25 +650,15 @@
         <w:pStyle w:val="FirstParagraph"/>
       </w:pPr>
       <w:r>
-        <w:t xml:space="preserve">L’objectif de cette famille de normes est de créer une structure utilisable en commun pour les données politiques et de mettre à la disposition des organisations qui publient des informations sur les affaires politiques un modèle de données robuste.</w:t>
-      </w:r>
-    </w:p>
-    <w:bookmarkEnd w:id="23"/>
-    <w:bookmarkStart w:id="24" w:name="Xd65ef0fb154293f8d6f092ed9659a1dfee3ce6b"/>
-    <w:p>
-      <w:pPr>
-        <w:pStyle w:val="berschrift2"/>
-      </w:pPr>
-      <w:r>
-        <w:t xml:space="preserve">Délimitation par rapport au groupe spécialisé « Droits politiques »</w:t>
+        <w:t xml:space="preserve">La vie politique de la Suisse se déroule aux niveaux fédéral, cantonal et communal – dans les parlements et les assemblées communales, dans les exécutifs et les administrations, dans les procédures de consultation et les consultations publiques, ainsi qu’à travers la participation démocratique directe des personnes ayant le droit de vote. Le groupe spécialisé « Affaires politiques » de l’association eCH développe à cet effet une famille de normes coordonnées entre elles, qui structurent ces données par-delà les niveaux fédéraux. Les normes utilisent des éléments de données communs (eCH-0292) et se référencent mutuellement au moyen d’identifiants univoques.</w:t>
       </w:r>
     </w:p>
     <w:p>
       <w:pPr>
-        <w:pStyle w:val="FirstParagraph"/>
+        <w:pStyle w:val="Textkrper"/>
       </w:pPr>
       <w:r>
-        <w:t xml:space="preserve">Outre le groupe spécialisé « Affaires politiques », l’association eCH compte le groupe spécialisé « Droits politiques ». Tous deux concernent le domaine politique, mais couvrent des domaines différents :</w:t>
+        <w:t xml:space="preserve">La famille comprend :</w:t>
       </w:r>
     </w:p>
     <w:p>
@@ -724,13 +674,13 @@
           <w:b/>
           <w:bCs/>
         </w:rPr>
-        <w:t xml:space="preserve">Affaires politiques</w:t>
-      </w:r>
-      <w:r>
-        <w:t xml:space="preserve"> </w:t>
-      </w:r>
-      <w:r>
-        <w:t xml:space="preserve">(la présente famille de normes) décrit le processus de formation de la volonté et de décision parlementaire et administratif : les acteurs (eCH-0294), le fonctionnement des conseils (eCH-0293), les affaires parlementaires (eCH-0295), les actes législatifs qui en découlent (eCH-0296) ainsi que les consultations en amont (eCH-0297).</w:t>
+        <w:t xml:space="preserve">eCH-0292 – Éléments de données communs (Meta) :</w:t>
+      </w:r>
+      <w:r>
+        <w:t xml:space="preserve"> </w:t>
+      </w:r>
+      <w:r>
+        <w:t xml:space="preserve">définit les éléments de données transversaux et les métaprocessus sur lesquels reposent les autres normes.</w:t>
       </w:r>
     </w:p>
     <w:p>
@@ -746,13 +696,101 @@
           <w:b/>
           <w:bCs/>
         </w:rPr>
-        <w:t xml:space="preserve">Droits politiques</w:t>
-      </w:r>
-      <w:r>
-        <w:t xml:space="preserve"> </w:t>
-      </w:r>
-      <w:r>
-        <w:t xml:space="preserve">traite de l’exercice des droits politiques par les personnes ayant le droit de vote : registres des électeurs et des candidats, déroulement des votations et élections populaires, vote électronique (eVoting), cartes de vote ainsi que résultats des votations et des élections (notamment eCH-0045, eCH-0110, eCH-0155, eCH-0157, eCH-0159, eCH-0222, eCH-0228, eCH-0252, eCH-0310).</w:t>
+        <w:t xml:space="preserve">eCH-0293 – Fonctionnement public des conseils (Operations) :</w:t>
+      </w:r>
+      <w:r>
+        <w:t xml:space="preserve"> </w:t>
+      </w:r>
+      <w:r>
+        <w:t xml:space="preserve">décrit le fonctionnement public des conseils – séances, points de l’ordre du jour, prises de parole ainsi que votes et élections.</w:t>
+      </w:r>
+    </w:p>
+    <w:p>
+      <w:pPr>
+        <w:pStyle w:val="Compact"/>
+        <w:numPr>
+          <w:ilvl w:val="0"/>
+          <w:numId w:val="1002"/>
+        </w:numPr>
+      </w:pPr>
+      <w:r>
+        <w:rPr>
+          <w:b/>
+          <w:bCs/>
+        </w:rPr>
+        <w:t xml:space="preserve">eCH-0294 – Acteurs politiques (Actors) – la présente norme :</w:t>
+      </w:r>
+      <w:r>
+        <w:t xml:space="preserve"> </w:t>
+      </w:r>
+      <w:r>
+        <w:t xml:space="preserve">définit les personnes, groupes et organes dans le contexte politique ainsi que leurs affiliations et liens d’intérêts. Les autres normes référencent ces acteurs au moyen de leurs identifiants.</w:t>
+      </w:r>
+    </w:p>
+    <w:p>
+      <w:pPr>
+        <w:pStyle w:val="Compact"/>
+        <w:numPr>
+          <w:ilvl w:val="0"/>
+          <w:numId w:val="1002"/>
+        </w:numPr>
+      </w:pPr>
+      <w:r>
+        <w:rPr>
+          <w:b/>
+          <w:bCs/>
+        </w:rPr>
+        <w:t xml:space="preserve">eCH-0295 – Affaires parlementaires (Affairs) :</w:t>
+      </w:r>
+      <w:r>
+        <w:t xml:space="preserve"> </w:t>
+      </w:r>
+      <w:r>
+        <w:t xml:space="preserve">décrit le cycle de vie des affaires politiques.</w:t>
+      </w:r>
+    </w:p>
+    <w:p>
+      <w:pPr>
+        <w:pStyle w:val="Compact"/>
+        <w:numPr>
+          <w:ilvl w:val="0"/>
+          <w:numId w:val="1002"/>
+        </w:numPr>
+      </w:pPr>
+      <w:r>
+        <w:rPr>
+          <w:b/>
+          <w:bCs/>
+        </w:rPr>
+        <w:t xml:space="preserve">eCH-0296 – Actes législatifs et textes de loi (Laws) :</w:t>
+      </w:r>
+      <w:r>
+        <w:t xml:space="preserve"> </w:t>
+      </w:r>
+      <w:r>
+        <w:t xml:space="preserve">consigne les résultats du processus parlementaire – les lois et actes législatifs adoptés.</w:t>
+      </w:r>
+    </w:p>
+    <w:p>
+      <w:pPr>
+        <w:pStyle w:val="Compact"/>
+        <w:numPr>
+          <w:ilvl w:val="0"/>
+          <w:numId w:val="1002"/>
+        </w:numPr>
+      </w:pPr>
+      <w:r>
+        <w:rPr>
+          <w:b/>
+          <w:bCs/>
+        </w:rPr>
+        <w:t xml:space="preserve">eCH-0297 – Consultations publiques (Consultations) :</w:t>
+      </w:r>
+      <w:r>
+        <w:t xml:space="preserve"> </w:t>
+      </w:r>
+      <w:r>
+        <w:t xml:space="preserve">structure les procédures de consultation, qui constituent souvent le point de départ des affaires parlementaires.</w:t>
       </w:r>
     </w:p>
     <w:p>
@@ -760,7 +798,25 @@
         <w:pStyle w:val="FirstParagraph"/>
       </w:pPr>
       <w:r>
-        <w:t xml:space="preserve">Des points de contact existent à deux endroits :</w:t>
+        <w:t xml:space="preserve">L’objectif de cette famille de normes est de créer une structure utilisable en commun pour les données politiques et de mettre à la disposition des organisations qui publient des informations sur les affaires politiques un modèle de données robuste.</w:t>
+      </w:r>
+    </w:p>
+    <w:bookmarkEnd w:id="26"/>
+    <w:bookmarkStart w:id="27" w:name="Xd65ef0fb154293f8d6f092ed9659a1dfee3ce6b"/>
+    <w:p>
+      <w:pPr>
+        <w:pStyle w:val="berschrift2"/>
+      </w:pPr>
+      <w:r>
+        <w:t xml:space="preserve">Délimitation par rapport au groupe spécialisé « Droits politiques »</w:t>
+      </w:r>
+    </w:p>
+    <w:p>
+      <w:pPr>
+        <w:pStyle w:val="FirstParagraph"/>
+      </w:pPr>
+      <w:r>
+        <w:t xml:space="preserve">Outre le groupe spécialisé « Affaires politiques », l’association eCH compte le groupe spécialisé « Droits politiques ». Tous deux concernent le domaine politique, mais couvrent des domaines différents :</w:t>
       </w:r>
     </w:p>
     <w:p>
@@ -776,29 +832,13 @@
           <w:b/>
           <w:bCs/>
         </w:rPr>
-        <w:t xml:space="preserve">Votes et élections :</w:t>
-      </w:r>
-      <w:r>
-        <w:t xml:space="preserve"> </w:t>
-      </w:r>
-      <w:r>
-        <w:t xml:space="preserve">eCH-0293 consigne les votes et élections</w:t>
-      </w:r>
-      <w:r>
-        <w:t xml:space="preserve"> </w:t>
-      </w:r>
-      <w:r>
-        <w:rPr>
-          <w:b/>
-          <w:bCs/>
-        </w:rPr>
-        <w:t xml:space="preserve">au sein du fonctionnement des conseils</w:t>
-      </w:r>
-      <w:r>
-        <w:t xml:space="preserve"> </w:t>
-      </w:r>
-      <w:r>
-        <w:t xml:space="preserve">(p. ex. les votes nominaux au parlement ou l’élection des membres des autorités par le conseil), tandis que les votations et élections populaires ainsi que les registres, le déroulement et les résultats correspondants sont couverts par le groupe spécialisé « Droits politiques ».</w:t>
+        <w:t xml:space="preserve">Affaires politiques</w:t>
+      </w:r>
+      <w:r>
+        <w:t xml:space="preserve"> </w:t>
+      </w:r>
+      <w:r>
+        <w:t xml:space="preserve">(la présente famille de normes) décrit le processus de formation de la volonté et de décision parlementaire et administratif : les acteurs (eCH-0294), le fonctionnement des conseils (eCH-0293), les affaires parlementaires (eCH-0295), les actes législatifs qui en découlent (eCH-0296) ainsi que les consultations en amont (eCH-0297).</w:t>
       </w:r>
     </w:p>
     <w:p>
@@ -814,23 +854,13 @@
           <w:b/>
           <w:bCs/>
         </w:rPr>
-        <w:t xml:space="preserve">Personnes élues :</w:t>
-      </w:r>
-      <w:r>
-        <w:t xml:space="preserve"> </w:t>
-      </w:r>
-      <w:r>
-        <w:t xml:space="preserve">dans les résultats électoraux du groupe spécialisé « Droits politiques » figurent les candidats et les personnes élues. Dès qu’une personne exerce un mandat, elle est répertoriée dans eCH-0294 en tant qu’actrice ou acteur politique, avec ses rôles et ses affiliations.</w:t>
-      </w:r>
-    </w:p>
-    <w:bookmarkEnd w:id="24"/>
-    <w:bookmarkStart w:id="25" w:name="X94468e17c4e898be9ed1ef4c935e9da34d3247a"/>
-    <w:p>
-      <w:pPr>
-        <w:pStyle w:val="berschrift2"/>
-      </w:pPr>
-      <w:r>
-        <w:t xml:space="preserve">La norme eCH-0294 – Acteurs politiques : personnes, groupes et organes</w:t>
+        <w:t xml:space="preserve">Droits politiques</w:t>
+      </w:r>
+      <w:r>
+        <w:t xml:space="preserve"> </w:t>
+      </w:r>
+      <w:r>
+        <w:t xml:space="preserve">traite de l’exercice des droits politiques par les personnes ayant le droit de vote : registres des électeurs et des candidats, déroulement des votations et élections populaires, vote électronique (eVoting), cartes de vote ainsi que résultats des votations et des élections (notamment eCH-0045, eCH-0110, eCH-0155, eCH-0157, eCH-0159, eCH-0222, eCH-0228, eCH-0252, eCH-0310).</w:t>
       </w:r>
     </w:p>
     <w:p>
@@ -838,7 +868,7 @@
         <w:pStyle w:val="FirstParagraph"/>
       </w:pPr>
       <w:r>
-        <w:t xml:space="preserve">La présente norme définit quatre classes principales :</w:t>
+        <w:t xml:space="preserve">Des points de contact existent à deux endroits :</w:t>
       </w:r>
     </w:p>
     <w:p>
@@ -854,13 +884,29 @@
           <w:b/>
           <w:bCs/>
         </w:rPr>
-        <w:t xml:space="preserve">Person</w:t>
-      </w:r>
-      <w:r>
-        <w:t xml:space="preserve"> </w:t>
-      </w:r>
-      <w:r>
-        <w:t xml:space="preserve">– Personnes physiques dans le contexte politique</w:t>
+        <w:t xml:space="preserve">Votes et élections :</w:t>
+      </w:r>
+      <w:r>
+        <w:t xml:space="preserve"> </w:t>
+      </w:r>
+      <w:r>
+        <w:t xml:space="preserve">eCH-0293 consigne les votes et élections</w:t>
+      </w:r>
+      <w:r>
+        <w:t xml:space="preserve"> </w:t>
+      </w:r>
+      <w:r>
+        <w:rPr>
+          <w:b/>
+          <w:bCs/>
+        </w:rPr>
+        <w:t xml:space="preserve">au sein du fonctionnement des conseils</w:t>
+      </w:r>
+      <w:r>
+        <w:t xml:space="preserve"> </w:t>
+      </w:r>
+      <w:r>
+        <w:t xml:space="preserve">(p. ex. les votes nominaux au parlement ou l’élection des membres des autorités par le conseil), tandis que les votations et élections populaires ainsi que les registres, le déroulement et les résultats correspondants sont couverts par le groupe spécialisé « Droits politiques ».</w:t>
       </w:r>
     </w:p>
     <w:p>
@@ -876,57 +922,23 @@
           <w:b/>
           <w:bCs/>
         </w:rPr>
-        <w:t xml:space="preserve">Group</w:t>
-      </w:r>
-      <w:r>
-        <w:t xml:space="preserve"> </w:t>
-      </w:r>
-      <w:r>
-        <w:t xml:space="preserve">– Organes, partis, groupes parlementaires, conseils, commissions, organisations, etc.</w:t>
+        <w:t xml:space="preserve">Personnes élues :</w:t>
+      </w:r>
+      <w:r>
+        <w:t xml:space="preserve"> </w:t>
+      </w:r>
+      <w:r>
+        <w:t xml:space="preserve">dans les résultats électoraux du groupe spécialisé « Droits politiques » figurent les candidats et les personnes élues. Dès qu’une personne exerce un mandat, elle est répertoriée dans eCH-0294 en tant qu’actrice ou acteur politique, avec ses rôles et ses affiliations.</w:t>
       </w:r>
     </w:p>
+    <w:bookmarkEnd w:id="27"/>
+    <w:bookmarkStart w:id="28" w:name="X94468e17c4e898be9ed1ef4c935e9da34d3247a"/>
     <w:p>
       <w:pPr>
-        <w:pStyle w:val="Compact"/>
-        <w:numPr>
-          <w:ilvl w:val="0"/>
-          <w:numId w:val="1004"/>
-        </w:numPr>
+        <w:pStyle w:val="berschrift2"/>
       </w:pPr>
       <w:r>
-        <w:rPr>
-          <w:b/>
-          <w:bCs/>
-        </w:rPr>
-        <w:t xml:space="preserve">Membership</w:t>
-      </w:r>
-      <w:r>
-        <w:t xml:space="preserve"> </w:t>
-      </w:r>
-      <w:r>
-        <w:t xml:space="preserve">– Lien entre personnes et groupes</w:t>
-      </w:r>
-    </w:p>
-    <w:p>
-      <w:pPr>
-        <w:pStyle w:val="Compact"/>
-        <w:numPr>
-          <w:ilvl w:val="0"/>
-          <w:numId w:val="1004"/>
-        </w:numPr>
-      </w:pPr>
-      <w:r>
-        <w:rPr>
-          <w:b/>
-          <w:bCs/>
-        </w:rPr>
-        <w:t xml:space="preserve">InterestLink</w:t>
-      </w:r>
-      <w:r>
-        <w:t xml:space="preserve"> </w:t>
-      </w:r>
-      <w:r>
-        <w:t xml:space="preserve">– Liens d’intérêts des personnes</w:t>
+        <w:t xml:space="preserve">La norme eCH-0294 – Acteurs politiques : personnes, groupes et organes</w:t>
       </w:r>
     </w:p>
     <w:p>
@@ -934,83 +946,7 @@
         <w:pStyle w:val="FirstParagraph"/>
       </w:pPr>
       <w:r>
-        <w:rPr>
-          <w:rStyle w:val="VerbatimChar"/>
-        </w:rPr>
-        <w:t xml:space="preserve">Membership</w:t>
-      </w:r>
-      <w:r>
-        <w:t xml:space="preserve"> </w:t>
-      </w:r>
-      <w:r>
-        <w:t xml:space="preserve">est l’élément de liaison central entre</w:t>
-      </w:r>
-      <w:r>
-        <w:t xml:space="preserve"> </w:t>
-      </w:r>
-      <w:r>
-        <w:rPr>
-          <w:rStyle w:val="VerbatimChar"/>
-        </w:rPr>
-        <w:t xml:space="preserve">Person</w:t>
-      </w:r>
-      <w:r>
-        <w:t xml:space="preserve"> </w:t>
-      </w:r>
-      <w:r>
-        <w:t xml:space="preserve">et</w:t>
-      </w:r>
-      <w:r>
-        <w:t xml:space="preserve"> </w:t>
-      </w:r>
-      <w:r>
-        <w:rPr>
-          <w:rStyle w:val="VerbatimChar"/>
-        </w:rPr>
-        <w:t xml:space="preserve">Group</w:t>
-      </w:r>
-      <w:r>
-        <w:t xml:space="preserve"> </w:t>
-      </w:r>
-      <w:r>
-        <w:t xml:space="preserve">et consigne dans quel parlement, dans quelle commission, etc. une personne est ou a été active.</w:t>
-      </w:r>
-      <w:r>
-        <w:t xml:space="preserve"> </w:t>
-      </w:r>
-      <w:r>
-        <w:rPr>
-          <w:rStyle w:val="VerbatimChar"/>
-        </w:rPr>
-        <w:t xml:space="preserve">InterestLink</w:t>
-      </w:r>
-      <w:r>
-        <w:t xml:space="preserve"> </w:t>
-      </w:r>
-      <w:r>
-        <w:t xml:space="preserve">permet de décrire les liens d’intérêts.</w:t>
-      </w:r>
-      <w:r>
-        <w:t xml:space="preserve"> </w:t>
-      </w:r>
-    </w:p>
-    <w:bookmarkEnd w:id="25"/>
-    <w:bookmarkEnd w:id="26"/>
-    <w:bookmarkStart w:id="136" w:name="person"/>
-    <w:p>
-      <w:pPr>
-        <w:pStyle w:val="berschrift1"/>
-      </w:pPr>
-      <w:r>
-        <w:t xml:space="preserve">Person</w:t>
-      </w:r>
-    </w:p>
-    <w:p>
-      <w:pPr>
-        <w:pStyle w:val="FirstParagraph"/>
-      </w:pPr>
-      <w:r>
-        <w:t xml:space="preserve">Le schéma Person décrit les personnes physiques dans le contexte politique.</w:t>
+        <w:t xml:space="preserve">La présente norme définit quatre classes principales :</w:t>
       </w:r>
     </w:p>
     <w:p>
@@ -1026,73 +962,13 @@
           <w:b/>
           <w:bCs/>
         </w:rPr>
-        <w:t xml:space="preserve">Personne stable, caractéristiques valables dans le temps :</w:t>
-      </w:r>
-      <w:r>
-        <w:t xml:space="preserve"> </w:t>
-      </w:r>
-      <w:r>
-        <w:t xml:space="preserve">la</w:t>
-      </w:r>
-      <w:r>
-        <w:t xml:space="preserve"> </w:t>
-      </w:r>
-      <w:r>
-        <w:rPr>
-          <w:rStyle w:val="VerbatimChar"/>
-        </w:rPr>
         <w:t xml:space="preserve">Person</w:t>
       </w:r>
       <w:r>
         <w:t xml:space="preserve"> </w:t>
       </w:r>
       <w:r>
-        <w:t xml:space="preserve">elle-même ne porte aucune validité temporelle, contrairement à ses caractéristiques – nom, nationalité, sexe, profession et formation portent chacune leurs propres</w:t>
-      </w:r>
-      <w:r>
-        <w:t xml:space="preserve"> </w:t>
-      </w:r>
-      <w:r>
-        <w:rPr>
-          <w:rStyle w:val="VerbatimChar"/>
-        </w:rPr>
-        <w:t xml:space="preserve">valid_from</w:t>
-      </w:r>
-      <w:r>
-        <w:t xml:space="preserve">/</w:t>
-      </w:r>
-      <w:r>
-        <w:rPr>
-          <w:rStyle w:val="VerbatimChar"/>
-        </w:rPr>
-        <w:t xml:space="preserve">valid_through</w:t>
-      </w:r>
-      <w:r>
-        <w:t xml:space="preserve">. Ainsi, l’identité de la personne reste stable, tandis que certaines indications changent au fil du temps et que l’historique est conservé (p. ex. changement de nom lors d’un mariage). La circonscription électorale, en revanche, n’est pas une caractéristique de la personne : elle est rattachée à la</w:t>
-      </w:r>
-      <w:r>
-        <w:t xml:space="preserve"> </w:t>
-      </w:r>
-      <w:r>
-        <w:rPr>
-          <w:rStyle w:val="VerbatimChar"/>
-        </w:rPr>
-        <w:t xml:space="preserve">Membership</w:t>
-      </w:r>
-      <w:r>
-        <w:t xml:space="preserve"> </w:t>
-      </w:r>
-      <w:r>
-        <w:t xml:space="preserve">(</w:t>
-      </w:r>
-      <w:r>
-        <w:rPr>
-          <w:rStyle w:val="VerbatimChar"/>
-        </w:rPr>
-        <w:t xml:space="preserve">electoral_district</w:t>
-      </w:r>
-      <w:r>
-        <w:t xml:space="preserve">) et hérite de la validité temporelle de celle-ci – un changement de circonscription se traduit donc par l’affiliation correspondante.</w:t>
+        <w:t xml:space="preserve">– Personnes physiques dans le contexte politique</w:t>
       </w:r>
     </w:p>
     <w:p>
@@ -1108,73 +984,13 @@
           <w:b/>
           <w:bCs/>
         </w:rPr>
-        <w:t xml:space="preserve">Nom d’affichage (</w:t>
-      </w:r>
-      <w:r>
-        <w:rPr>
-          <w:rStyle w:val="VerbatimChar"/>
-          <w:b/>
-          <w:bCs/>
-        </w:rPr>
-        <w:t xml:space="preserve">label</w:t>
-      </w:r>
-      <w:r>
-        <w:rPr>
-          <w:b/>
-          <w:bCs/>
-        </w:rPr>
-        <w:t xml:space="preserve">) obligatoire, structure de noms (</w:t>
-      </w:r>
-      <w:r>
-        <w:rPr>
-          <w:rStyle w:val="VerbatimChar"/>
-          <w:b/>
-          <w:bCs/>
-        </w:rPr>
-        <w:t xml:space="preserve">names</w:t>
-      </w:r>
-      <w:r>
-        <w:rPr>
-          <w:b/>
-          <w:bCs/>
-        </w:rPr>
-        <w:t xml:space="preserve">) facultative :</w:t>
-      </w:r>
-      <w:r>
-        <w:t xml:space="preserve"> </w:t>
-      </w:r>
-      <w:r>
-        <w:t xml:space="preserve">chaque personne possède un nom d’affichage court. Un nom est ainsi toujours disponible, même lorsque les indications sont incomplètes. Il est recommandé de combiner le nom officiel (</w:t>
-      </w:r>
-      <w:r>
-        <w:rPr>
-          <w:rStyle w:val="VerbatimChar"/>
-        </w:rPr>
-        <w:t xml:space="preserve">PersonOfficialName</w:t>
-      </w:r>
-      <w:r>
-        <w:t xml:space="preserve">) et le prénom usuel (</w:t>
-      </w:r>
-      <w:r>
-        <w:rPr>
-          <w:rStyle w:val="VerbatimChar"/>
-        </w:rPr>
-        <w:t xml:space="preserve">PersonCallFirstName</w:t>
-      </w:r>
-      <w:r>
-        <w:t xml:space="preserve">). Les titres académiques peuvent également être représentés au moyen de</w:t>
-      </w:r>
-      <w:r>
-        <w:t xml:space="preserve"> </w:t>
-      </w:r>
-      <w:r>
-        <w:rPr>
-          <w:rStyle w:val="VerbatimChar"/>
-        </w:rPr>
-        <w:t xml:space="preserve">label_long</w:t>
-      </w:r>
-      <w:r>
-        <w:t xml:space="preserve">.</w:t>
+        <w:t xml:space="preserve">Group</w:t>
+      </w:r>
+      <w:r>
+        <w:t xml:space="preserve"> </w:t>
+      </w:r>
+      <w:r>
+        <w:t xml:space="preserve">– Organes, partis, groupes parlementaires, conseils, commissions, organisations, etc.</w:t>
       </w:r>
     </w:p>
     <w:p>
@@ -1190,50 +1006,13 @@
           <w:b/>
           <w:bCs/>
         </w:rPr>
-        <w:t xml:space="preserve">Types de noms selon la systématique officielle :</w:t>
-      </w:r>
-      <w:r>
-        <w:t xml:space="preserve"> </w:t>
-      </w:r>
-      <w:r>
-        <w:t xml:space="preserve">les types de noms (</w:t>
-      </w:r>
-      <w:r>
-        <w:rPr>
-          <w:rStyle w:val="VerbatimChar"/>
-        </w:rPr>
-        <w:t xml:space="preserve">NameTypeEnum</w:t>
-      </w:r>
-      <w:r>
-        <w:t xml:space="preserve">) reprennent la systématique de l’harmonisation des registres (notamment nom officiel, nom d’origine, nom d’alliance, prénom usuel ainsi que des variantes pour les pièces d’identité étrangères). La référence est le</w:t>
-      </w:r>
-      <w:r>
-        <w:t xml:space="preserve"> </w:t>
-      </w:r>
-      <w:hyperlink ns1:id="rId27">
-        <w:r>
-          <w:rPr>
-            <w:rStyle w:val="Hyperlink"/>
-          </w:rPr>
-          <w:t xml:space="preserve">Catalogue officiel des caractères</w:t>
-        </w:r>
-      </w:hyperlink>
-      <w:r>
-        <w:t xml:space="preserve">, publié par l’Office fédéral de la statistique en vertu de l’art. 4 de la loi sur l’harmonisation de registres (LHR, RS 431.02) ; les numéros figurant dans les descriptions des valeurs (211–224) sont les numéros de caractères de ce catalogue. Le format d’échange correspondant est défini par la norme eCH</w:t>
-      </w:r>
-      <w:r>
-        <w:t xml:space="preserve"> </w:t>
-      </w:r>
-      <w:hyperlink ns1:id="rId28">
-        <w:r>
-          <w:rPr>
-            <w:rStyle w:val="Hyperlink"/>
-          </w:rPr>
-          <w:t xml:space="preserve">eCH-0011 Norme concernant les données concernant les personnes</w:t>
-        </w:r>
-      </w:hyperlink>
-      <w:r>
-        <w:t xml:space="preserve">, sur laquelle la présente norme s’appuie. Les noms sont ainsi compatibles avec les registres officiels des personnes et leur sémantique est claire.</w:t>
+        <w:t xml:space="preserve">Membership</w:t>
+      </w:r>
+      <w:r>
+        <w:t xml:space="preserve"> </w:t>
+      </w:r>
+      <w:r>
+        <w:t xml:space="preserve">– Lien entre personnes et groupes</w:t>
       </w:r>
     </w:p>
     <w:p>
@@ -1249,57 +1028,45 @@
           <w:b/>
           <w:bCs/>
         </w:rPr>
-        <w:t xml:space="preserve">Date de naissance à deux niveaux de précision (</w:t>
-      </w:r>
+        <w:t xml:space="preserve">InterestLink</w:t>
+      </w:r>
+      <w:r>
+        <w:t xml:space="preserve"> </w:t>
+      </w:r>
+      <w:r>
+        <w:t xml:space="preserve">– Liens d’intérêts des personnes</w:t>
+      </w:r>
+    </w:p>
+    <w:p>
+      <w:pPr>
+        <w:pStyle w:val="FirstParagraph"/>
+      </w:pPr>
       <w:r>
         <w:rPr>
           <w:rStyle w:val="VerbatimChar"/>
-          <w:b/>
-          <w:bCs/>
-        </w:rPr>
-        <w:t xml:space="preserve">birth_year</w:t>
-      </w:r>
-      <w:r>
-        <w:rPr>
-          <w:b/>
-          <w:bCs/>
-        </w:rPr>
-        <w:t xml:space="preserve"> </w:t>
-      </w:r>
-      <w:r>
-        <w:rPr>
-          <w:b/>
-          <w:bCs/>
-        </w:rPr>
-        <w:t xml:space="preserve">/</w:t>
-      </w:r>
-      <w:r>
-        <w:rPr>
-          <w:b/>
-          <w:bCs/>
-        </w:rPr>
+        </w:rPr>
+        <w:t xml:space="preserve">Membership</w:t>
+      </w:r>
+      <w:r>
+        <w:t xml:space="preserve"> </w:t>
+      </w:r>
+      <w:r>
+        <w:t xml:space="preserve">est l’élément de liaison central entre</w:t>
+      </w:r>
+      <w:r>
         <w:t xml:space="preserve"> </w:t>
       </w:r>
       <w:r>
         <w:rPr>
           <w:rStyle w:val="VerbatimChar"/>
-          <w:b/>
-          <w:bCs/>
-        </w:rPr>
-        <w:t xml:space="preserve">birth_date</w:t>
-      </w:r>
-      <w:r>
-        <w:rPr>
-          <w:b/>
-          <w:bCs/>
-        </w:rPr>
-        <w:t xml:space="preserve">) :</w:t>
-      </w:r>
-      <w:r>
-        <w:t xml:space="preserve"> </w:t>
-      </w:r>
-      <w:r>
-        <w:t xml:space="preserve">si la date de naissance exacte n’est pas disponible ou n’est pas destinée à la publication, seule l’année de naissance peut être indiquée. Si une</w:t>
+        </w:rPr>
+        <w:t xml:space="preserve">Person</w:t>
+      </w:r>
+      <w:r>
+        <w:t xml:space="preserve"> </w:t>
+      </w:r>
+      <w:r>
+        <w:t xml:space="preserve">et</w:t>
       </w:r>
       <w:r>
         <w:t xml:space="preserve"> </w:t>
@@ -1308,13 +1075,50 @@
         <w:rPr>
           <w:rStyle w:val="VerbatimChar"/>
         </w:rPr>
-        <w:t xml:space="preserve">birth_date</w:t>
-      </w:r>
-      <w:r>
-        <w:t xml:space="preserve"> </w:t>
-      </w:r>
-      <w:r>
-        <w:t xml:space="preserve">est disponible, elle prévaut.</w:t>
+        <w:t xml:space="preserve">Group</w:t>
+      </w:r>
+      <w:r>
+        <w:t xml:space="preserve"> </w:t>
+      </w:r>
+      <w:r>
+        <w:t xml:space="preserve">et consigne dans quel parlement, dans quelle commission, etc. une personne est ou a été active.</w:t>
+      </w:r>
+      <w:r>
+        <w:t xml:space="preserve"> </w:t>
+      </w:r>
+      <w:r>
+        <w:rPr>
+          <w:rStyle w:val="VerbatimChar"/>
+        </w:rPr>
+        <w:t xml:space="preserve">InterestLink</w:t>
+      </w:r>
+      <w:r>
+        <w:t xml:space="preserve"> </w:t>
+      </w:r>
+      <w:r>
+        <w:t xml:space="preserve">permet de décrire les liens d’intérêts.</w:t>
+      </w:r>
+      <w:r>
+        <w:t xml:space="preserve"> </w:t>
+      </w:r>
+    </w:p>
+    <w:bookmarkEnd w:id="28"/>
+    <w:bookmarkEnd w:id="29"/>
+    <w:bookmarkStart w:id="139" w:name="person"/>
+    <w:p>
+      <w:pPr>
+        <w:pStyle w:val="berschrift1"/>
+      </w:pPr>
+      <w:r>
+        <w:t xml:space="preserve">Person</w:t>
+      </w:r>
+    </w:p>
+    <w:p>
+      <w:pPr>
+        <w:pStyle w:val="FirstParagraph"/>
+      </w:pPr>
+      <w:r>
+        <w:t xml:space="preserve">Le schéma Person décrit les personnes physiques dans le contexte politique.</w:t>
       </w:r>
     </w:p>
     <w:p>
@@ -1322,7 +1126,7 @@
         <w:pStyle w:val="Compact"/>
         <w:numPr>
           <w:ilvl w:val="0"/>
-          <w:numId w:val="1005"/>
+          <w:numId w:val="1006"/>
         </w:numPr>
       </w:pPr>
       <w:r>
@@ -1330,13 +1134,73 @@
           <w:b/>
           <w:bCs/>
         </w:rPr>
-        <w:t xml:space="preserve">Valeurs multiples plutôt que valeurs uniques :</w:t>
-      </w:r>
-      <w:r>
-        <w:t xml:space="preserve"> </w:t>
-      </w:r>
-      <w:r>
-        <w:t xml:space="preserve">les noms, les nationalités et les indications de sexe sont modélisés sous forme de listes avec validité temporelle – par exemple pour les doubles nationalités, les changements de nom ou une indication de sexe évolutive.</w:t>
+        <w:t xml:space="preserve">Personne stable, caractéristiques valables dans le temps :</w:t>
+      </w:r>
+      <w:r>
+        <w:t xml:space="preserve"> </w:t>
+      </w:r>
+      <w:r>
+        <w:t xml:space="preserve">la</w:t>
+      </w:r>
+      <w:r>
+        <w:t xml:space="preserve"> </w:t>
+      </w:r>
+      <w:r>
+        <w:rPr>
+          <w:rStyle w:val="VerbatimChar"/>
+        </w:rPr>
+        <w:t xml:space="preserve">Person</w:t>
+      </w:r>
+      <w:r>
+        <w:t xml:space="preserve"> </w:t>
+      </w:r>
+      <w:r>
+        <w:t xml:space="preserve">elle-même ne porte aucune validité temporelle, contrairement à ses caractéristiques – nom, nationalité, sexe, profession et formation portent chacune leurs propres</w:t>
+      </w:r>
+      <w:r>
+        <w:t xml:space="preserve"> </w:t>
+      </w:r>
+      <w:r>
+        <w:rPr>
+          <w:rStyle w:val="VerbatimChar"/>
+        </w:rPr>
+        <w:t xml:space="preserve">valid_from</w:t>
+      </w:r>
+      <w:r>
+        <w:t xml:space="preserve">/</w:t>
+      </w:r>
+      <w:r>
+        <w:rPr>
+          <w:rStyle w:val="VerbatimChar"/>
+        </w:rPr>
+        <w:t xml:space="preserve">valid_through</w:t>
+      </w:r>
+      <w:r>
+        <w:t xml:space="preserve">. Ainsi, l’identité de la personne reste stable, tandis que certaines indications changent au fil du temps et que l’historique est conservé (p. ex. changement de nom lors d’un mariage). La circonscription électorale, en revanche, n’est pas une caractéristique de la personne : elle est rattachée à la</w:t>
+      </w:r>
+      <w:r>
+        <w:t xml:space="preserve"> </w:t>
+      </w:r>
+      <w:r>
+        <w:rPr>
+          <w:rStyle w:val="VerbatimChar"/>
+        </w:rPr>
+        <w:t xml:space="preserve">Membership</w:t>
+      </w:r>
+      <w:r>
+        <w:t xml:space="preserve"> </w:t>
+      </w:r>
+      <w:r>
+        <w:t xml:space="preserve">(</w:t>
+      </w:r>
+      <w:r>
+        <w:rPr>
+          <w:rStyle w:val="VerbatimChar"/>
+        </w:rPr>
+        <w:t xml:space="preserve">electoral_district</w:t>
+      </w:r>
+      <w:r>
+        <w:t xml:space="preserve">) et hérite de la validité temporelle de celle-ci – un changement de circonscription se traduit donc par l’affiliation correspondante.</w:t>
       </w:r>
     </w:p>
     <w:p>
@@ -1344,7 +1208,7 @@
         <w:pStyle w:val="Compact"/>
         <w:numPr>
           <w:ilvl w:val="0"/>
-          <w:numId w:val="1005"/>
+          <w:numId w:val="1006"/>
         </w:numPr>
       </w:pPr>
       <w:r>
@@ -1352,7 +1216,7 @@
           <w:b/>
           <w:bCs/>
         </w:rPr>
-        <w:t xml:space="preserve">Sexe : codes officiels et catégorie ouverte (</w:t>
+        <w:t xml:space="preserve">Nom d’affichage (</w:t>
       </w:r>
       <w:r>
         <w:rPr>
@@ -1360,56 +1224,53 @@
           <w:b/>
           <w:bCs/>
         </w:rPr>
-        <w:t xml:space="preserve">GenderCodeEnum</w:t>
+        <w:t xml:space="preserve">label</w:t>
       </w:r>
       <w:r>
         <w:rPr>
           <w:b/>
           <w:bCs/>
         </w:rPr>
-        <w:t xml:space="preserve">) :</w:t>
-      </w:r>
-      <w:r>
-        <w:t xml:space="preserve"> </w:t>
+        <w:t xml:space="preserve">) obligatoire, structure de noms (</w:t>
       </w:r>
       <w:r>
         <w:rPr>
           <w:rStyle w:val="VerbatimChar"/>
-        </w:rPr>
-        <w:t xml:space="preserve">male</w:t>
-      </w:r>
-      <w:r>
-        <w:t xml:space="preserve"> </w:t>
-      </w:r>
-      <w:r>
-        <w:t xml:space="preserve">et</w:t>
-      </w:r>
-      <w:r>
-        <w:t xml:space="preserve"> </w:t>
+          <w:b/>
+          <w:bCs/>
+        </w:rPr>
+        <w:t xml:space="preserve">names</w:t>
+      </w:r>
+      <w:r>
+        <w:rPr>
+          <w:b/>
+          <w:bCs/>
+        </w:rPr>
+        <w:t xml:space="preserve">) facultative :</w:t>
+      </w:r>
+      <w:r>
+        <w:t xml:space="preserve"> </w:t>
+      </w:r>
+      <w:r>
+        <w:t xml:space="preserve">chaque personne possède un nom d’affichage court. Un nom est ainsi toujours disponible, même lorsque les indications sont incomplètes. Il est recommandé de combiner le nom officiel (</w:t>
       </w:r>
       <w:r>
         <w:rPr>
           <w:rStyle w:val="VerbatimChar"/>
         </w:rPr>
-        <w:t xml:space="preserve">female</w:t>
-      </w:r>
-      <w:r>
-        <w:t xml:space="preserve"> </w:t>
-      </w:r>
-      <w:r>
-        <w:t xml:space="preserve">correspondent aux valeurs de l’harmonisation des registres et renvoient, au moyen de</w:t>
-      </w:r>
-      <w:r>
-        <w:t xml:space="preserve"> </w:t>
+        <w:t xml:space="preserve">PersonOfficialName</w:t>
+      </w:r>
+      <w:r>
+        <w:t xml:space="preserve">) et le prénom usuel (</w:t>
       </w:r>
       <w:r>
         <w:rPr>
           <w:rStyle w:val="VerbatimChar"/>
         </w:rPr>
-        <w:t xml:space="preserve">meaning</w:t>
-      </w:r>
-      <w:r>
-        <w:t xml:space="preserve">, aux concepts I14Y</w:t>
+        <w:t xml:space="preserve">PersonCallFirstName</w:t>
+      </w:r>
+      <w:r>
+        <w:t xml:space="preserve">). Les titres académiques peuvent également être représentés au moyen de</w:t>
       </w:r>
       <w:r>
         <w:t xml:space="preserve"> </w:t>
@@ -1418,52 +1279,10 @@
         <w:rPr>
           <w:rStyle w:val="VerbatimChar"/>
         </w:rPr>
-        <w:t xml:space="preserve">sex/1</w:t>
-      </w:r>
-      <w:r>
-        <w:t xml:space="preserve"> </w:t>
-      </w:r>
-      <w:r>
-        <w:t xml:space="preserve">et</w:t>
-      </w:r>
-      <w:r>
-        <w:t xml:space="preserve"> </w:t>
-      </w:r>
-      <w:r>
-        <w:rPr>
-          <w:rStyle w:val="VerbatimChar"/>
-        </w:rPr>
-        <w:t xml:space="preserve">sex/2</w:t>
-      </w:r>
-      <w:r>
-        <w:t xml:space="preserve">. Pour</w:t>
-      </w:r>
-      <w:r>
-        <w:t xml:space="preserve"> </w:t>
-      </w:r>
-      <w:r>
-        <w:rPr>
-          <w:rStyle w:val="VerbatimChar"/>
-        </w:rPr>
-        <w:t xml:space="preserve">non_binary</w:t>
-      </w:r>
-      <w:r>
-        <w:t xml:space="preserve">, il n’existe délibérément aucune correspondance : la liste de codes officielle ne connaît comme troisième valeur que « indéterminé », ce qui signifie autre chose qu’une indication positive au-delà du masculin et du féminin. Si le sexe n’est pas connu, aucune entrée n’est donc créée — une entrée absente et</w:t>
-      </w:r>
-      <w:r>
-        <w:t xml:space="preserve"> </w:t>
-      </w:r>
-      <w:r>
-        <w:rPr>
-          <w:rStyle w:val="VerbatimChar"/>
-        </w:rPr>
-        <w:t xml:space="preserve">non_binary</w:t>
-      </w:r>
-      <w:r>
-        <w:t xml:space="preserve"> </w:t>
-      </w:r>
-      <w:r>
-        <w:t xml:space="preserve">doivent être clairement distinguées.</w:t>
+        <w:t xml:space="preserve">label_long</w:t>
+      </w:r>
+      <w:r>
+        <w:t xml:space="preserve">.</w:t>
       </w:r>
     </w:p>
     <w:p>
@@ -1471,7 +1290,7 @@
         <w:pStyle w:val="Compact"/>
         <w:numPr>
           <w:ilvl w:val="0"/>
-          <w:numId w:val="1005"/>
+          <w:numId w:val="1006"/>
         </w:numPr>
       </w:pPr>
       <w:r>
@@ -1479,22 +1298,311 @@
           <w:b/>
           <w:bCs/>
         </w:rPr>
-        <w:t xml:space="preserve">Harmonisation par-delà les niveaux fédéraux (objectif à long terme) :</w:t>
-      </w:r>
-      <w:r>
-        <w:t xml:space="preserve"> </w:t>
-      </w:r>
-      <w:r>
-        <w:t xml:space="preserve">la mise en relation d’une même personne à travers les niveaux fédéraux constitue un objectif important à long terme. La constitution d’une base de données centralisée des personnes dépasse les possibilités du groupe spécialisé eCH. Comme une infrastructure ouverte et éprouvée existe déjà à cet effet,</w:t>
-      </w:r>
-      <w:r>
-        <w:t xml:space="preserve"> </w:t>
-      </w:r>
+        <w:t xml:space="preserve">Types de noms selon la systématique officielle :</w:t>
+      </w:r>
+      <w:r>
+        <w:t xml:space="preserve"> </w:t>
+      </w:r>
+      <w:r>
+        <w:t xml:space="preserve">les types de noms (</w:t>
+      </w:r>
+      <w:r>
+        <w:rPr>
+          <w:rStyle w:val="VerbatimChar"/>
+        </w:rPr>
+        <w:t xml:space="preserve">NameTypeEnum</w:t>
+      </w:r>
+      <w:r>
+        <w:t xml:space="preserve">) reprennent la systématique de l’harmonisation des registres (notamment nom officiel, nom d’origine, nom d’alliance, prénom usuel ainsi que des variantes pour les pièces d’identité étrangères). La référence est le</w:t>
+      </w:r>
+      <w:r>
+        <w:t xml:space="preserve"> </w:t>
+      </w:r>
+      <w:hyperlink ns1:id="rId30">
+        <w:r>
+          <w:rPr>
+            <w:rStyle w:val="Hyperlink"/>
+          </w:rPr>
+          <w:t xml:space="preserve">Catalogue officiel des caractères</w:t>
+        </w:r>
+      </w:hyperlink>
+      <w:r>
+        <w:t xml:space="preserve">, publié par l’Office fédéral de la statistique en vertu de l’art. 4 de la loi sur l’harmonisation de registres (LHR, RS 431.02) ; les numéros figurant dans les descriptions des valeurs (211–224) sont les numéros de caractères de ce catalogue. Le format d’échange correspondant est défini par la norme eCH</w:t>
+      </w:r>
+      <w:r>
+        <w:t xml:space="preserve"> </w:t>
+      </w:r>
+      <w:hyperlink ns1:id="rId31">
+        <w:r>
+          <w:rPr>
+            <w:rStyle w:val="Hyperlink"/>
+          </w:rPr>
+          <w:t xml:space="preserve">eCH-0011 Norme concernant les données concernant les personnes</w:t>
+        </w:r>
+      </w:hyperlink>
+      <w:r>
+        <w:t xml:space="preserve">, sur laquelle la présente norme s’appuie. Les noms sont ainsi compatibles avec les registres officiels des personnes et leur sémantique est claire.</w:t>
+      </w:r>
+    </w:p>
+    <w:p>
+      <w:pPr>
+        <w:pStyle w:val="Compact"/>
+        <w:numPr>
+          <w:ilvl w:val="0"/>
+          <w:numId w:val="1006"/>
+        </w:numPr>
+      </w:pPr>
       <w:r>
         <w:rPr>
           <w:b/>
           <w:bCs/>
         </w:rPr>
+        <w:t xml:space="preserve">Date de naissance à deux niveaux de précision (</w:t>
+      </w:r>
+      <w:r>
+        <w:rPr>
+          <w:rStyle w:val="VerbatimChar"/>
+          <w:b/>
+          <w:bCs/>
+        </w:rPr>
+        <w:t xml:space="preserve">birth_year</w:t>
+      </w:r>
+      <w:r>
+        <w:rPr>
+          <w:b/>
+          <w:bCs/>
+        </w:rPr>
+        <w:t xml:space="preserve"> </w:t>
+      </w:r>
+      <w:r>
+        <w:rPr>
+          <w:b/>
+          <w:bCs/>
+        </w:rPr>
+        <w:t xml:space="preserve">/</w:t>
+      </w:r>
+      <w:r>
+        <w:rPr>
+          <w:b/>
+          <w:bCs/>
+        </w:rPr>
+        <w:t xml:space="preserve"> </w:t>
+      </w:r>
+      <w:r>
+        <w:rPr>
+          <w:rStyle w:val="VerbatimChar"/>
+          <w:b/>
+          <w:bCs/>
+        </w:rPr>
+        <w:t xml:space="preserve">birth_date</w:t>
+      </w:r>
+      <w:r>
+        <w:rPr>
+          <w:b/>
+          <w:bCs/>
+        </w:rPr>
+        <w:t xml:space="preserve">) :</w:t>
+      </w:r>
+      <w:r>
+        <w:t xml:space="preserve"> </w:t>
+      </w:r>
+      <w:r>
+        <w:t xml:space="preserve">si la date de naissance exacte n’est pas disponible ou n’est pas destinée à la publication, seule l’année de naissance peut être indiquée. Si une</w:t>
+      </w:r>
+      <w:r>
+        <w:t xml:space="preserve"> </w:t>
+      </w:r>
+      <w:r>
+        <w:rPr>
+          <w:rStyle w:val="VerbatimChar"/>
+        </w:rPr>
+        <w:t xml:space="preserve">birth_date</w:t>
+      </w:r>
+      <w:r>
+        <w:t xml:space="preserve"> </w:t>
+      </w:r>
+      <w:r>
+        <w:t xml:space="preserve">est disponible, elle prévaut.</w:t>
+      </w:r>
+    </w:p>
+    <w:p>
+      <w:pPr>
+        <w:pStyle w:val="Compact"/>
+        <w:numPr>
+          <w:ilvl w:val="0"/>
+          <w:numId w:val="1006"/>
+        </w:numPr>
+      </w:pPr>
+      <w:r>
+        <w:rPr>
+          <w:b/>
+          <w:bCs/>
+        </w:rPr>
+        <w:t xml:space="preserve">Valeurs multiples plutôt que valeurs uniques :</w:t>
+      </w:r>
+      <w:r>
+        <w:t xml:space="preserve"> </w:t>
+      </w:r>
+      <w:r>
+        <w:t xml:space="preserve">les noms, les nationalités et les indications de sexe sont modélisés sous forme de listes avec validité temporelle – par exemple pour les doubles nationalités, les changements de nom ou une indication de sexe évolutive.</w:t>
+      </w:r>
+    </w:p>
+    <w:p>
+      <w:pPr>
+        <w:pStyle w:val="Compact"/>
+        <w:numPr>
+          <w:ilvl w:val="0"/>
+          <w:numId w:val="1006"/>
+        </w:numPr>
+      </w:pPr>
+      <w:r>
+        <w:rPr>
+          <w:b/>
+          <w:bCs/>
+        </w:rPr>
+        <w:t xml:space="preserve">Sexe : codes officiels et catégorie ouverte (</w:t>
+      </w:r>
+      <w:r>
+        <w:rPr>
+          <w:rStyle w:val="VerbatimChar"/>
+          <w:b/>
+          <w:bCs/>
+        </w:rPr>
+        <w:t xml:space="preserve">GenderCodeEnum</w:t>
+      </w:r>
+      <w:r>
+        <w:rPr>
+          <w:b/>
+          <w:bCs/>
+        </w:rPr>
+        <w:t xml:space="preserve">) :</w:t>
+      </w:r>
+      <w:r>
+        <w:t xml:space="preserve"> </w:t>
+      </w:r>
+      <w:r>
+        <w:rPr>
+          <w:rStyle w:val="VerbatimChar"/>
+        </w:rPr>
+        <w:t xml:space="preserve">male</w:t>
+      </w:r>
+      <w:r>
+        <w:t xml:space="preserve"> </w:t>
+      </w:r>
+      <w:r>
+        <w:t xml:space="preserve">et</w:t>
+      </w:r>
+      <w:r>
+        <w:t xml:space="preserve"> </w:t>
+      </w:r>
+      <w:r>
+        <w:rPr>
+          <w:rStyle w:val="VerbatimChar"/>
+        </w:rPr>
+        <w:t xml:space="preserve">female</w:t>
+      </w:r>
+      <w:r>
+        <w:t xml:space="preserve"> </w:t>
+      </w:r>
+      <w:r>
+        <w:t xml:space="preserve">correspondent aux valeurs de l’harmonisation des registres et renvoient, au moyen de</w:t>
+      </w:r>
+      <w:r>
+        <w:t xml:space="preserve"> </w:t>
+      </w:r>
+      <w:r>
+        <w:rPr>
+          <w:rStyle w:val="VerbatimChar"/>
+        </w:rPr>
+        <w:t xml:space="preserve">meaning</w:t>
+      </w:r>
+      <w:r>
+        <w:t xml:space="preserve">, aux concepts I14Y</w:t>
+      </w:r>
+      <w:r>
+        <w:t xml:space="preserve"> </w:t>
+      </w:r>
+      <w:r>
+        <w:rPr>
+          <w:rStyle w:val="VerbatimChar"/>
+        </w:rPr>
+        <w:t xml:space="preserve">sex/1</w:t>
+      </w:r>
+      <w:r>
+        <w:t xml:space="preserve"> </w:t>
+      </w:r>
+      <w:r>
+        <w:t xml:space="preserve">et</w:t>
+      </w:r>
+      <w:r>
+        <w:t xml:space="preserve"> </w:t>
+      </w:r>
+      <w:r>
+        <w:rPr>
+          <w:rStyle w:val="VerbatimChar"/>
+        </w:rPr>
+        <w:t xml:space="preserve">sex/2</w:t>
+      </w:r>
+      <w:r>
+        <w:t xml:space="preserve">. Pour</w:t>
+      </w:r>
+      <w:r>
+        <w:t xml:space="preserve"> </w:t>
+      </w:r>
+      <w:r>
+        <w:rPr>
+          <w:rStyle w:val="VerbatimChar"/>
+        </w:rPr>
+        <w:t xml:space="preserve">non_binary</w:t>
+      </w:r>
+      <w:r>
+        <w:t xml:space="preserve">, il n’existe délibérément aucune correspondance : la liste de codes officielle ne connaît comme troisième valeur que « indéterminé », ce qui signifie autre chose qu’une indication positive au-delà du masculin et du féminin. Si le sexe n’est pas connu, aucune entrée n’est donc créée — une entrée absente et</w:t>
+      </w:r>
+      <w:r>
+        <w:t xml:space="preserve"> </w:t>
+      </w:r>
+      <w:r>
+        <w:rPr>
+          <w:rStyle w:val="VerbatimChar"/>
+        </w:rPr>
+        <w:t xml:space="preserve">non_binary</w:t>
+      </w:r>
+      <w:r>
+        <w:t xml:space="preserve"> </w:t>
+      </w:r>
+      <w:r>
+        <w:t xml:space="preserve">doivent être clairement distinguées.</w:t>
+      </w:r>
+    </w:p>
+    <w:p>
+      <w:pPr>
+        <w:pStyle w:val="Compact"/>
+        <w:numPr>
+          <w:ilvl w:val="0"/>
+          <w:numId w:val="1006"/>
+        </w:numPr>
+      </w:pPr>
+      <w:r>
+        <w:rPr>
+          <w:b/>
+          <w:bCs/>
+        </w:rPr>
+        <w:t xml:space="preserve">Harmonisation par-delà les niveaux fédéraux (objectif à long terme) :</w:t>
+      </w:r>
+      <w:r>
+        <w:t xml:space="preserve"> </w:t>
+      </w:r>
+      <w:r>
+        <w:t xml:space="preserve">la mise en relation d’une même personne à travers les niveaux fédéraux constitue un objectif important à long terme. La constitution d’une base de données centralisée des personnes dépasse les possibilités du groupe spécialisé eCH. Comme une infrastructure ouverte et éprouvée existe déjà à cet effet,</w:t>
+      </w:r>
+      <w:r>
+        <w:t xml:space="preserve"> </w:t>
+      </w:r>
+      <w:r>
+        <w:rPr>
+          <w:b/>
+          <w:bCs/>
+        </w:rPr>
         <w:t xml:space="preserve">Wikidata est recommandé comme identifiant transversal</w:t>
       </w:r>
       <w:r>
@@ -1513,7 +1621,7 @@
         <w:t xml:space="preserve">) ; conjointement à des identifiants globalement univoques (URI), l’attribution peut ainsi être harmonisée progressivement à travers les systèmes.</w:t>
       </w:r>
     </w:p>
-    <w:bookmarkStart w:id="39" w:name="classe-person"/>
+    <w:bookmarkStart w:id="42" w:name="classe-person"/>
     <w:p>
       <w:pPr>
         <w:pStyle w:val="berschrift2"/>
@@ -1524,8 +1632,8 @@
       <w:r>
         <w:t xml:space="preserve"> </w:t>
       </w:r>
-      <w:bookmarkStart w:id="29" w:name="Person"/>
-      <w:bookmarkEnd w:id="29"/>
+      <w:bookmarkStart w:id="32" w:name="Person"/>
+      <w:bookmarkEnd w:id="32"/>
     </w:p>
     <w:p>
       <w:pPr>
@@ -1539,7 +1647,7 @@
         <w:t xml:space="preserve">Une personne avec des identifiants, des noms, des adresses, des nationalités et des professions.</w:t>
       </w:r>
     </w:p>
-    <w:bookmarkStart w:id="30" w:name="attributs"/>
+    <w:bookmarkStart w:id="33" w:name="attributs"/>
     <w:p>
       <w:pPr>
         <w:pStyle w:val="berschrift3"/>
@@ -2824,8 +2932,27 @@
         </w:tc>
       </w:tr>
     </w:tbl>
-    <w:bookmarkEnd w:id="30"/>
-    <w:bookmarkStart w:id="31" w:name="utilisations"/>
+    <w:p>
+      <w:pPr>
+        <w:pStyle w:val="Beschriftung"/>
+      </w:pPr>
+      <w:r>
+        <w:t xml:space="preserve">Tableau</w:t>
+      </w:r>
+      <w:r>
+        <w:t xml:space="preserve"> </w:t>
+      </w:r>
+      <w:fldSimple w:instr=" SEQ Tableau \* ARABIC ">
+        <w:r>
+          <w:t>1</w:t>
+        </w:r>
+      </w:fldSimple>
+      <w:r>
+        <w:t xml:space="preserve">: Person – Attributs</w:t>
+      </w:r>
+    </w:p>
+    <w:bookmarkEnd w:id="33"/>
+    <w:bookmarkStart w:id="34" w:name="utilisations"/>
     <w:p>
       <w:pPr>
         <w:pStyle w:val="berschrift3"/>
@@ -2955,8 +3082,27 @@
         </w:tc>
       </w:tr>
     </w:tbl>
-    <w:bookmarkEnd w:id="31"/>
-    <w:bookmarkStart w:id="38" w:name="exemples"/>
+    <w:p>
+      <w:pPr>
+        <w:pStyle w:val="Beschriftung"/>
+      </w:pPr>
+      <w:r>
+        <w:t xml:space="preserve">Tableau</w:t>
+      </w:r>
+      <w:r>
+        <w:t xml:space="preserve"> </w:t>
+      </w:r>
+      <w:fldSimple w:instr=" SEQ Tableau \* ARABIC ">
+        <w:r>
+          <w:t>1</w:t>
+        </w:r>
+      </w:fldSimple>
+      <w:r>
+        <w:t xml:space="preserve">: Person – Utilisations</w:t>
+      </w:r>
+    </w:p>
+    <w:bookmarkEnd w:id="34"/>
+    <w:bookmarkStart w:id="41" w:name="exemples"/>
     <w:p>
       <w:pPr>
         <w:pStyle w:val="berschrift3"/>
@@ -2965,7 +3111,7 @@
         <w:t xml:space="preserve">Exemples</w:t>
       </w:r>
     </w:p>
-    <w:bookmarkStart w:id="32" w:name="X162a2deea2e6df8548fc8288ae1079ffb0932d5"/>
+    <w:bookmarkStart w:id="35" w:name="X162a2deea2e6df8548fc8288ae1079ffb0932d5"/>
     <w:p>
       <w:pPr>
         <w:pStyle w:val="berschrift4"/>
@@ -3270,8 +3416,8 @@
         <w:t xml:space="preserve"> Arnold</w:t>
       </w:r>
     </w:p>
-    <w:bookmarkEnd w:id="32"/>
-    <w:bookmarkStart w:id="33" w:name="X31c797f6b873eca5acc5d0093bbd1b980d13671"/>
+    <w:bookmarkEnd w:id="35"/>
+    <w:bookmarkStart w:id="36" w:name="X31c797f6b873eca5acc5d0093bbd1b980d13671"/>
     <w:p>
       <w:pPr>
         <w:pStyle w:val="berschrift4"/>
@@ -3846,8 +3992,8 @@
         <w:t xml:space="preserve"> MLaw</w:t>
       </w:r>
     </w:p>
-    <w:bookmarkEnd w:id="33"/>
-    <w:bookmarkStart w:id="34" w:name="Xfc34685f917d1ae1cbd350bc37b4e57ca842e4b"/>
+    <w:bookmarkEnd w:id="36"/>
+    <w:bookmarkStart w:id="37" w:name="Xfc34685f917d1ae1cbd350bc37b4e57ca842e4b"/>
     <w:p>
       <w:pPr>
         <w:pStyle w:val="berschrift4"/>
@@ -4152,8 +4298,8 @@
         <w:t xml:space="preserve"> Arnold</w:t>
       </w:r>
     </w:p>
-    <w:bookmarkEnd w:id="34"/>
-    <w:bookmarkStart w:id="35" w:name="X9ff856bad67e01f92e697d80659d553e8da368c"/>
+    <w:bookmarkEnd w:id="37"/>
+    <w:bookmarkStart w:id="38" w:name="X9ff856bad67e01f92e697d80659d553e8da368c"/>
     <w:p>
       <w:pPr>
         <w:pStyle w:val="berschrift4"/>
@@ -4494,8 +4640,8 @@
         <w:t xml:space="preserve"> Beretta-Piccoli</w:t>
       </w:r>
     </w:p>
-    <w:bookmarkEnd w:id="35"/>
-    <w:bookmarkStart w:id="36" w:name="X85af3b4e3f133946b9ad2704b95a8386bf0e70b"/>
+    <w:bookmarkEnd w:id="38"/>
+    <w:bookmarkStart w:id="39" w:name="X85af3b4e3f133946b9ad2704b95a8386bf0e70b"/>
     <w:p>
       <w:pPr>
         <w:pStyle w:val="berschrift4"/>
@@ -4833,8 +4979,8 @@
         <w:t xml:space="preserve"> Brunel</w:t>
       </w:r>
     </w:p>
-    <w:bookmarkEnd w:id="36"/>
-    <w:bookmarkStart w:id="37" w:name="Xf87f9d062c087d91c881963730395ad9b010f92"/>
+    <w:bookmarkEnd w:id="39"/>
+    <w:bookmarkStart w:id="40" w:name="Xf87f9d062c087d91c881963730395ad9b010f92"/>
     <w:p>
       <w:pPr>
         <w:pStyle w:val="berschrift4"/>
@@ -6027,10 +6173,10 @@
         <w:t xml:space="preserve"> http://www.beat-jans.ch</w:t>
       </w:r>
     </w:p>
-    <w:bookmarkEnd w:id="37"/>
-    <w:bookmarkEnd w:id="38"/>
-    <w:bookmarkEnd w:id="39"/>
-    <w:bookmarkStart w:id="43" w:name="classe-name"/>
+    <w:bookmarkEnd w:id="40"/>
+    <w:bookmarkEnd w:id="41"/>
+    <w:bookmarkEnd w:id="42"/>
+    <w:bookmarkStart w:id="46" w:name="classe-name"/>
     <w:p>
       <w:pPr>
         <w:pStyle w:val="berschrift2"/>
@@ -6041,8 +6187,8 @@
       <w:r>
         <w:t xml:space="preserve"> </w:t>
       </w:r>
-      <w:bookmarkStart w:id="40" w:name="Name"/>
-      <w:bookmarkEnd w:id="40"/>
+      <w:bookmarkStart w:id="43" w:name="Name"/>
+      <w:bookmarkEnd w:id="43"/>
     </w:p>
     <w:p>
       <w:pPr>
@@ -6056,7 +6202,7 @@
         <w:t xml:space="preserve">Un nom avec un type (p. ex. nom d’usage, nom officiel), une valeur et une validité temporelle.</w:t>
       </w:r>
     </w:p>
-    <w:bookmarkStart w:id="41" w:name="attributs-1"/>
+    <w:bookmarkStart w:id="44" w:name="attributs-1"/>
     <w:p>
       <w:pPr>
         <w:pStyle w:val="berschrift3"/>
@@ -6410,8 +6556,27 @@
         </w:tc>
       </w:tr>
     </w:tbl>
-    <w:bookmarkEnd w:id="41"/>
-    <w:bookmarkStart w:id="42" w:name="utilisations-1"/>
+    <w:p>
+      <w:pPr>
+        <w:pStyle w:val="Beschriftung"/>
+      </w:pPr>
+      <w:r>
+        <w:t xml:space="preserve">Tableau</w:t>
+      </w:r>
+      <w:r>
+        <w:t xml:space="preserve"> </w:t>
+      </w:r>
+      <w:fldSimple w:instr=" SEQ Tableau \* ARABIC ">
+        <w:r>
+          <w:t>1</w:t>
+        </w:r>
+      </w:fldSimple>
+      <w:r>
+        <w:t xml:space="preserve">: Name – Attributs</w:t>
+      </w:r>
+    </w:p>
+    <w:bookmarkEnd w:id="44"/>
+    <w:bookmarkStart w:id="45" w:name="utilisations-1"/>
     <w:p>
       <w:pPr>
         <w:pStyle w:val="berschrift3"/>
@@ -6546,9 +6711,28 @@
         </w:tc>
       </w:tr>
     </w:tbl>
-    <w:bookmarkEnd w:id="42"/>
-    <w:bookmarkEnd w:id="43"/>
-    <w:bookmarkStart w:id="58" w:name="enum-nametypeenum"/>
+    <w:p>
+      <w:pPr>
+        <w:pStyle w:val="Beschriftung"/>
+      </w:pPr>
+      <w:r>
+        <w:t xml:space="preserve">Tableau</w:t>
+      </w:r>
+      <w:r>
+        <w:t xml:space="preserve"> </w:t>
+      </w:r>
+      <w:fldSimple w:instr=" SEQ Tableau \* ARABIC ">
+        <w:r>
+          <w:t>1</w:t>
+        </w:r>
+      </w:fldSimple>
+      <w:r>
+        <w:t xml:space="preserve">: Name – Utilisations</w:t>
+      </w:r>
+    </w:p>
+    <w:bookmarkEnd w:id="45"/>
+    <w:bookmarkEnd w:id="46"/>
+    <w:bookmarkStart w:id="61" w:name="enum-nametypeenum"/>
     <w:p>
       <w:pPr>
         <w:pStyle w:val="berschrift2"/>
@@ -6559,8 +6743,8 @@
       <w:r>
         <w:t xml:space="preserve"> </w:t>
       </w:r>
-      <w:bookmarkStart w:id="44" w:name="NameTypeEnum"/>
-      <w:bookmarkEnd w:id="44"/>
+      <w:bookmarkStart w:id="47" w:name="NameTypeEnum"/>
+      <w:bookmarkEnd w:id="47"/>
     </w:p>
     <w:p>
       <w:pPr>
@@ -6584,7 +6768,7 @@
       <w:r>
         <w:t xml:space="preserve"> </w:t>
       </w:r>
-      <w:hyperlink ns1:id="rId45">
+      <w:hyperlink ns1:id="rId48">
         <w:r>
           <w:rPr>
             <w:rStyle w:val="Hyperlink"/>
@@ -6593,7 +6777,7 @@
         </w:r>
       </w:hyperlink>
     </w:p>
-    <w:bookmarkStart w:id="57" w:name="valeurs-admissibles"/>
+    <w:bookmarkStart w:id="60" w:name="valeurs-admissibles"/>
     <w:p>
       <w:pPr>
         <w:pStyle w:val="berschrift3"/>
@@ -6683,7 +6867,7 @@
             <w:pPr>
               <w:pStyle w:val="Compact"/>
             </w:pPr>
-            <w:hyperlink ns1:id="rId46">
+            <w:hyperlink ns1:id="rId49">
               <w:r>
                 <w:rPr>
                   <w:rStyle w:val="Hyperlink"/>
@@ -6737,7 +6921,7 @@
             <w:pPr>
               <w:pStyle w:val="Compact"/>
             </w:pPr>
-            <w:hyperlink ns1:id="rId47">
+            <w:hyperlink ns1:id="rId50">
               <w:r>
                 <w:rPr>
                   <w:rStyle w:val="Hyperlink"/>
@@ -6791,7 +6975,7 @@
             <w:pPr>
               <w:pStyle w:val="Compact"/>
             </w:pPr>
-            <w:hyperlink ns1:id="rId48">
+            <w:hyperlink ns1:id="rId51">
               <w:r>
                 <w:rPr>
                   <w:rStyle w:val="Hyperlink"/>
@@ -6845,7 +7029,7 @@
             <w:pPr>
               <w:pStyle w:val="Compact"/>
             </w:pPr>
-            <w:hyperlink ns1:id="rId49">
+            <w:hyperlink ns1:id="rId52">
               <w:r>
                 <w:rPr>
                   <w:rStyle w:val="Hyperlink"/>
@@ -6899,7 +7083,7 @@
             <w:pPr>
               <w:pStyle w:val="Compact"/>
             </w:pPr>
-            <w:hyperlink ns1:id="rId50">
+            <w:hyperlink ns1:id="rId53">
               <w:r>
                 <w:rPr>
                   <w:rStyle w:val="Hyperlink"/>
@@ -6953,7 +7137,7 @@
             <w:pPr>
               <w:pStyle w:val="Compact"/>
             </w:pPr>
-            <w:hyperlink ns1:id="rId51">
+            <w:hyperlink ns1:id="rId54">
               <w:r>
                 <w:rPr>
                   <w:rStyle w:val="Hyperlink"/>
@@ -7007,7 +7191,7 @@
             <w:pPr>
               <w:pStyle w:val="Compact"/>
             </w:pPr>
-            <w:hyperlink ns1:id="rId52">
+            <w:hyperlink ns1:id="rId55">
               <w:r>
                 <w:rPr>
                   <w:rStyle w:val="Hyperlink"/>
@@ -7061,7 +7245,7 @@
             <w:pPr>
               <w:pStyle w:val="Compact"/>
             </w:pPr>
-            <w:hyperlink ns1:id="rId53">
+            <w:hyperlink ns1:id="rId56">
               <w:r>
                 <w:rPr>
                   <w:rStyle w:val="Hyperlink"/>
@@ -7115,7 +7299,7 @@
             <w:pPr>
               <w:pStyle w:val="Compact"/>
             </w:pPr>
-            <w:hyperlink ns1:id="rId54">
+            <w:hyperlink ns1:id="rId57">
               <w:r>
                 <w:rPr>
                   <w:rStyle w:val="Hyperlink"/>
@@ -7169,7 +7353,7 @@
             <w:pPr>
               <w:pStyle w:val="Compact"/>
             </w:pPr>
-            <w:hyperlink ns1:id="rId55">
+            <w:hyperlink ns1:id="rId58">
               <w:r>
                 <w:rPr>
                   <w:rStyle w:val="Hyperlink"/>
@@ -7223,7 +7407,7 @@
             <w:pPr>
               <w:pStyle w:val="Compact"/>
             </w:pPr>
-            <w:hyperlink ns1:id="rId56">
+            <w:hyperlink ns1:id="rId59">
               <w:r>
                 <w:rPr>
                   <w:rStyle w:val="Hyperlink"/>
@@ -7235,9 +7419,28 @@
         </w:tc>
       </w:tr>
     </w:tbl>
-    <w:bookmarkEnd w:id="57"/>
-    <w:bookmarkEnd w:id="58"/>
-    <w:bookmarkStart w:id="62" w:name="classe-languageproficiency"/>
+    <w:p>
+      <w:pPr>
+        <w:pStyle w:val="Beschriftung"/>
+      </w:pPr>
+      <w:r>
+        <w:t xml:space="preserve">Tableau</w:t>
+      </w:r>
+      <w:r>
+        <w:t xml:space="preserve"> </w:t>
+      </w:r>
+      <w:fldSimple w:instr=" SEQ Tableau \* ARABIC ">
+        <w:r>
+          <w:t>1</w:t>
+        </w:r>
+      </w:fldSimple>
+      <w:r>
+        <w:t xml:space="preserve">: NameTypeEnum – Valeurs admissibles</w:t>
+      </w:r>
+    </w:p>
+    <w:bookmarkEnd w:id="60"/>
+    <w:bookmarkEnd w:id="61"/>
+    <w:bookmarkStart w:id="65" w:name="classe-languageproficiency"/>
     <w:p>
       <w:pPr>
         <w:pStyle w:val="berschrift2"/>
@@ -7248,8 +7451,8 @@
       <w:r>
         <w:t xml:space="preserve"> </w:t>
       </w:r>
-      <w:bookmarkStart w:id="59" w:name="LanguageProficiency"/>
-      <w:bookmarkEnd w:id="59"/>
+      <w:bookmarkStart w:id="62" w:name="LanguageProficiency"/>
+      <w:bookmarkEnd w:id="62"/>
     </w:p>
     <w:p>
       <w:pPr>
@@ -7263,7 +7466,7 @@
         <w:t xml:space="preserve">Compétences linguistiques d’une personne indiquant la langue et le fait qu’il s’agisse ou non de la langue préférée ou de la langue maternelle.</w:t>
       </w:r>
     </w:p>
-    <w:bookmarkStart w:id="60" w:name="attributs-2"/>
+    <w:bookmarkStart w:id="63" w:name="attributs-2"/>
     <w:p>
       <w:pPr>
         <w:pStyle w:val="berschrift3"/>
@@ -7467,8 +7670,27 @@
         </w:tc>
       </w:tr>
     </w:tbl>
-    <w:bookmarkEnd w:id="60"/>
-    <w:bookmarkStart w:id="61" w:name="utilisations-2"/>
+    <w:p>
+      <w:pPr>
+        <w:pStyle w:val="Beschriftung"/>
+      </w:pPr>
+      <w:r>
+        <w:t xml:space="preserve">Tableau</w:t>
+      </w:r>
+      <w:r>
+        <w:t xml:space="preserve"> </w:t>
+      </w:r>
+      <w:fldSimple w:instr=" SEQ Tableau \* ARABIC ">
+        <w:r>
+          <w:t>1</w:t>
+        </w:r>
+      </w:fldSimple>
+      <w:r>
+        <w:t xml:space="preserve">: LanguageProficiency – Attributs</w:t>
+      </w:r>
+    </w:p>
+    <w:bookmarkEnd w:id="63"/>
+    <w:bookmarkStart w:id="64" w:name="utilisations-2"/>
     <w:p>
       <w:pPr>
         <w:pStyle w:val="berschrift3"/>
@@ -7604,9 +7826,28 @@
         </w:tc>
       </w:tr>
     </w:tbl>
-    <w:bookmarkEnd w:id="61"/>
-    <w:bookmarkEnd w:id="62"/>
-    <w:bookmarkStart w:id="66" w:name="classe-citizenship"/>
+    <w:p>
+      <w:pPr>
+        <w:pStyle w:val="Beschriftung"/>
+      </w:pPr>
+      <w:r>
+        <w:t xml:space="preserve">Tableau</w:t>
+      </w:r>
+      <w:r>
+        <w:t xml:space="preserve"> </w:t>
+      </w:r>
+      <w:fldSimple w:instr=" SEQ Tableau \* ARABIC ">
+        <w:r>
+          <w:t>1</w:t>
+        </w:r>
+      </w:fldSimple>
+      <w:r>
+        <w:t xml:space="preserve">: LanguageProficiency – Utilisations</w:t>
+      </w:r>
+    </w:p>
+    <w:bookmarkEnd w:id="64"/>
+    <w:bookmarkEnd w:id="65"/>
+    <w:bookmarkStart w:id="69" w:name="classe-citizenship"/>
     <w:p>
       <w:pPr>
         <w:pStyle w:val="berschrift2"/>
@@ -7617,8 +7858,8 @@
       <w:r>
         <w:t xml:space="preserve"> </w:t>
       </w:r>
-      <w:bookmarkStart w:id="63" w:name="Citizenship"/>
-      <w:bookmarkEnd w:id="63"/>
+      <w:bookmarkStart w:id="66" w:name="Citizenship"/>
+      <w:bookmarkEnd w:id="66"/>
     </w:p>
     <w:p>
       <w:pPr>
@@ -7683,7 +7924,7 @@
         <w:t xml:space="preserve">, la nationalité est toujours en vigueur.</w:t>
       </w:r>
     </w:p>
-    <w:bookmarkStart w:id="64" w:name="attributs-3"/>
+    <w:bookmarkStart w:id="67" w:name="attributs-3"/>
     <w:p>
       <w:pPr>
         <w:pStyle w:val="berschrift3"/>
@@ -7982,8 +8223,27 @@
         </w:tc>
       </w:tr>
     </w:tbl>
-    <w:bookmarkEnd w:id="64"/>
-    <w:bookmarkStart w:id="65" w:name="utilisations-3"/>
+    <w:p>
+      <w:pPr>
+        <w:pStyle w:val="Beschriftung"/>
+      </w:pPr>
+      <w:r>
+        <w:t xml:space="preserve">Tableau</w:t>
+      </w:r>
+      <w:r>
+        <w:t xml:space="preserve"> </w:t>
+      </w:r>
+      <w:fldSimple w:instr=" SEQ Tableau \* ARABIC ">
+        <w:r>
+          <w:t>1</w:t>
+        </w:r>
+      </w:fldSimple>
+      <w:r>
+        <w:t xml:space="preserve">: Citizenship – Attributs</w:t>
+      </w:r>
+    </w:p>
+    <w:bookmarkEnd w:id="67"/>
+    <w:bookmarkStart w:id="68" w:name="utilisations-3"/>
     <w:p>
       <w:pPr>
         <w:pStyle w:val="berschrift3"/>
@@ -8119,9 +8379,28 @@
         </w:tc>
       </w:tr>
     </w:tbl>
-    <w:bookmarkEnd w:id="65"/>
-    <w:bookmarkEnd w:id="66"/>
-    <w:bookmarkStart w:id="70" w:name="classe-gender"/>
+    <w:p>
+      <w:pPr>
+        <w:pStyle w:val="Beschriftung"/>
+      </w:pPr>
+      <w:r>
+        <w:t xml:space="preserve">Tableau</w:t>
+      </w:r>
+      <w:r>
+        <w:t xml:space="preserve"> </w:t>
+      </w:r>
+      <w:fldSimple w:instr=" SEQ Tableau \* ARABIC ">
+        <w:r>
+          <w:t>1</w:t>
+        </w:r>
+      </w:fldSimple>
+      <w:r>
+        <w:t xml:space="preserve">: Citizenship – Utilisations</w:t>
+      </w:r>
+    </w:p>
+    <w:bookmarkEnd w:id="68"/>
+    <w:bookmarkEnd w:id="69"/>
+    <w:bookmarkStart w:id="73" w:name="classe-gender"/>
     <w:p>
       <w:pPr>
         <w:pStyle w:val="berschrift2"/>
@@ -8132,8 +8411,8 @@
       <w:r>
         <w:t xml:space="preserve"> </w:t>
       </w:r>
-      <w:bookmarkStart w:id="67" w:name="Gender"/>
-      <w:bookmarkEnd w:id="67"/>
+      <w:bookmarkStart w:id="70" w:name="Gender"/>
+      <w:bookmarkEnd w:id="70"/>
     </w:p>
     <w:p>
       <w:pPr>
@@ -8147,7 +8426,7 @@
         <w:t xml:space="preserve">Sexe d’une personne indiquant un code de sexe et la validité temporelle.</w:t>
       </w:r>
     </w:p>
-    <w:bookmarkStart w:id="68" w:name="attributs-4"/>
+    <w:bookmarkStart w:id="71" w:name="attributs-4"/>
     <w:p>
       <w:pPr>
         <w:pStyle w:val="berschrift3"/>
@@ -8545,8 +8824,27 @@
         </w:tc>
       </w:tr>
     </w:tbl>
-    <w:bookmarkEnd w:id="68"/>
-    <w:bookmarkStart w:id="69" w:name="utilisations-4"/>
+    <w:p>
+      <w:pPr>
+        <w:pStyle w:val="Beschriftung"/>
+      </w:pPr>
+      <w:r>
+        <w:t xml:space="preserve">Tableau</w:t>
+      </w:r>
+      <w:r>
+        <w:t xml:space="preserve"> </w:t>
+      </w:r>
+      <w:fldSimple w:instr=" SEQ Tableau \* ARABIC ">
+        <w:r>
+          <w:t>1</w:t>
+        </w:r>
+      </w:fldSimple>
+      <w:r>
+        <w:t xml:space="preserve">: Gender – Attributs</w:t>
+      </w:r>
+    </w:p>
+    <w:bookmarkEnd w:id="71"/>
+    <w:bookmarkStart w:id="72" w:name="utilisations-4"/>
     <w:p>
       <w:pPr>
         <w:pStyle w:val="berschrift3"/>
@@ -8681,9 +8979,28 @@
         </w:tc>
       </w:tr>
     </w:tbl>
-    <w:bookmarkEnd w:id="69"/>
-    <w:bookmarkEnd w:id="70"/>
-    <w:bookmarkStart w:id="76" w:name="enum-gendercodeenum"/>
+    <w:p>
+      <w:pPr>
+        <w:pStyle w:val="Beschriftung"/>
+      </w:pPr>
+      <w:r>
+        <w:t xml:space="preserve">Tableau</w:t>
+      </w:r>
+      <w:r>
+        <w:t xml:space="preserve"> </w:t>
+      </w:r>
+      <w:fldSimple w:instr=" SEQ Tableau \* ARABIC ">
+        <w:r>
+          <w:t>1</w:t>
+        </w:r>
+      </w:fldSimple>
+      <w:r>
+        <w:t xml:space="preserve">: Gender – Utilisations</w:t>
+      </w:r>
+    </w:p>
+    <w:bookmarkEnd w:id="72"/>
+    <w:bookmarkEnd w:id="73"/>
+    <w:bookmarkStart w:id="79" w:name="enum-gendercodeenum"/>
     <w:p>
       <w:pPr>
         <w:pStyle w:val="berschrift2"/>
@@ -8694,8 +9011,8 @@
       <w:r>
         <w:t xml:space="preserve"> </w:t>
       </w:r>
-      <w:bookmarkStart w:id="71" w:name="GenderCodeEnum"/>
-      <w:bookmarkEnd w:id="71"/>
+      <w:bookmarkStart w:id="74" w:name="GenderCodeEnum"/>
+      <w:bookmarkEnd w:id="74"/>
     </w:p>
     <w:p>
       <w:pPr>
@@ -8748,7 +9065,7 @@
       <w:r>
         <w:t xml:space="preserve"> </w:t>
       </w:r>
-      <w:hyperlink ns1:id="rId72">
+      <w:hyperlink ns1:id="rId75">
         <w:r>
           <w:rPr>
             <w:rStyle w:val="Hyperlink"/>
@@ -8757,7 +9074,7 @@
         </w:r>
       </w:hyperlink>
     </w:p>
-    <w:bookmarkStart w:id="75" w:name="valeurs-admissibles-1"/>
+    <w:bookmarkStart w:id="78" w:name="valeurs-admissibles-1"/>
     <w:p>
       <w:pPr>
         <w:pStyle w:val="berschrift3"/>
@@ -8847,7 +9164,7 @@
             <w:pPr>
               <w:pStyle w:val="Compact"/>
             </w:pPr>
-            <w:hyperlink ns1:id="rId73">
+            <w:hyperlink ns1:id="rId76">
               <w:r>
                 <w:rPr>
                   <w:rStyle w:val="Hyperlink"/>
@@ -8901,7 +9218,7 @@
             <w:pPr>
               <w:pStyle w:val="Compact"/>
             </w:pPr>
-            <w:hyperlink ns1:id="rId74">
+            <w:hyperlink ns1:id="rId77">
               <w:r>
                 <w:rPr>
                   <w:rStyle w:val="Hyperlink"/>
@@ -8941,9 +9258,28 @@
         </w:tc>
       </w:tr>
     </w:tbl>
-    <w:bookmarkEnd w:id="75"/>
-    <w:bookmarkEnd w:id="76"/>
-    <w:bookmarkStart w:id="84" w:name="classe-occupation"/>
+    <w:p>
+      <w:pPr>
+        <w:pStyle w:val="Beschriftung"/>
+      </w:pPr>
+      <w:r>
+        <w:t xml:space="preserve">Tableau</w:t>
+      </w:r>
+      <w:r>
+        <w:t xml:space="preserve"> </w:t>
+      </w:r>
+      <w:fldSimple w:instr=" SEQ Tableau \* ARABIC ">
+        <w:r>
+          <w:t>1</w:t>
+        </w:r>
+      </w:fldSimple>
+      <w:r>
+        <w:t xml:space="preserve">: GenderCodeEnum – Valeurs admissibles</w:t>
+      </w:r>
+    </w:p>
+    <w:bookmarkEnd w:id="78"/>
+    <w:bookmarkEnd w:id="79"/>
+    <w:bookmarkStart w:id="87" w:name="classe-occupation"/>
     <w:p>
       <w:pPr>
         <w:pStyle w:val="berschrift2"/>
@@ -8954,8 +9290,8 @@
       <w:r>
         <w:t xml:space="preserve"> </w:t>
       </w:r>
-      <w:bookmarkStart w:id="77" w:name="Occupation"/>
-      <w:bookmarkEnd w:id="77"/>
+      <w:bookmarkStart w:id="80" w:name="Occupation"/>
+      <w:bookmarkEnd w:id="80"/>
     </w:p>
     <w:p>
       <w:pPr>
@@ -8969,7 +9305,7 @@
         <w:t xml:space="preserve">Métier ou profession d’une personne indiquant un libellé, un code ISCO-19, si l’activité est rémunérée, ainsi que la validité temporelle.</w:t>
       </w:r>
     </w:p>
-    <w:bookmarkStart w:id="79" w:name="attributs-5"/>
+    <w:bookmarkStart w:id="82" w:name="attributs-5"/>
     <w:p>
       <w:pPr>
         <w:pStyle w:val="berschrift3"/>
@@ -9456,7 +9792,26 @@
         </w:tc>
       </w:tr>
     </w:tbl>
-    <w:bookmarkStart w:id="78" w:name="contraintes"/>
+    <w:p>
+      <w:pPr>
+        <w:pStyle w:val="Beschriftung"/>
+      </w:pPr>
+      <w:r>
+        <w:t xml:space="preserve">Tableau</w:t>
+      </w:r>
+      <w:r>
+        <w:t xml:space="preserve"> </w:t>
+      </w:r>
+      <w:fldSimple w:instr=" SEQ Tableau \* ARABIC ">
+        <w:r>
+          <w:t>1</w:t>
+        </w:r>
+      </w:fldSimple>
+      <w:r>
+        <w:t xml:space="preserve">: Occupation – Attributs</w:t>
+      </w:r>
+    </w:p>
+    <w:bookmarkStart w:id="81" w:name="contraintes"/>
     <w:p>
       <w:pPr>
         <w:pStyle w:val="berschrift5"/>
@@ -9478,7 +9833,7 @@
         <w:pStyle w:val="Compact"/>
         <w:numPr>
           <w:ilvl w:val="0"/>
-          <w:numId w:val="1006"/>
+          <w:numId w:val="1007"/>
         </w:numPr>
       </w:pPr>
       <w:r>
@@ -9490,16 +9845,16 @@
         <w:pStyle w:val="Compact"/>
         <w:numPr>
           <w:ilvl w:val="0"/>
-          <w:numId w:val="1006"/>
+          <w:numId w:val="1007"/>
         </w:numPr>
       </w:pPr>
       <w:r>
         <w:t xml:space="preserve">label</w:t>
       </w:r>
     </w:p>
-    <w:bookmarkEnd w:id="78"/>
-    <w:bookmarkEnd w:id="79"/>
-    <w:bookmarkStart w:id="80" w:name="utilisations-5"/>
+    <w:bookmarkEnd w:id="81"/>
+    <w:bookmarkEnd w:id="82"/>
+    <w:bookmarkStart w:id="83" w:name="utilisations-5"/>
     <w:p>
       <w:pPr>
         <w:pStyle w:val="berschrift3"/>
@@ -9634,8 +9989,27 @@
         </w:tc>
       </w:tr>
     </w:tbl>
-    <w:bookmarkEnd w:id="80"/>
-    <w:bookmarkStart w:id="83" w:name="exemples-1"/>
+    <w:p>
+      <w:pPr>
+        <w:pStyle w:val="Beschriftung"/>
+      </w:pPr>
+      <w:r>
+        <w:t xml:space="preserve">Tableau</w:t>
+      </w:r>
+      <w:r>
+        <w:t xml:space="preserve"> </w:t>
+      </w:r>
+      <w:fldSimple w:instr=" SEQ Tableau \* ARABIC ">
+        <w:r>
+          <w:t>1</w:t>
+        </w:r>
+      </w:fldSimple>
+      <w:r>
+        <w:t xml:space="preserve">: Occupation – Utilisations</w:t>
+      </w:r>
+    </w:p>
+    <w:bookmarkEnd w:id="83"/>
+    <w:bookmarkStart w:id="86" w:name="exemples-1"/>
     <w:p>
       <w:pPr>
         <w:pStyle w:val="berschrift3"/>
@@ -9644,7 +10018,7 @@
         <w:t xml:space="preserve">Exemples</w:t>
       </w:r>
     </w:p>
-    <w:bookmarkStart w:id="81" w:name="X5e54cb11b65b9c57c6441cdedd45adf552828a9"/>
+    <w:bookmarkStart w:id="84" w:name="X5e54cb11b65b9c57c6441cdedd45adf552828a9"/>
     <w:p>
       <w:pPr>
         <w:pStyle w:val="berschrift4"/>
@@ -9736,8 +10110,8 @@
         <w:t xml:space="preserve">true</w:t>
       </w:r>
     </w:p>
-    <w:bookmarkEnd w:id="81"/>
-    <w:bookmarkStart w:id="82" w:name="X51eeb2c1d01c1f8948943fa28cf1fc83883ad5c"/>
+    <w:bookmarkEnd w:id="84"/>
+    <w:bookmarkStart w:id="85" w:name="X51eeb2c1d01c1f8948943fa28cf1fc83883ad5c"/>
     <w:p>
       <w:pPr>
         <w:pStyle w:val="berschrift4"/>
@@ -9856,10 +10230,10 @@
         <w:t xml:space="preserve">true</w:t>
       </w:r>
     </w:p>
-    <w:bookmarkEnd w:id="82"/>
-    <w:bookmarkEnd w:id="83"/>
-    <w:bookmarkEnd w:id="84"/>
-    <w:bookmarkStart w:id="89" w:name="classe-training"/>
+    <w:bookmarkEnd w:id="85"/>
+    <w:bookmarkEnd w:id="86"/>
+    <w:bookmarkEnd w:id="87"/>
+    <w:bookmarkStart w:id="92" w:name="classe-training"/>
     <w:p>
       <w:pPr>
         <w:pStyle w:val="berschrift2"/>
@@ -9870,8 +10244,8 @@
       <w:r>
         <w:t xml:space="preserve"> </w:t>
       </w:r>
-      <w:bookmarkStart w:id="85" w:name="Training"/>
-      <w:bookmarkEnd w:id="85"/>
+      <w:bookmarkStart w:id="88" w:name="Training"/>
+      <w:bookmarkEnd w:id="88"/>
     </w:p>
     <w:p>
       <w:pPr>
@@ -9885,7 +10259,7 @@
         <w:t xml:space="preserve">Formation ou éducation d’une personne indiquant un type (p. ex. diplôme scolaire, diplôme universitaire, service militaire), un libellé, un code ISCO-19 et la validité temporelle.</w:t>
       </w:r>
     </w:p>
-    <w:bookmarkStart w:id="87" w:name="attributs-6"/>
+    <w:bookmarkStart w:id="90" w:name="attributs-6"/>
     <w:p>
       <w:pPr>
         <w:pStyle w:val="berschrift3"/>
@@ -10283,7 +10657,26 @@
         </w:tc>
       </w:tr>
     </w:tbl>
-    <w:bookmarkStart w:id="86" w:name="contraintes-1"/>
+    <w:p>
+      <w:pPr>
+        <w:pStyle w:val="Beschriftung"/>
+      </w:pPr>
+      <w:r>
+        <w:t xml:space="preserve">Tableau</w:t>
+      </w:r>
+      <w:r>
+        <w:t xml:space="preserve"> </w:t>
+      </w:r>
+      <w:fldSimple w:instr=" SEQ Tableau \* ARABIC ">
+        <w:r>
+          <w:t>1</w:t>
+        </w:r>
+      </w:fldSimple>
+      <w:r>
+        <w:t xml:space="preserve">: Training – Attributs</w:t>
+      </w:r>
+    </w:p>
+    <w:bookmarkStart w:id="89" w:name="contraintes-1"/>
     <w:p>
       <w:pPr>
         <w:pStyle w:val="berschrift5"/>
@@ -10305,7 +10698,7 @@
         <w:pStyle w:val="Compact"/>
         <w:numPr>
           <w:ilvl w:val="0"/>
-          <w:numId w:val="1007"/>
+          <w:numId w:val="1008"/>
         </w:numPr>
       </w:pPr>
       <w:r>
@@ -10317,7 +10710,7 @@
         <w:pStyle w:val="Compact"/>
         <w:numPr>
           <w:ilvl w:val="0"/>
-          <w:numId w:val="1007"/>
+          <w:numId w:val="1008"/>
         </w:numPr>
       </w:pPr>
       <w:r>
@@ -10329,16 +10722,16 @@
         <w:pStyle w:val="Compact"/>
         <w:numPr>
           <w:ilvl w:val="0"/>
-          <w:numId w:val="1007"/>
+          <w:numId w:val="1008"/>
         </w:numPr>
       </w:pPr>
       <w:r>
         <w:t xml:space="preserve">value</w:t>
       </w:r>
     </w:p>
-    <w:bookmarkEnd w:id="86"/>
-    <w:bookmarkEnd w:id="87"/>
-    <w:bookmarkStart w:id="88" w:name="utilisations-6"/>
+    <w:bookmarkEnd w:id="89"/>
+    <w:bookmarkEnd w:id="90"/>
+    <w:bookmarkStart w:id="91" w:name="utilisations-6"/>
     <w:p>
       <w:pPr>
         <w:pStyle w:val="berschrift3"/>
@@ -10473,9 +10866,28 @@
         </w:tc>
       </w:tr>
     </w:tbl>
-    <w:bookmarkEnd w:id="88"/>
-    <w:bookmarkEnd w:id="89"/>
-    <w:bookmarkStart w:id="135" w:name="enum-trainingtypeenum"/>
+    <w:p>
+      <w:pPr>
+        <w:pStyle w:val="Beschriftung"/>
+      </w:pPr>
+      <w:r>
+        <w:t xml:space="preserve">Tableau</w:t>
+      </w:r>
+      <w:r>
+        <w:t xml:space="preserve"> </w:t>
+      </w:r>
+      <w:fldSimple w:instr=" SEQ Tableau \* ARABIC ">
+        <w:r>
+          <w:t>1</w:t>
+        </w:r>
+      </w:fldSimple>
+      <w:r>
+        <w:t xml:space="preserve">: Training – Utilisations</w:t>
+      </w:r>
+    </w:p>
+    <w:bookmarkEnd w:id="91"/>
+    <w:bookmarkEnd w:id="92"/>
+    <w:bookmarkStart w:id="138" w:name="enum-trainingtypeenum"/>
     <w:p>
       <w:pPr>
         <w:pStyle w:val="berschrift2"/>
@@ -10486,8 +10898,8 @@
       <w:r>
         <w:t xml:space="preserve"> </w:t>
       </w:r>
-      <w:bookmarkStart w:id="90" w:name="TrainingTypeEnum"/>
-      <w:bookmarkEnd w:id="90"/>
+      <w:bookmarkStart w:id="93" w:name="TrainingTypeEnum"/>
+      <w:bookmarkEnd w:id="93"/>
     </w:p>
     <w:p>
       <w:pPr>
@@ -10511,7 +10923,7 @@
       <w:r>
         <w:t xml:space="preserve"> </w:t>
       </w:r>
-      <w:hyperlink ns1:id="rId91">
+      <w:hyperlink ns1:id="rId94">
         <w:r>
           <w:rPr>
             <w:rStyle w:val="Hyperlink"/>
@@ -10520,7 +10932,7 @@
         </w:r>
       </w:hyperlink>
     </w:p>
-    <w:bookmarkStart w:id="134" w:name="valeurs-admissibles-2"/>
+    <w:bookmarkStart w:id="137" w:name="valeurs-admissibles-2"/>
     <w:p>
       <w:pPr>
         <w:pStyle w:val="berschrift3"/>
@@ -10610,7 +11022,7 @@
             <w:pPr>
               <w:pStyle w:val="Compact"/>
             </w:pPr>
-            <w:hyperlink ns1:id="rId92">
+            <w:hyperlink ns1:id="rId95">
               <w:r>
                 <w:rPr>
                   <w:rStyle w:val="Hyperlink"/>
@@ -10664,7 +11076,7 @@
             <w:pPr>
               <w:pStyle w:val="Compact"/>
             </w:pPr>
-            <w:hyperlink ns1:id="rId93">
+            <w:hyperlink ns1:id="rId96">
               <w:r>
                 <w:rPr>
                   <w:rStyle w:val="Hyperlink"/>
@@ -10718,7 +11130,7 @@
             <w:pPr>
               <w:pStyle w:val="Compact"/>
             </w:pPr>
-            <w:hyperlink ns1:id="rId94">
+            <w:hyperlink ns1:id="rId97">
               <w:r>
                 <w:rPr>
                   <w:rStyle w:val="Hyperlink"/>
@@ -10772,7 +11184,7 @@
             <w:pPr>
               <w:pStyle w:val="Compact"/>
             </w:pPr>
-            <w:hyperlink ns1:id="rId95">
+            <w:hyperlink ns1:id="rId98">
               <w:r>
                 <w:rPr>
                   <w:rStyle w:val="Hyperlink"/>
@@ -10826,7 +11238,7 @@
             <w:pPr>
               <w:pStyle w:val="Compact"/>
             </w:pPr>
-            <w:hyperlink ns1:id="rId96">
+            <w:hyperlink ns1:id="rId99">
               <w:r>
                 <w:rPr>
                   <w:rStyle w:val="Hyperlink"/>
@@ -10880,7 +11292,7 @@
             <w:pPr>
               <w:pStyle w:val="Compact"/>
             </w:pPr>
-            <w:hyperlink ns1:id="rId97">
+            <w:hyperlink ns1:id="rId100">
               <w:r>
                 <w:rPr>
                   <w:rStyle w:val="Hyperlink"/>
@@ -10934,7 +11346,7 @@
             <w:pPr>
               <w:pStyle w:val="Compact"/>
             </w:pPr>
-            <w:hyperlink ns1:id="rId98">
+            <w:hyperlink ns1:id="rId101">
               <w:r>
                 <w:rPr>
                   <w:rStyle w:val="Hyperlink"/>
@@ -10988,7 +11400,7 @@
             <w:pPr>
               <w:pStyle w:val="Compact"/>
             </w:pPr>
-            <w:hyperlink ns1:id="rId99">
+            <w:hyperlink ns1:id="rId102">
               <w:r>
                 <w:rPr>
                   <w:rStyle w:val="Hyperlink"/>
@@ -11042,7 +11454,7 @@
             <w:pPr>
               <w:pStyle w:val="Compact"/>
             </w:pPr>
-            <w:hyperlink ns1:id="rId100">
+            <w:hyperlink ns1:id="rId103">
               <w:r>
                 <w:rPr>
                   <w:rStyle w:val="Hyperlink"/>
@@ -11096,7 +11508,7 @@
             <w:pPr>
               <w:pStyle w:val="Compact"/>
             </w:pPr>
-            <w:hyperlink ns1:id="rId101">
+            <w:hyperlink ns1:id="rId104">
               <w:r>
                 <w:rPr>
                   <w:rStyle w:val="Hyperlink"/>
@@ -11150,7 +11562,7 @@
             <w:pPr>
               <w:pStyle w:val="Compact"/>
             </w:pPr>
-            <w:hyperlink ns1:id="rId102">
+            <w:hyperlink ns1:id="rId105">
               <w:r>
                 <w:rPr>
                   <w:rStyle w:val="Hyperlink"/>
@@ -11204,7 +11616,7 @@
             <w:pPr>
               <w:pStyle w:val="Compact"/>
             </w:pPr>
-            <w:hyperlink ns1:id="rId103">
+            <w:hyperlink ns1:id="rId106">
               <w:r>
                 <w:rPr>
                   <w:rStyle w:val="Hyperlink"/>
@@ -11258,7 +11670,7 @@
             <w:pPr>
               <w:pStyle w:val="Compact"/>
             </w:pPr>
-            <w:hyperlink ns1:id="rId104">
+            <w:hyperlink ns1:id="rId107">
               <w:r>
                 <w:rPr>
                   <w:rStyle w:val="Hyperlink"/>
@@ -11312,7 +11724,7 @@
             <w:pPr>
               <w:pStyle w:val="Compact"/>
             </w:pPr>
-            <w:hyperlink ns1:id="rId105">
+            <w:hyperlink ns1:id="rId108">
               <w:r>
                 <w:rPr>
                   <w:rStyle w:val="Hyperlink"/>
@@ -11366,7 +11778,7 @@
             <w:pPr>
               <w:pStyle w:val="Compact"/>
             </w:pPr>
-            <w:hyperlink ns1:id="rId106">
+            <w:hyperlink ns1:id="rId109">
               <w:r>
                 <w:rPr>
                   <w:rStyle w:val="Hyperlink"/>
@@ -11420,7 +11832,7 @@
             <w:pPr>
               <w:pStyle w:val="Compact"/>
             </w:pPr>
-            <w:hyperlink ns1:id="rId107">
+            <w:hyperlink ns1:id="rId110">
               <w:r>
                 <w:rPr>
                   <w:rStyle w:val="Hyperlink"/>
@@ -11474,7 +11886,7 @@
             <w:pPr>
               <w:pStyle w:val="Compact"/>
             </w:pPr>
-            <w:hyperlink ns1:id="rId108">
+            <w:hyperlink ns1:id="rId111">
               <w:r>
                 <w:rPr>
                   <w:rStyle w:val="Hyperlink"/>
@@ -11528,7 +11940,7 @@
             <w:pPr>
               <w:pStyle w:val="Compact"/>
             </w:pPr>
-            <w:hyperlink ns1:id="rId109">
+            <w:hyperlink ns1:id="rId112">
               <w:r>
                 <w:rPr>
                   <w:rStyle w:val="Hyperlink"/>
@@ -11582,7 +11994,7 @@
             <w:pPr>
               <w:pStyle w:val="Compact"/>
             </w:pPr>
-            <w:hyperlink ns1:id="rId110">
+            <w:hyperlink ns1:id="rId113">
               <w:r>
                 <w:rPr>
                   <w:rStyle w:val="Hyperlink"/>
@@ -11636,7 +12048,7 @@
             <w:pPr>
               <w:pStyle w:val="Compact"/>
             </w:pPr>
-            <w:hyperlink ns1:id="rId111">
+            <w:hyperlink ns1:id="rId114">
               <w:r>
                 <w:rPr>
                   <w:rStyle w:val="Hyperlink"/>
@@ -11690,7 +12102,7 @@
             <w:pPr>
               <w:pStyle w:val="Compact"/>
             </w:pPr>
-            <w:hyperlink ns1:id="rId112">
+            <w:hyperlink ns1:id="rId115">
               <w:r>
                 <w:rPr>
                   <w:rStyle w:val="Hyperlink"/>
@@ -11744,7 +12156,7 @@
             <w:pPr>
               <w:pStyle w:val="Compact"/>
             </w:pPr>
-            <w:hyperlink ns1:id="rId113">
+            <w:hyperlink ns1:id="rId116">
               <w:r>
                 <w:rPr>
                   <w:rStyle w:val="Hyperlink"/>
@@ -11798,7 +12210,7 @@
             <w:pPr>
               <w:pStyle w:val="Compact"/>
             </w:pPr>
-            <w:hyperlink ns1:id="rId114">
+            <w:hyperlink ns1:id="rId117">
               <w:r>
                 <w:rPr>
                   <w:rStyle w:val="Hyperlink"/>
@@ -11852,7 +12264,7 @@
             <w:pPr>
               <w:pStyle w:val="Compact"/>
             </w:pPr>
-            <w:hyperlink ns1:id="rId115">
+            <w:hyperlink ns1:id="rId118">
               <w:r>
                 <w:rPr>
                   <w:rStyle w:val="Hyperlink"/>
@@ -11906,7 +12318,7 @@
             <w:pPr>
               <w:pStyle w:val="Compact"/>
             </w:pPr>
-            <w:hyperlink ns1:id="rId116">
+            <w:hyperlink ns1:id="rId119">
               <w:r>
                 <w:rPr>
                   <w:rStyle w:val="Hyperlink"/>
@@ -11960,7 +12372,7 @@
             <w:pPr>
               <w:pStyle w:val="Compact"/>
             </w:pPr>
-            <w:hyperlink ns1:id="rId117">
+            <w:hyperlink ns1:id="rId120">
               <w:r>
                 <w:rPr>
                   <w:rStyle w:val="Hyperlink"/>
@@ -12014,7 +12426,7 @@
             <w:pPr>
               <w:pStyle w:val="Compact"/>
             </w:pPr>
-            <w:hyperlink ns1:id="rId118">
+            <w:hyperlink ns1:id="rId121">
               <w:r>
                 <w:rPr>
                   <w:rStyle w:val="Hyperlink"/>
@@ -12068,7 +12480,7 @@
             <w:pPr>
               <w:pStyle w:val="Compact"/>
             </w:pPr>
-            <w:hyperlink ns1:id="rId119">
+            <w:hyperlink ns1:id="rId122">
               <w:r>
                 <w:rPr>
                   <w:rStyle w:val="Hyperlink"/>
@@ -12122,7 +12534,7 @@
             <w:pPr>
               <w:pStyle w:val="Compact"/>
             </w:pPr>
-            <w:hyperlink ns1:id="rId120">
+            <w:hyperlink ns1:id="rId123">
               <w:r>
                 <w:rPr>
                   <w:rStyle w:val="Hyperlink"/>
@@ -12176,7 +12588,7 @@
             <w:pPr>
               <w:pStyle w:val="Compact"/>
             </w:pPr>
-            <w:hyperlink ns1:id="rId121">
+            <w:hyperlink ns1:id="rId124">
               <w:r>
                 <w:rPr>
                   <w:rStyle w:val="Hyperlink"/>
@@ -12230,7 +12642,7 @@
             <w:pPr>
               <w:pStyle w:val="Compact"/>
             </w:pPr>
-            <w:hyperlink ns1:id="rId122">
+            <w:hyperlink ns1:id="rId125">
               <w:r>
                 <w:rPr>
                   <w:rStyle w:val="Hyperlink"/>
@@ -12284,7 +12696,7 @@
             <w:pPr>
               <w:pStyle w:val="Compact"/>
             </w:pPr>
-            <w:hyperlink ns1:id="rId123">
+            <w:hyperlink ns1:id="rId126">
               <w:r>
                 <w:rPr>
                   <w:rStyle w:val="Hyperlink"/>
@@ -12338,7 +12750,7 @@
             <w:pPr>
               <w:pStyle w:val="Compact"/>
             </w:pPr>
-            <w:hyperlink ns1:id="rId124">
+            <w:hyperlink ns1:id="rId127">
               <w:r>
                 <w:rPr>
                   <w:rStyle w:val="Hyperlink"/>
@@ -12392,7 +12804,7 @@
             <w:pPr>
               <w:pStyle w:val="Compact"/>
             </w:pPr>
-            <w:hyperlink ns1:id="rId125">
+            <w:hyperlink ns1:id="rId128">
               <w:r>
                 <w:rPr>
                   <w:rStyle w:val="Hyperlink"/>
@@ -12446,7 +12858,7 @@
             <w:pPr>
               <w:pStyle w:val="Compact"/>
             </w:pPr>
-            <w:hyperlink ns1:id="rId126">
+            <w:hyperlink ns1:id="rId129">
               <w:r>
                 <w:rPr>
                   <w:rStyle w:val="Hyperlink"/>
@@ -12500,7 +12912,7 @@
             <w:pPr>
               <w:pStyle w:val="Compact"/>
             </w:pPr>
-            <w:hyperlink ns1:id="rId127">
+            <w:hyperlink ns1:id="rId130">
               <w:r>
                 <w:rPr>
                   <w:rStyle w:val="Hyperlink"/>
@@ -12554,7 +12966,7 @@
             <w:pPr>
               <w:pStyle w:val="Compact"/>
             </w:pPr>
-            <w:hyperlink ns1:id="rId128">
+            <w:hyperlink ns1:id="rId131">
               <w:r>
                 <w:rPr>
                   <w:rStyle w:val="Hyperlink"/>
@@ -12608,7 +13020,7 @@
             <w:pPr>
               <w:pStyle w:val="Compact"/>
             </w:pPr>
-            <w:hyperlink ns1:id="rId129">
+            <w:hyperlink ns1:id="rId132">
               <w:r>
                 <w:rPr>
                   <w:rStyle w:val="Hyperlink"/>
@@ -12662,7 +13074,7 @@
             <w:pPr>
               <w:pStyle w:val="Compact"/>
             </w:pPr>
-            <w:hyperlink ns1:id="rId130">
+            <w:hyperlink ns1:id="rId133">
               <w:r>
                 <w:rPr>
                   <w:rStyle w:val="Hyperlink"/>
@@ -12716,7 +13128,7 @@
             <w:pPr>
               <w:pStyle w:val="Compact"/>
             </w:pPr>
-            <w:hyperlink ns1:id="rId131">
+            <w:hyperlink ns1:id="rId134">
               <w:r>
                 <w:rPr>
                   <w:rStyle w:val="Hyperlink"/>
@@ -12770,7 +13182,7 @@
             <w:pPr>
               <w:pStyle w:val="Compact"/>
             </w:pPr>
-            <w:hyperlink ns1:id="rId132">
+            <w:hyperlink ns1:id="rId135">
               <w:r>
                 <w:rPr>
                   <w:rStyle w:val="Hyperlink"/>
@@ -12824,7 +13236,7 @@
             <w:pPr>
               <w:pStyle w:val="Compact"/>
             </w:pPr>
-            <w:hyperlink ns1:id="rId133">
+            <w:hyperlink ns1:id="rId136">
               <w:r>
                 <w:rPr>
                   <w:rStyle w:val="Hyperlink"/>
@@ -12876,15 +13288,34 @@
         </w:tc>
       </w:tr>
     </w:tbl>
-    <w:bookmarkEnd w:id="134"/>
     <w:p>
+      <w:pPr>
+        <w:pStyle w:val="Beschriftung"/>
+      </w:pPr>
+      <w:r>
+        <w:t xml:space="preserve">Tableau</w:t>
+      </w:r>
+      <w:r>
+        <w:t xml:space="preserve"> </w:t>
+      </w:r>
+      <w:fldSimple w:instr=" SEQ Tableau \* ARABIC ">
+        <w:r>
+          <w:t>1</w:t>
+        </w:r>
+      </w:fldSimple>
+      <w:r>
+        <w:t xml:space="preserve">: TrainingTypeEnum – Valeurs admissibles</w:t>
+      </w:r>
+    </w:p>
+    <w:bookmarkEnd w:id="137"/>
+    <w:p>
       <w:r>
         <w:br w:type="page"/>
       </w:r>
     </w:p>
-    <w:bookmarkEnd w:id="135"/>
-    <w:bookmarkEnd w:id="136"/>
-    <w:bookmarkStart w:id="183" w:name="groupes-et-organes-groups"/>
+    <w:bookmarkEnd w:id="138"/>
+    <w:bookmarkEnd w:id="139"/>
+    <w:bookmarkStart w:id="186" w:name="groupes-et-organes-groups"/>
     <w:p>
       <w:pPr>
         <w:pStyle w:val="berschrift1"/>
@@ -12906,7 +13337,7 @@
         <w:pStyle w:val="Compact"/>
         <w:numPr>
           <w:ilvl w:val="0"/>
-          <w:numId w:val="1008"/>
+          <w:numId w:val="1009"/>
         </w:numPr>
       </w:pPr>
       <w:r>
@@ -12971,7 +13402,7 @@
         <w:pStyle w:val="Compact"/>
         <w:numPr>
           <w:ilvl w:val="0"/>
-          <w:numId w:val="1008"/>
+          <w:numId w:val="1009"/>
         </w:numPr>
       </w:pPr>
       <w:r>
@@ -13097,7 +13528,7 @@
         <w:pStyle w:val="Compact"/>
         <w:numPr>
           <w:ilvl w:val="0"/>
-          <w:numId w:val="1008"/>
+          <w:numId w:val="1009"/>
         </w:numPr>
       </w:pPr>
       <w:r>
@@ -13135,7 +13566,7 @@
         <w:t xml:space="preserve">, il est possible de représenter p. ex. des commissions n’existant que durant une législature, ou des changements de nom et des fusions de partis.</w:t>
       </w:r>
     </w:p>
-    <w:bookmarkStart w:id="151" w:name="classe-group"/>
+    <w:bookmarkStart w:id="154" w:name="classe-group"/>
     <w:p>
       <w:pPr>
         <w:pStyle w:val="berschrift2"/>
@@ -13146,8 +13577,8 @@
       <w:r>
         <w:t xml:space="preserve"> </w:t>
       </w:r>
-      <w:bookmarkStart w:id="137" w:name="Group"/>
-      <w:bookmarkEnd w:id="137"/>
+      <w:bookmarkStart w:id="140" w:name="Group"/>
+      <w:bookmarkEnd w:id="140"/>
     </w:p>
     <w:p>
       <w:pPr>
@@ -13161,7 +13592,7 @@
         <w:t xml:space="preserve">Un groupe, une organisation ou une collectivité politique (p. ex. parti, commission, parlement, département).</w:t>
       </w:r>
     </w:p>
-    <w:bookmarkStart w:id="138" w:name="attributs-7"/>
+    <w:bookmarkStart w:id="141" w:name="attributs-7"/>
     <w:p>
       <w:pPr>
         <w:pStyle w:val="berschrift3"/>
@@ -14512,8 +14943,27 @@
         </w:tc>
       </w:tr>
     </w:tbl>
-    <w:bookmarkEnd w:id="138"/>
-    <w:bookmarkStart w:id="139" w:name="utilisations-7"/>
+    <w:p>
+      <w:pPr>
+        <w:pStyle w:val="Beschriftung"/>
+      </w:pPr>
+      <w:r>
+        <w:t xml:space="preserve">Tableau</w:t>
+      </w:r>
+      <w:r>
+        <w:t xml:space="preserve"> </w:t>
+      </w:r>
+      <w:fldSimple w:instr=" SEQ Tableau \* ARABIC ">
+        <w:r>
+          <w:t>1</w:t>
+        </w:r>
+      </w:fldSimple>
+      <w:r>
+        <w:t xml:space="preserve">: Group – Attributs</w:t>
+      </w:r>
+    </w:p>
+    <w:bookmarkEnd w:id="141"/>
+    <w:bookmarkStart w:id="142" w:name="utilisations-7"/>
     <w:p>
       <w:pPr>
         <w:pStyle w:val="berschrift3"/>
@@ -14643,8 +15093,27 @@
         </w:tc>
       </w:tr>
     </w:tbl>
-    <w:bookmarkEnd w:id="139"/>
-    <w:bookmarkStart w:id="150" w:name="exemples-2"/>
+    <w:p>
+      <w:pPr>
+        <w:pStyle w:val="Beschriftung"/>
+      </w:pPr>
+      <w:r>
+        <w:t xml:space="preserve">Tableau</w:t>
+      </w:r>
+      <w:r>
+        <w:t xml:space="preserve"> </w:t>
+      </w:r>
+      <w:fldSimple w:instr=" SEQ Tableau \* ARABIC ">
+        <w:r>
+          <w:t>1</w:t>
+        </w:r>
+      </w:fldSimple>
+      <w:r>
+        <w:t xml:space="preserve">: Group – Utilisations</w:t>
+      </w:r>
+    </w:p>
+    <w:bookmarkEnd w:id="142"/>
+    <w:bookmarkStart w:id="153" w:name="exemples-2"/>
     <w:p>
       <w:pPr>
         <w:pStyle w:val="berschrift3"/>
@@ -14653,7 +15122,7 @@
         <w:t xml:space="preserve">Exemples</w:t>
       </w:r>
     </w:p>
-    <w:bookmarkStart w:id="140" w:name="X18cd64658ee3a2058132627816d9514f18a721a"/>
+    <w:bookmarkStart w:id="143" w:name="X18cd64658ee3a2058132627816d9514f18a721a"/>
     <w:p>
       <w:pPr>
         <w:pStyle w:val="berschrift4"/>
@@ -15432,8 +15901,8 @@
         <w:t xml:space="preserve"> https://ld.admin.ch/canton/12</w:t>
       </w:r>
     </w:p>
-    <w:bookmarkEnd w:id="140"/>
-    <w:bookmarkStart w:id="141" w:name="Xd0ec23ff6a83521765a8d7fc47e68db61616dca"/>
+    <w:bookmarkEnd w:id="143"/>
+    <w:bookmarkStart w:id="144" w:name="Xd0ec23ff6a83521765a8d7fc47e68db61616dca"/>
     <w:p>
       <w:pPr>
         <w:pStyle w:val="berschrift4"/>
@@ -16002,8 +16471,8 @@
         <w:t xml:space="preserve"> de</w:t>
       </w:r>
     </w:p>
-    <w:bookmarkEnd w:id="141"/>
-    <w:bookmarkStart w:id="142" w:name="Xf6be1816f54b813d87031e59b0799615b73e818"/>
+    <w:bookmarkEnd w:id="144"/>
+    <w:bookmarkStart w:id="145" w:name="Xf6be1816f54b813d87031e59b0799615b73e818"/>
     <w:p>
       <w:pPr>
         <w:pStyle w:val="berschrift4"/>
@@ -17262,8 +17731,8 @@
         <w:t xml:space="preserve"> 2012-01-01</w:t>
       </w:r>
     </w:p>
-    <w:bookmarkEnd w:id="142"/>
-    <w:bookmarkStart w:id="143" w:name="X401ad1e6f27e4436c8a7ce471ff688432e7da62"/>
+    <w:bookmarkEnd w:id="145"/>
+    <w:bookmarkStart w:id="146" w:name="X401ad1e6f27e4436c8a7ce471ff688432e7da62"/>
     <w:p>
       <w:pPr>
         <w:pStyle w:val="berschrift4"/>
@@ -17724,8 +18193,8 @@
         <w:t xml:space="preserve"> Grosser Rat Basel-Stadt</w:t>
       </w:r>
     </w:p>
-    <w:bookmarkEnd w:id="143"/>
-    <w:bookmarkStart w:id="144" w:name="Xc907952ba57b0baeff7538c269658513a29a32c"/>
+    <w:bookmarkEnd w:id="146"/>
+    <w:bookmarkStart w:id="147" w:name="Xc907952ba57b0baeff7538c269658513a29a32c"/>
     <w:p>
       <w:pPr>
         <w:pStyle w:val="berschrift4"/>
@@ -18180,8 +18649,8 @@
         <w:t xml:space="preserve"> https://ld.admin.ch/canton/22</w:t>
       </w:r>
     </w:p>
-    <w:bookmarkEnd w:id="144"/>
-    <w:bookmarkStart w:id="145" w:name="X25ee464d661be05b5008b35b8474c45db61afb3"/>
+    <w:bookmarkEnd w:id="147"/>
+    <w:bookmarkStart w:id="148" w:name="X25ee464d661be05b5008b35b8474c45db61afb3"/>
     <w:p>
       <w:pPr>
         <w:pStyle w:val="berschrift4"/>
@@ -18960,8 +19429,8 @@
         <w:t xml:space="preserve"> https://ld.admin.ch/canton/12</w:t>
       </w:r>
     </w:p>
-    <w:bookmarkEnd w:id="145"/>
-    <w:bookmarkStart w:id="146" w:name="X6c2a08232834c98788d813714d7061c37ecb860"/>
+    <w:bookmarkEnd w:id="148"/>
+    <w:bookmarkStart w:id="149" w:name="X6c2a08232834c98788d813714d7061c37ecb860"/>
     <w:p>
       <w:pPr>
         <w:pStyle w:val="berschrift4"/>
@@ -19305,8 +19774,8 @@
         <w:t xml:space="preserve"> https://ld.admin.ch/municipality/3203</w:t>
       </w:r>
     </w:p>
-    <w:bookmarkEnd w:id="146"/>
-    <w:bookmarkStart w:id="147" w:name="X3b9ba0f5594e4a81608c1da0cc4cd1d9a510eed"/>
+    <w:bookmarkEnd w:id="149"/>
+    <w:bookmarkStart w:id="150" w:name="X3b9ba0f5594e4a81608c1da0cc4cd1d9a510eed"/>
     <w:p>
       <w:pPr>
         <w:pStyle w:val="berschrift4"/>
@@ -20175,8 +20644,8 @@
         <w:t xml:space="preserve"> https://ld.admin.ch/canton/15</w:t>
       </w:r>
     </w:p>
-    <w:bookmarkEnd w:id="147"/>
-    <w:bookmarkStart w:id="148" w:name="X50762a5a2252783e9c0449c228947c2c4469446"/>
+    <w:bookmarkEnd w:id="150"/>
+    <w:bookmarkStart w:id="151" w:name="X50762a5a2252783e9c0449c228947c2c4469446"/>
     <w:p>
       <w:pPr>
         <w:pStyle w:val="berschrift4"/>
@@ -21177,8 +21646,8 @@
         <w:t xml:space="preserve"> 2007-12-12</w:t>
       </w:r>
     </w:p>
-    <w:bookmarkEnd w:id="148"/>
-    <w:bookmarkStart w:id="149" w:name="Xf8fc91e5ed55034f2c01896797ebe5213dbd7a7"/>
+    <w:bookmarkEnd w:id="151"/>
+    <w:bookmarkStart w:id="152" w:name="Xf8fc91e5ed55034f2c01896797ebe5213dbd7a7"/>
     <w:p>
       <w:pPr>
         <w:pStyle w:val="berschrift4"/>
@@ -22056,10 +22525,10 @@
         <w:t xml:space="preserve"> https://ld.admin.ch/country/CHE</w:t>
       </w:r>
     </w:p>
-    <w:bookmarkEnd w:id="149"/>
-    <w:bookmarkEnd w:id="150"/>
-    <w:bookmarkEnd w:id="151"/>
-    <w:bookmarkStart w:id="155" w:name="classe-grouptype"/>
+    <w:bookmarkEnd w:id="152"/>
+    <w:bookmarkEnd w:id="153"/>
+    <w:bookmarkEnd w:id="154"/>
+    <w:bookmarkStart w:id="158" w:name="classe-grouptype"/>
     <w:p>
       <w:pPr>
         <w:pStyle w:val="berschrift2"/>
@@ -22070,8 +22539,8 @@
       <w:r>
         <w:t xml:space="preserve"> </w:t>
       </w:r>
-      <w:bookmarkStart w:id="152" w:name="GroupType"/>
-      <w:bookmarkEnd w:id="152"/>
+      <w:bookmarkStart w:id="155" w:name="GroupType"/>
+      <w:bookmarkEnd w:id="155"/>
     </w:p>
     <w:p>
       <w:pPr>
@@ -22085,7 +22554,7 @@
         <w:t xml:space="preserve">Type de groupe (p. ex. parti, commission, parlement, département).</w:t>
       </w:r>
     </w:p>
-    <w:bookmarkStart w:id="153" w:name="attributs-8"/>
+    <w:bookmarkStart w:id="156" w:name="attributs-8"/>
     <w:p>
       <w:pPr>
         <w:pStyle w:val="berschrift3"/>
@@ -22244,8 +22713,27 @@
         </w:tc>
       </w:tr>
     </w:tbl>
-    <w:bookmarkEnd w:id="153"/>
-    <w:bookmarkStart w:id="154" w:name="utilisations-8"/>
+    <w:p>
+      <w:pPr>
+        <w:pStyle w:val="Beschriftung"/>
+      </w:pPr>
+      <w:r>
+        <w:t xml:space="preserve">Tableau</w:t>
+      </w:r>
+      <w:r>
+        <w:t xml:space="preserve"> </w:t>
+      </w:r>
+      <w:fldSimple w:instr=" SEQ Tableau \* ARABIC ">
+        <w:r>
+          <w:t>1</w:t>
+        </w:r>
+      </w:fldSimple>
+      <w:r>
+        <w:t xml:space="preserve">: GroupType – Attributs</w:t>
+      </w:r>
+    </w:p>
+    <w:bookmarkEnd w:id="156"/>
+    <w:bookmarkStart w:id="157" w:name="utilisations-8"/>
     <w:p>
       <w:pPr>
         <w:pStyle w:val="berschrift3"/>
@@ -22380,9 +22868,28 @@
         </w:tc>
       </w:tr>
     </w:tbl>
-    <w:bookmarkEnd w:id="154"/>
-    <w:bookmarkEnd w:id="155"/>
-    <w:bookmarkStart w:id="182" w:name="enum-grouptypeenum"/>
+    <w:p>
+      <w:pPr>
+        <w:pStyle w:val="Beschriftung"/>
+      </w:pPr>
+      <w:r>
+        <w:t xml:space="preserve">Tableau</w:t>
+      </w:r>
+      <w:r>
+        <w:t xml:space="preserve"> </w:t>
+      </w:r>
+      <w:fldSimple w:instr=" SEQ Tableau \* ARABIC ">
+        <w:r>
+          <w:t>1</w:t>
+        </w:r>
+      </w:fldSimple>
+      <w:r>
+        <w:t xml:space="preserve">: GroupType – Utilisations</w:t>
+      </w:r>
+    </w:p>
+    <w:bookmarkEnd w:id="157"/>
+    <w:bookmarkEnd w:id="158"/>
+    <w:bookmarkStart w:id="185" w:name="enum-grouptypeenum"/>
     <w:p>
       <w:pPr>
         <w:pStyle w:val="berschrift2"/>
@@ -22393,8 +22900,8 @@
       <w:r>
         <w:t xml:space="preserve"> </w:t>
       </w:r>
-      <w:bookmarkStart w:id="156" w:name="GroupTypeEnum"/>
-      <w:bookmarkEnd w:id="156"/>
+      <w:bookmarkStart w:id="159" w:name="GroupTypeEnum"/>
+      <w:bookmarkEnd w:id="159"/>
     </w:p>
     <w:p>
       <w:pPr>
@@ -22522,7 +23029,7 @@
       <w:r>
         <w:t xml:space="preserve"> </w:t>
       </w:r>
-      <w:hyperlink ns1:id="rId157">
+      <w:hyperlink ns1:id="rId160">
         <w:r>
           <w:rPr>
             <w:rStyle w:val="Hyperlink"/>
@@ -22531,7 +23038,7 @@
         </w:r>
       </w:hyperlink>
     </w:p>
-    <w:bookmarkStart w:id="181" w:name="valeurs-admissibles-3"/>
+    <w:bookmarkStart w:id="184" w:name="valeurs-admissibles-3"/>
     <w:p>
       <w:pPr>
         <w:pStyle w:val="berschrift3"/>
@@ -22621,7 +23128,7 @@
             <w:pPr>
               <w:pStyle w:val="Compact"/>
             </w:pPr>
-            <w:hyperlink ns1:id="rId158">
+            <w:hyperlink ns1:id="rId161">
               <w:r>
                 <w:rPr>
                   <w:rStyle w:val="Hyperlink"/>
@@ -22675,7 +23182,7 @@
             <w:pPr>
               <w:pStyle w:val="Compact"/>
             </w:pPr>
-            <w:hyperlink ns1:id="rId159">
+            <w:hyperlink ns1:id="rId162">
               <w:r>
                 <w:rPr>
                   <w:rStyle w:val="Hyperlink"/>
@@ -22729,7 +23236,7 @@
             <w:pPr>
               <w:pStyle w:val="Compact"/>
             </w:pPr>
-            <w:hyperlink ns1:id="rId160">
+            <w:hyperlink ns1:id="rId163">
               <w:r>
                 <w:rPr>
                   <w:rStyle w:val="Hyperlink"/>
@@ -22783,7 +23290,7 @@
             <w:pPr>
               <w:pStyle w:val="Compact"/>
             </w:pPr>
-            <w:hyperlink ns1:id="rId161">
+            <w:hyperlink ns1:id="rId164">
               <w:r>
                 <w:rPr>
                   <w:rStyle w:val="Hyperlink"/>
@@ -22837,7 +23344,7 @@
             <w:pPr>
               <w:pStyle w:val="Compact"/>
             </w:pPr>
-            <w:hyperlink ns1:id="rId162">
+            <w:hyperlink ns1:id="rId165">
               <w:r>
                 <w:rPr>
                   <w:rStyle w:val="Hyperlink"/>
@@ -22891,7 +23398,7 @@
             <w:pPr>
               <w:pStyle w:val="Compact"/>
             </w:pPr>
-            <w:hyperlink ns1:id="rId163">
+            <w:hyperlink ns1:id="rId166">
               <w:r>
                 <w:rPr>
                   <w:rStyle w:val="Hyperlink"/>
@@ -22945,7 +23452,7 @@
             <w:pPr>
               <w:pStyle w:val="Compact"/>
             </w:pPr>
-            <w:hyperlink ns1:id="rId164">
+            <w:hyperlink ns1:id="rId167">
               <w:r>
                 <w:rPr>
                   <w:rStyle w:val="Hyperlink"/>
@@ -22999,7 +23506,7 @@
             <w:pPr>
               <w:pStyle w:val="Compact"/>
             </w:pPr>
-            <w:hyperlink ns1:id="rId165">
+            <w:hyperlink ns1:id="rId168">
               <w:r>
                 <w:rPr>
                   <w:rStyle w:val="Hyperlink"/>
@@ -23053,7 +23560,7 @@
             <w:pPr>
               <w:pStyle w:val="Compact"/>
             </w:pPr>
-            <w:hyperlink ns1:id="rId166">
+            <w:hyperlink ns1:id="rId169">
               <w:r>
                 <w:rPr>
                   <w:rStyle w:val="Hyperlink"/>
@@ -23107,7 +23614,7 @@
             <w:pPr>
               <w:pStyle w:val="Compact"/>
             </w:pPr>
-            <w:hyperlink ns1:id="rId167">
+            <w:hyperlink ns1:id="rId170">
               <w:r>
                 <w:rPr>
                   <w:rStyle w:val="Hyperlink"/>
@@ -23161,7 +23668,7 @@
             <w:pPr>
               <w:pStyle w:val="Compact"/>
             </w:pPr>
-            <w:hyperlink ns1:id="rId168">
+            <w:hyperlink ns1:id="rId171">
               <w:r>
                 <w:rPr>
                   <w:rStyle w:val="Hyperlink"/>
@@ -23215,7 +23722,7 @@
             <w:pPr>
               <w:pStyle w:val="Compact"/>
             </w:pPr>
-            <w:hyperlink ns1:id="rId169">
+            <w:hyperlink ns1:id="rId172">
               <w:r>
                 <w:rPr>
                   <w:rStyle w:val="Hyperlink"/>
@@ -23269,7 +23776,7 @@
             <w:pPr>
               <w:pStyle w:val="Compact"/>
             </w:pPr>
-            <w:hyperlink ns1:id="rId170">
+            <w:hyperlink ns1:id="rId173">
               <w:r>
                 <w:rPr>
                   <w:rStyle w:val="Hyperlink"/>
@@ -23323,7 +23830,7 @@
             <w:pPr>
               <w:pStyle w:val="Compact"/>
             </w:pPr>
-            <w:hyperlink ns1:id="rId171">
+            <w:hyperlink ns1:id="rId174">
               <w:r>
                 <w:rPr>
                   <w:rStyle w:val="Hyperlink"/>
@@ -23377,7 +23884,7 @@
             <w:pPr>
               <w:pStyle w:val="Compact"/>
             </w:pPr>
-            <w:hyperlink ns1:id="rId172">
+            <w:hyperlink ns1:id="rId175">
               <w:r>
                 <w:rPr>
                   <w:rStyle w:val="Hyperlink"/>
@@ -23431,7 +23938,7 @@
             <w:pPr>
               <w:pStyle w:val="Compact"/>
             </w:pPr>
-            <w:hyperlink ns1:id="rId173">
+            <w:hyperlink ns1:id="rId176">
               <w:r>
                 <w:rPr>
                   <w:rStyle w:val="Hyperlink"/>
@@ -23485,7 +23992,7 @@
             <w:pPr>
               <w:pStyle w:val="Compact"/>
             </w:pPr>
-            <w:hyperlink ns1:id="rId174">
+            <w:hyperlink ns1:id="rId177">
               <w:r>
                 <w:rPr>
                   <w:rStyle w:val="Hyperlink"/>
@@ -23539,7 +24046,7 @@
             <w:pPr>
               <w:pStyle w:val="Compact"/>
             </w:pPr>
-            <w:hyperlink ns1:id="rId175">
+            <w:hyperlink ns1:id="rId178">
               <w:r>
                 <w:rPr>
                   <w:rStyle w:val="Hyperlink"/>
@@ -23593,7 +24100,7 @@
             <w:pPr>
               <w:pStyle w:val="Compact"/>
             </w:pPr>
-            <w:hyperlink ns1:id="rId176">
+            <w:hyperlink ns1:id="rId179">
               <w:r>
                 <w:rPr>
                   <w:rStyle w:val="Hyperlink"/>
@@ -23647,7 +24154,7 @@
             <w:pPr>
               <w:pStyle w:val="Compact"/>
             </w:pPr>
-            <w:hyperlink ns1:id="rId177">
+            <w:hyperlink ns1:id="rId180">
               <w:r>
                 <w:rPr>
                   <w:rStyle w:val="Hyperlink"/>
@@ -23701,7 +24208,7 @@
             <w:pPr>
               <w:pStyle w:val="Compact"/>
             </w:pPr>
-            <w:hyperlink ns1:id="rId178">
+            <w:hyperlink ns1:id="rId181">
               <w:r>
                 <w:rPr>
                   <w:rStyle w:val="Hyperlink"/>
@@ -23755,7 +24262,7 @@
             <w:pPr>
               <w:pStyle w:val="Compact"/>
             </w:pPr>
-            <w:hyperlink ns1:id="rId179">
+            <w:hyperlink ns1:id="rId182">
               <w:r>
                 <w:rPr>
                   <w:rStyle w:val="Hyperlink"/>
@@ -23809,7 +24316,7 @@
             <w:pPr>
               <w:pStyle w:val="Compact"/>
             </w:pPr>
-            <w:hyperlink ns1:id="rId180">
+            <w:hyperlink ns1:id="rId183">
               <w:r>
                 <w:rPr>
                   <w:rStyle w:val="Hyperlink"/>
@@ -23821,15 +24328,34 @@
         </w:tc>
       </w:tr>
     </w:tbl>
-    <w:bookmarkEnd w:id="181"/>
     <w:p>
+      <w:pPr>
+        <w:pStyle w:val="Beschriftung"/>
+      </w:pPr>
+      <w:r>
+        <w:t xml:space="preserve">Tableau</w:t>
+      </w:r>
+      <w:r>
+        <w:t xml:space="preserve"> </w:t>
+      </w:r>
+      <w:fldSimple w:instr=" SEQ Tableau \* ARABIC ">
+        <w:r>
+          <w:t>1</w:t>
+        </w:r>
+      </w:fldSimple>
+      <w:r>
+        <w:t xml:space="preserve">: GroupTypeEnum – Valeurs admissibles</w:t>
+      </w:r>
+    </w:p>
+    <w:bookmarkEnd w:id="184"/>
+    <w:p>
       <w:r>
         <w:br w:type="page"/>
       </w:r>
     </w:p>
-    <w:bookmarkEnd w:id="182"/>
-    <w:bookmarkEnd w:id="183"/>
-    <w:bookmarkStart w:id="214" w:name="affiliations-memberships"/>
+    <w:bookmarkEnd w:id="185"/>
+    <w:bookmarkEnd w:id="186"/>
+    <w:bookmarkStart w:id="217" w:name="affiliations-memberships"/>
     <w:p>
       <w:pPr>
         <w:pStyle w:val="berschrift1"/>
@@ -23851,7 +24377,7 @@
         <w:pStyle w:val="Compact"/>
         <w:numPr>
           <w:ilvl w:val="0"/>
-          <w:numId w:val="1009"/>
+          <w:numId w:val="1010"/>
         </w:numPr>
       </w:pPr>
       <w:r>
@@ -23938,7 +24464,7 @@
         <w:pStyle w:val="Compact"/>
         <w:numPr>
           <w:ilvl w:val="0"/>
-          <w:numId w:val="1009"/>
+          <w:numId w:val="1010"/>
         </w:numPr>
       </w:pPr>
       <w:r>
@@ -23990,7 +24516,7 @@
         <w:pStyle w:val="Compact"/>
         <w:numPr>
           <w:ilvl w:val="0"/>
-          <w:numId w:val="1009"/>
+          <w:numId w:val="1010"/>
         </w:numPr>
       </w:pPr>
       <w:r>
@@ -24075,7 +24601,7 @@
         <w:pStyle w:val="Compact"/>
         <w:numPr>
           <w:ilvl w:val="0"/>
-          <w:numId w:val="1009"/>
+          <w:numId w:val="1010"/>
         </w:numPr>
       </w:pPr>
       <w:r>
@@ -24127,7 +24653,7 @@
         <w:pStyle w:val="Compact"/>
         <w:numPr>
           <w:ilvl w:val="0"/>
-          <w:numId w:val="1009"/>
+          <w:numId w:val="1010"/>
         </w:numPr>
       </w:pPr>
       <w:r>
@@ -24188,7 +24714,7 @@
         <w:pStyle w:val="Compact"/>
         <w:numPr>
           <w:ilvl w:val="0"/>
-          <w:numId w:val="1009"/>
+          <w:numId w:val="1010"/>
         </w:numPr>
       </w:pPr>
       <w:r>
@@ -24271,7 +24797,7 @@
         <w:t xml:space="preserve">). Qu’une circonscription soit identifiable de la sorte dépend de sa coïncidence avec une unité spatiale officielle : dans le canton de Bâle-Ville, les circonscriptions de Riehen et de Bettingen sont des communes et disposent d’une ressource LINDAS, tandis que Grossbasel-Ost, Grossbasel-West et Kleinbasel regroupent des quartiers de la commune de Bâle et n’en ont pas. Les circonscriptions sans équivalent officiel reçoivent un identifiant dans l’espace de noms de l’organe qui les publie.</w:t>
       </w:r>
     </w:p>
-    <w:bookmarkStart w:id="196" w:name="classe-membership"/>
+    <w:bookmarkStart w:id="199" w:name="classe-membership"/>
     <w:p>
       <w:pPr>
         <w:pStyle w:val="berschrift2"/>
@@ -24282,8 +24808,8 @@
       <w:r>
         <w:t xml:space="preserve"> </w:t>
       </w:r>
-      <w:bookmarkStart w:id="184" w:name="Membership"/>
-      <w:bookmarkEnd w:id="184"/>
+      <w:bookmarkStart w:id="187" w:name="Membership"/>
+      <w:bookmarkEnd w:id="187"/>
     </w:p>
     <w:p>
       <w:pPr>
@@ -24297,7 +24823,7 @@
         <w:t xml:space="preserve">Une relation d’affiliation entre une personne et un groupe, représentant une appartenance formelle (p. ex. membre d’un parti, membre d’une commission, parlementaire). À distinguer de InterestLink, qui recouvre les liens d’intérêts externes et les conflits d’intérêts avec des organisations situées en dehors du schéma des acteurs.</w:t>
       </w:r>
     </w:p>
-    <w:bookmarkStart w:id="185" w:name="attributs-9"/>
+    <w:bookmarkStart w:id="188" w:name="attributs-9"/>
     <w:p>
       <w:pPr>
         <w:pStyle w:val="berschrift3"/>
@@ -25259,8 +25785,27 @@
         </w:tc>
       </w:tr>
     </w:tbl>
-    <w:bookmarkEnd w:id="185"/>
-    <w:bookmarkStart w:id="186" w:name="utilisations-9"/>
+    <w:p>
+      <w:pPr>
+        <w:pStyle w:val="Beschriftung"/>
+      </w:pPr>
+      <w:r>
+        <w:t xml:space="preserve">Tableau</w:t>
+      </w:r>
+      <w:r>
+        <w:t xml:space="preserve"> </w:t>
+      </w:r>
+      <w:fldSimple w:instr=" SEQ Tableau \* ARABIC ">
+        <w:r>
+          <w:t>1</w:t>
+        </w:r>
+      </w:fldSimple>
+      <w:r>
+        <w:t xml:space="preserve">: Membership – Attributs</w:t>
+      </w:r>
+    </w:p>
+    <w:bookmarkEnd w:id="188"/>
+    <w:bookmarkStart w:id="189" w:name="utilisations-9"/>
     <w:p>
       <w:pPr>
         <w:pStyle w:val="berschrift3"/>
@@ -25390,8 +25935,27 @@
         </w:tc>
       </w:tr>
     </w:tbl>
-    <w:bookmarkEnd w:id="186"/>
-    <w:bookmarkStart w:id="195" w:name="exemples-3"/>
+    <w:p>
+      <w:pPr>
+        <w:pStyle w:val="Beschriftung"/>
+      </w:pPr>
+      <w:r>
+        <w:t xml:space="preserve">Tableau</w:t>
+      </w:r>
+      <w:r>
+        <w:t xml:space="preserve"> </w:t>
+      </w:r>
+      <w:fldSimple w:instr=" SEQ Tableau \* ARABIC ">
+        <w:r>
+          <w:t>1</w:t>
+        </w:r>
+      </w:fldSimple>
+      <w:r>
+        <w:t xml:space="preserve">: Membership – Utilisations</w:t>
+      </w:r>
+    </w:p>
+    <w:bookmarkEnd w:id="189"/>
+    <w:bookmarkStart w:id="198" w:name="exemples-3"/>
     <w:p>
       <w:pPr>
         <w:pStyle w:val="berschrift3"/>
@@ -25400,7 +25964,7 @@
         <w:t xml:space="preserve">Exemples</w:t>
       </w:r>
     </w:p>
-    <w:bookmarkStart w:id="187" w:name="X2c1ac3b5b432eedc4d8eac37aee3521aad6df35"/>
+    <w:bookmarkStart w:id="190" w:name="X2c1ac3b5b432eedc4d8eac37aee3521aad6df35"/>
     <w:p>
       <w:pPr>
         <w:pStyle w:val="berschrift4"/>
@@ -25837,8 +26401,8 @@
         <w:t xml:space="preserve">true</w:t>
       </w:r>
     </w:p>
-    <w:bookmarkEnd w:id="187"/>
-    <w:bookmarkStart w:id="188" w:name="X75b9ce56a462c65ede1d068de5dbbf215a2ae59"/>
+    <w:bookmarkEnd w:id="190"/>
+    <w:bookmarkStart w:id="191" w:name="X75b9ce56a462c65ede1d068de5dbbf215a2ae59"/>
     <w:p>
       <w:pPr>
         <w:pStyle w:val="berschrift4"/>
@@ -26221,8 +26785,8 @@
         <w:t xml:space="preserve">true</w:t>
       </w:r>
     </w:p>
-    <w:bookmarkEnd w:id="188"/>
-    <w:bookmarkStart w:id="189" w:name="X461e3f6919f9b1c0edad6ee70c89071048ad28c"/>
+    <w:bookmarkEnd w:id="191"/>
+    <w:bookmarkStart w:id="192" w:name="X461e3f6919f9b1c0edad6ee70c89071048ad28c"/>
     <w:p>
       <w:pPr>
         <w:pStyle w:val="berschrift4"/>
@@ -26632,8 +27196,8 @@
         <w:t xml:space="preserve">false</w:t>
       </w:r>
     </w:p>
-    <w:bookmarkEnd w:id="189"/>
-    <w:bookmarkStart w:id="190" w:name="X78cf0a1b45398a16cf9055842226733fe3c2f5c"/>
+    <w:bookmarkEnd w:id="192"/>
+    <w:bookmarkStart w:id="193" w:name="X78cf0a1b45398a16cf9055842226733fe3c2f5c"/>
     <w:p>
       <w:pPr>
         <w:pStyle w:val="berschrift4"/>
@@ -27043,8 +27607,8 @@
         <w:t xml:space="preserve">false</w:t>
       </w:r>
     </w:p>
-    <w:bookmarkEnd w:id="190"/>
-    <w:bookmarkStart w:id="191" w:name="X203890475176b7c002540dc412bdb3c1de4387d"/>
+    <w:bookmarkEnd w:id="193"/>
+    <w:bookmarkStart w:id="194" w:name="X203890475176b7c002540dc412bdb3c1de4387d"/>
     <w:p>
       <w:pPr>
         <w:pStyle w:val="berschrift4"/>
@@ -27742,8 +28306,8 @@
         <w:t xml:space="preserve">false</w:t>
       </w:r>
     </w:p>
-    <w:bookmarkEnd w:id="191"/>
-    <w:bookmarkStart w:id="192" w:name="X0f91acac3737af06e2069b9e8e67a6bebc99c7e"/>
+    <w:bookmarkEnd w:id="194"/>
+    <w:bookmarkStart w:id="195" w:name="X0f91acac3737af06e2069b9e8e67a6bebc99c7e"/>
     <w:p>
       <w:pPr>
         <w:pStyle w:val="berschrift4"/>
@@ -28273,8 +28837,8 @@
         <w:t xml:space="preserve">false</w:t>
       </w:r>
     </w:p>
-    <w:bookmarkEnd w:id="192"/>
-    <w:bookmarkStart w:id="193" w:name="X4aa3806fccbf31d4198e8b1f0b377422bdc8b5d"/>
+    <w:bookmarkEnd w:id="195"/>
+    <w:bookmarkStart w:id="196" w:name="X4aa3806fccbf31d4198e8b1f0b377422bdc8b5d"/>
     <w:p>
       <w:pPr>
         <w:pStyle w:val="berschrift4"/>
@@ -28852,8 +29416,8 @@
         <w:t xml:space="preserve">false</w:t>
       </w:r>
     </w:p>
-    <w:bookmarkEnd w:id="193"/>
-    <w:bookmarkStart w:id="194" w:name="Xa0aba1735180765aa5894c3fbe1f531fa0b3768"/>
+    <w:bookmarkEnd w:id="196"/>
+    <w:bookmarkStart w:id="197" w:name="Xa0aba1735180765aa5894c3fbe1f531fa0b3768"/>
     <w:p>
       <w:pPr>
         <w:pStyle w:val="berschrift4"/>
@@ -29176,10 +29740,10 @@
         <w:t xml:space="preserve">true</w:t>
       </w:r>
     </w:p>
-    <w:bookmarkEnd w:id="194"/>
-    <w:bookmarkEnd w:id="195"/>
-    <w:bookmarkEnd w:id="196"/>
-    <w:bookmarkStart w:id="202" w:name="classe-roletype"/>
+    <w:bookmarkEnd w:id="197"/>
+    <w:bookmarkEnd w:id="198"/>
+    <w:bookmarkEnd w:id="199"/>
+    <w:bookmarkStart w:id="205" w:name="classe-roletype"/>
     <w:p>
       <w:pPr>
         <w:pStyle w:val="berschrift2"/>
@@ -29190,8 +29754,8 @@
       <w:r>
         <w:t xml:space="preserve"> </w:t>
       </w:r>
-      <w:bookmarkStart w:id="197" w:name="RoleType"/>
-      <w:bookmarkEnd w:id="197"/>
+      <w:bookmarkStart w:id="200" w:name="RoleType"/>
+      <w:bookmarkEnd w:id="200"/>
     </w:p>
     <w:p>
       <w:pPr>
@@ -29285,7 +29849,7 @@
         <w:t xml:space="preserve">est réglé sur « other ».</w:t>
       </w:r>
     </w:p>
-    <w:bookmarkStart w:id="199" w:name="attributs-10"/>
+    <w:bookmarkStart w:id="202" w:name="attributs-10"/>
     <w:p>
       <w:pPr>
         <w:pStyle w:val="berschrift3"/>
@@ -29459,7 +30023,26 @@
         </w:tc>
       </w:tr>
     </w:tbl>
-    <w:bookmarkStart w:id="198" w:name="contraintes-2"/>
+    <w:p>
+      <w:pPr>
+        <w:pStyle w:val="Beschriftung"/>
+      </w:pPr>
+      <w:r>
+        <w:t xml:space="preserve">Tableau</w:t>
+      </w:r>
+      <w:r>
+        <w:t xml:space="preserve"> </w:t>
+      </w:r>
+      <w:fldSimple w:instr=" SEQ Tableau \* ARABIC ">
+        <w:r>
+          <w:t>1</w:t>
+        </w:r>
+      </w:fldSimple>
+      <w:r>
+        <w:t xml:space="preserve">: RoleType – Attributs</w:t>
+      </w:r>
+    </w:p>
+    <w:bookmarkStart w:id="201" w:name="contraintes-2"/>
     <w:p>
       <w:pPr>
         <w:pStyle w:val="berschrift5"/>
@@ -29481,7 +30064,7 @@
         <w:pStyle w:val="Compact"/>
         <w:numPr>
           <w:ilvl w:val="0"/>
-          <w:numId w:val="1010"/>
+          <w:numId w:val="1011"/>
         </w:numPr>
       </w:pPr>
       <w:r>
@@ -29493,16 +30076,16 @@
         <w:pStyle w:val="Compact"/>
         <w:numPr>
           <w:ilvl w:val="0"/>
-          <w:numId w:val="1010"/>
+          <w:numId w:val="1011"/>
         </w:numPr>
       </w:pPr>
       <w:r>
         <w:t xml:space="preserve">role_label</w:t>
       </w:r>
     </w:p>
-    <w:bookmarkEnd w:id="198"/>
-    <w:bookmarkEnd w:id="199"/>
-    <w:bookmarkStart w:id="201" w:name="utilisations-10"/>
+    <w:bookmarkEnd w:id="201"/>
+    <w:bookmarkEnd w:id="202"/>
+    <w:bookmarkStart w:id="204" w:name="utilisations-10"/>
     <w:p>
       <w:pPr>
         <w:pStyle w:val="berschrift3"/>
@@ -29638,7 +30221,26 @@
         </w:tc>
       </w:tr>
     </w:tbl>
-    <w:bookmarkStart w:id="200" w:name="règles"/>
+    <w:p>
+      <w:pPr>
+        <w:pStyle w:val="Beschriftung"/>
+      </w:pPr>
+      <w:r>
+        <w:t xml:space="preserve">Tableau</w:t>
+      </w:r>
+      <w:r>
+        <w:t xml:space="preserve"> </w:t>
+      </w:r>
+      <w:fldSimple w:instr=" SEQ Tableau \* ARABIC ">
+        <w:r>
+          <w:t>1</w:t>
+        </w:r>
+      </w:fldSimple>
+      <w:r>
+        <w:t xml:space="preserve">: RoleType – Utilisations</w:t>
+      </w:r>
+    </w:p>
+    <w:bookmarkStart w:id="203" w:name="règles"/>
     <w:p>
       <w:pPr>
         <w:pStyle w:val="berschrift5"/>
@@ -29652,17 +30254,17 @@
         <w:pStyle w:val="Compact"/>
         <w:numPr>
           <w:ilvl w:val="0"/>
-          <w:numId w:val="1011"/>
+          <w:numId w:val="1012"/>
         </w:numPr>
       </w:pPr>
       <w:r>
         <w:t xml:space="preserve">Si le type de rôle est « other », un libellé descriptif doit être fourni.</w:t>
       </w:r>
     </w:p>
-    <w:bookmarkEnd w:id="200"/>
-    <w:bookmarkEnd w:id="201"/>
-    <w:bookmarkEnd w:id="202"/>
-    <w:bookmarkStart w:id="206" w:name="enum-roleenum"/>
+    <w:bookmarkEnd w:id="203"/>
+    <w:bookmarkEnd w:id="204"/>
+    <w:bookmarkEnd w:id="205"/>
+    <w:bookmarkStart w:id="209" w:name="enum-roleenum"/>
     <w:p>
       <w:pPr>
         <w:pStyle w:val="berschrift2"/>
@@ -29673,8 +30275,8 @@
       <w:r>
         <w:t xml:space="preserve"> </w:t>
       </w:r>
-      <w:bookmarkStart w:id="203" w:name="RoleEnum"/>
-      <w:bookmarkEnd w:id="203"/>
+      <w:bookmarkStart w:id="206" w:name="RoleEnum"/>
+      <w:bookmarkEnd w:id="206"/>
     </w:p>
     <w:p>
       <w:pPr>
@@ -29698,7 +30300,7 @@
       <w:r>
         <w:t xml:space="preserve"> </w:t>
       </w:r>
-      <w:hyperlink ns1:id="rId204">
+      <w:hyperlink ns1:id="rId207">
         <w:r>
           <w:rPr>
             <w:rStyle w:val="Hyperlink"/>
@@ -29707,7 +30309,7 @@
         </w:r>
       </w:hyperlink>
     </w:p>
-    <w:bookmarkStart w:id="205" w:name="valeurs-admissibles-4"/>
+    <w:bookmarkStart w:id="208" w:name="valeurs-admissibles-4"/>
     <w:p>
       <w:pPr>
         <w:pStyle w:val="berschrift3"/>
@@ -29859,9 +30461,28 @@
         </w:tc>
       </w:tr>
     </w:tbl>
-    <w:bookmarkEnd w:id="205"/>
-    <w:bookmarkEnd w:id="206"/>
-    <w:bookmarkStart w:id="213" w:name="classe-electoraldistrict"/>
+    <w:p>
+      <w:pPr>
+        <w:pStyle w:val="Beschriftung"/>
+      </w:pPr>
+      <w:r>
+        <w:t xml:space="preserve">Tableau</w:t>
+      </w:r>
+      <w:r>
+        <w:t xml:space="preserve"> </w:t>
+      </w:r>
+      <w:fldSimple w:instr=" SEQ Tableau \* ARABIC ">
+        <w:r>
+          <w:t>1</w:t>
+        </w:r>
+      </w:fldSimple>
+      <w:r>
+        <w:t xml:space="preserve">: RoleEnum – Valeurs admissibles</w:t>
+      </w:r>
+    </w:p>
+    <w:bookmarkEnd w:id="208"/>
+    <w:bookmarkEnd w:id="209"/>
+    <w:bookmarkStart w:id="216" w:name="classe-electoraldistrict"/>
     <w:p>
       <w:pPr>
         <w:pStyle w:val="berschrift2"/>
@@ -29872,8 +30493,8 @@
       <w:r>
         <w:t xml:space="preserve"> </w:t>
       </w:r>
-      <w:bookmarkStart w:id="207" w:name="ElectoralDistrict"/>
-      <w:bookmarkEnd w:id="207"/>
+      <w:bookmarkStart w:id="210" w:name="ElectoralDistrict"/>
+      <w:bookmarkEnd w:id="210"/>
     </w:p>
     <w:p>
       <w:pPr>
@@ -29887,7 +30508,7 @@
         <w:t xml:space="preserve">Circonscription ou région électorale associée à une affiliation. La validité temporelle est héritée de l’affiliation englobante.</w:t>
       </w:r>
     </w:p>
-    <w:bookmarkStart w:id="208" w:name="attributs-11"/>
+    <w:bookmarkStart w:id="211" w:name="attributs-11"/>
     <w:p>
       <w:pPr>
         <w:pStyle w:val="berschrift3"/>
@@ -30186,8 +30807,27 @@
         </w:tc>
       </w:tr>
     </w:tbl>
-    <w:bookmarkEnd w:id="208"/>
-    <w:bookmarkStart w:id="209" w:name="utilisations-11"/>
+    <w:p>
+      <w:pPr>
+        <w:pStyle w:val="Beschriftung"/>
+      </w:pPr>
+      <w:r>
+        <w:t xml:space="preserve">Tableau</w:t>
+      </w:r>
+      <w:r>
+        <w:t xml:space="preserve"> </w:t>
+      </w:r>
+      <w:fldSimple w:instr=" SEQ Tableau \* ARABIC ">
+        <w:r>
+          <w:t>1</w:t>
+        </w:r>
+      </w:fldSimple>
+      <w:r>
+        <w:t xml:space="preserve">: ElectoralDistrict – Attributs</w:t>
+      </w:r>
+    </w:p>
+    <w:bookmarkEnd w:id="211"/>
+    <w:bookmarkStart w:id="212" w:name="utilisations-11"/>
     <w:p>
       <w:pPr>
         <w:pStyle w:val="berschrift3"/>
@@ -30323,8 +30963,27 @@
         </w:tc>
       </w:tr>
     </w:tbl>
-    <w:bookmarkEnd w:id="209"/>
-    <w:bookmarkStart w:id="212" w:name="exemples-4"/>
+    <w:p>
+      <w:pPr>
+        <w:pStyle w:val="Beschriftung"/>
+      </w:pPr>
+      <w:r>
+        <w:t xml:space="preserve">Tableau</w:t>
+      </w:r>
+      <w:r>
+        <w:t xml:space="preserve"> </w:t>
+      </w:r>
+      <w:fldSimple w:instr=" SEQ Tableau \* ARABIC ">
+        <w:r>
+          <w:t>1</w:t>
+        </w:r>
+      </w:fldSimple>
+      <w:r>
+        <w:t xml:space="preserve">: ElectoralDistrict – Utilisations</w:t>
+      </w:r>
+    </w:p>
+    <w:bookmarkEnd w:id="212"/>
+    <w:bookmarkStart w:id="215" w:name="exemples-4"/>
     <w:p>
       <w:pPr>
         <w:pStyle w:val="berschrift3"/>
@@ -30333,7 +30992,7 @@
         <w:t xml:space="preserve">Exemples</w:t>
       </w:r>
     </w:p>
-    <w:bookmarkStart w:id="210" w:name="X692775eef9e55c59afa5e48eb0873852f01d046"/>
+    <w:bookmarkStart w:id="213" w:name="X692775eef9e55c59afa5e48eb0873852f01d046"/>
     <w:p>
       <w:pPr>
         <w:pStyle w:val="berschrift4"/>
@@ -30473,8 +31132,8 @@
         <w:t xml:space="preserve"> de</w:t>
       </w:r>
     </w:p>
-    <w:bookmarkEnd w:id="210"/>
-    <w:bookmarkStart w:id="211" w:name="X84ad540d4404906b5822b5e5e638c28b89087c5"/>
+    <w:bookmarkEnd w:id="213"/>
+    <w:bookmarkStart w:id="214" w:name="X84ad540d4404906b5822b5e5e638c28b89087c5"/>
     <w:p>
       <w:pPr>
         <w:pStyle w:val="berschrift4"/>
@@ -30614,16 +31273,16 @@
         <w:t xml:space="preserve"> de</w:t>
       </w:r>
     </w:p>
-    <w:bookmarkEnd w:id="211"/>
-    <w:bookmarkEnd w:id="212"/>
+    <w:bookmarkEnd w:id="214"/>
+    <w:bookmarkEnd w:id="215"/>
     <w:p>
       <w:r>
         <w:br w:type="page"/>
       </w:r>
     </w:p>
-    <w:bookmarkEnd w:id="213"/>
-    <w:bookmarkEnd w:id="214"/>
-    <w:bookmarkStart w:id="283" w:name="liens-dintérêts-interest-links"/>
+    <w:bookmarkEnd w:id="216"/>
+    <w:bookmarkEnd w:id="217"/>
+    <w:bookmarkStart w:id="286" w:name="liens-dintérêts-interest-links"/>
     <w:p>
       <w:pPr>
         <w:pStyle w:val="berschrift1"/>
@@ -30642,7 +31301,7 @@
       <w:r>
         <w:t xml:space="preserve"> </w:t>
       </w:r>
-      <w:hyperlink ns1:id="rId215">
+      <w:hyperlink ns1:id="rId218">
         <w:r>
           <w:rPr>
             <w:rStyle w:val="Hyperlink"/>
@@ -30659,7 +31318,7 @@
         <w:pStyle w:val="Compact"/>
         <w:numPr>
           <w:ilvl w:val="0"/>
-          <w:numId w:val="1012"/>
+          <w:numId w:val="1013"/>
         </w:numPr>
       </w:pPr>
       <w:r>
@@ -30749,7 +31408,7 @@
         <w:pStyle w:val="Compact"/>
         <w:numPr>
           <w:ilvl w:val="0"/>
-          <w:numId w:val="1012"/>
+          <w:numId w:val="1013"/>
         </w:numPr>
       </w:pPr>
       <w:r>
@@ -30834,7 +31493,7 @@
         <w:pStyle w:val="Compact"/>
         <w:numPr>
           <w:ilvl w:val="0"/>
-          <w:numId w:val="1012"/>
+          <w:numId w:val="1013"/>
         </w:numPr>
       </w:pPr>
       <w:r>
@@ -30871,7 +31530,7 @@
         <w:pStyle w:val="Compact"/>
         <w:numPr>
           <w:ilvl w:val="0"/>
-          <w:numId w:val="1012"/>
+          <w:numId w:val="1013"/>
         </w:numPr>
       </w:pPr>
       <w:r>
@@ -30947,7 +31606,7 @@
         <w:pStyle w:val="Compact"/>
         <w:numPr>
           <w:ilvl w:val="0"/>
-          <w:numId w:val="1012"/>
+          <w:numId w:val="1013"/>
         </w:numPr>
       </w:pPr>
       <w:r>
@@ -30996,7 +31655,7 @@
         <w:pStyle w:val="Compact"/>
         <w:numPr>
           <w:ilvl w:val="0"/>
-          <w:numId w:val="1012"/>
+          <w:numId w:val="1013"/>
         </w:numPr>
       </w:pPr>
       <w:r>
@@ -31033,7 +31692,7 @@
         <w:pStyle w:val="Compact"/>
         <w:numPr>
           <w:ilvl w:val="0"/>
-          <w:numId w:val="1012"/>
+          <w:numId w:val="1013"/>
         </w:numPr>
       </w:pPr>
       <w:r>
@@ -31114,7 +31773,7 @@
         <w:pStyle w:val="Compact"/>
         <w:numPr>
           <w:ilvl w:val="0"/>
-          <w:numId w:val="1012"/>
+          <w:numId w:val="1013"/>
         </w:numPr>
       </w:pPr>
       <w:r>
@@ -31208,7 +31867,7 @@
         <w:pStyle w:val="Compact"/>
         <w:numPr>
           <w:ilvl w:val="0"/>
-          <w:numId w:val="1012"/>
+          <w:numId w:val="1013"/>
         </w:numPr>
       </w:pPr>
       <w:r>
@@ -31284,7 +31943,7 @@
         <w:t xml:space="preserve">outre l’organe et la fonction au sein de l’organisation, il est explicitement consigné si la position est rémunérée – un aspect central de la transparence.</w:t>
       </w:r>
     </w:p>
-    <w:bookmarkStart w:id="230" w:name="classe-interestlink"/>
+    <w:bookmarkStart w:id="233" w:name="classe-interestlink"/>
     <w:p>
       <w:pPr>
         <w:pStyle w:val="berschrift2"/>
@@ -31295,8 +31954,8 @@
       <w:r>
         <w:t xml:space="preserve"> </w:t>
       </w:r>
-      <w:bookmarkStart w:id="216" w:name="InterestLink"/>
-      <w:bookmarkEnd w:id="216"/>
+      <w:bookmarkStart w:id="219" w:name="InterestLink"/>
+      <w:bookmarkEnd w:id="219"/>
     </w:p>
     <w:p>
       <w:pPr>
@@ -31310,7 +31969,7 @@
         <w:t xml:space="preserve">Un lien d’intérêts (conflit d’intérêts, financement politique) d’une personne avec une organisation située en dehors du schéma des acteurs.</w:t>
       </w:r>
     </w:p>
-    <w:bookmarkStart w:id="218" w:name="attributs-12"/>
+    <w:bookmarkStart w:id="221" w:name="attributs-12"/>
     <w:p>
       <w:pPr>
         <w:pStyle w:val="berschrift3"/>
@@ -32495,7 +33154,26 @@
         </w:tc>
       </w:tr>
     </w:tbl>
-    <w:bookmarkStart w:id="217" w:name="contraintes-3"/>
+    <w:p>
+      <w:pPr>
+        <w:pStyle w:val="Beschriftung"/>
+      </w:pPr>
+      <w:r>
+        <w:t xml:space="preserve">Tableau</w:t>
+      </w:r>
+      <w:r>
+        <w:t xml:space="preserve"> </w:t>
+      </w:r>
+      <w:fldSimple w:instr=" SEQ Tableau \* ARABIC ">
+        <w:r>
+          <w:t>1</w:t>
+        </w:r>
+      </w:fldSimple>
+      <w:r>
+        <w:t xml:space="preserve">: InterestLink – Attributs</w:t>
+      </w:r>
+    </w:p>
+    <w:bookmarkStart w:id="220" w:name="contraintes-3"/>
     <w:p>
       <w:pPr>
         <w:pStyle w:val="berschrift5"/>
@@ -32517,7 +33195,7 @@
         <w:pStyle w:val="Compact"/>
         <w:numPr>
           <w:ilvl w:val="0"/>
-          <w:numId w:val="1013"/>
+          <w:numId w:val="1014"/>
         </w:numPr>
       </w:pPr>
       <w:r>
@@ -32529,16 +33207,16 @@
         <w:pStyle w:val="Compact"/>
         <w:numPr>
           <w:ilvl w:val="0"/>
-          <w:numId w:val="1013"/>
+          <w:numId w:val="1014"/>
         </w:numPr>
       </w:pPr>
       <w:r>
         <w:t xml:space="preserve">organization_name</w:t>
       </w:r>
     </w:p>
-    <w:bookmarkEnd w:id="217"/>
-    <w:bookmarkEnd w:id="218"/>
-    <w:bookmarkStart w:id="219" w:name="utilisations-12"/>
+    <w:bookmarkEnd w:id="220"/>
+    <w:bookmarkEnd w:id="221"/>
+    <w:bookmarkStart w:id="222" w:name="utilisations-12"/>
     <w:p>
       <w:pPr>
         <w:pStyle w:val="berschrift3"/>
@@ -32725,8 +33403,27 @@
         </w:tc>
       </w:tr>
     </w:tbl>
-    <w:bookmarkEnd w:id="219"/>
-    <w:bookmarkStart w:id="229" w:name="exemples-5"/>
+    <w:p>
+      <w:pPr>
+        <w:pStyle w:val="Beschriftung"/>
+      </w:pPr>
+      <w:r>
+        <w:t xml:space="preserve">Tableau</w:t>
+      </w:r>
+      <w:r>
+        <w:t xml:space="preserve"> </w:t>
+      </w:r>
+      <w:fldSimple w:instr=" SEQ Tableau \* ARABIC ">
+        <w:r>
+          <w:t>1</w:t>
+        </w:r>
+      </w:fldSimple>
+      <w:r>
+        <w:t xml:space="preserve">: InterestLink – Utilisations</w:t>
+      </w:r>
+    </w:p>
+    <w:bookmarkEnd w:id="222"/>
+    <w:bookmarkStart w:id="232" w:name="exemples-5"/>
     <w:p>
       <w:pPr>
         <w:pStyle w:val="berschrift3"/>
@@ -32735,7 +33432,7 @@
         <w:t xml:space="preserve">Exemples</w:t>
       </w:r>
     </w:p>
-    <w:bookmarkStart w:id="220" w:name="Xdd29280de4eccbf64e930f55ef4ef8e5cc3d667"/>
+    <w:bookmarkStart w:id="223" w:name="Xdd29280de4eccbf64e930f55ef4ef8e5cc3d667"/>
     <w:p>
       <w:pPr>
         <w:pStyle w:val="berschrift4"/>
@@ -33133,8 +33830,8 @@
         <w:t xml:space="preserve"> it</w:t>
       </w:r>
     </w:p>
-    <w:bookmarkEnd w:id="220"/>
-    <w:bookmarkStart w:id="221" w:name="X71b54381075bf532053591a146af583b9c659d8"/>
+    <w:bookmarkEnd w:id="223"/>
+    <w:bookmarkStart w:id="224" w:name="X71b54381075bf532053591a146af583b9c659d8"/>
     <w:p>
       <w:pPr>
         <w:pStyle w:val="berschrift4"/>
@@ -33499,8 +34196,8 @@
         <w:t xml:space="preserve"> it</w:t>
       </w:r>
     </w:p>
-    <w:bookmarkEnd w:id="221"/>
-    <w:bookmarkStart w:id="222" w:name="X5abd729f1e392997beab4190f23f57be9c6fed0"/>
+    <w:bookmarkEnd w:id="224"/>
+    <w:bookmarkStart w:id="225" w:name="X5abd729f1e392997beab4190f23f57be9c6fed0"/>
     <w:p>
       <w:pPr>
         <w:pStyle w:val="berschrift4"/>
@@ -34015,8 +34712,8 @@
         <w:t xml:space="preserve">true</w:t>
       </w:r>
     </w:p>
-    <w:bookmarkEnd w:id="222"/>
-    <w:bookmarkStart w:id="223" w:name="X5fe80d516b595572b22daa1fe0e631c042a0bce"/>
+    <w:bookmarkEnd w:id="225"/>
+    <w:bookmarkStart w:id="226" w:name="X5fe80d516b595572b22daa1fe0e631c042a0bce"/>
     <w:p>
       <w:pPr>
         <w:pStyle w:val="berschrift4"/>
@@ -34699,8 +35396,8 @@
         <w:t xml:space="preserve"> de</w:t>
       </w:r>
     </w:p>
-    <w:bookmarkEnd w:id="223"/>
-    <w:bookmarkStart w:id="224" w:name="X1fdeb2b13b4178d038b716e3fec72b5c728656f"/>
+    <w:bookmarkEnd w:id="226"/>
+    <w:bookmarkStart w:id="227" w:name="X1fdeb2b13b4178d038b716e3fec72b5c728656f"/>
     <w:p>
       <w:pPr>
         <w:pStyle w:val="berschrift4"/>
@@ -35182,8 +35879,8 @@
         <w:t xml:space="preserve"> fr</w:t>
       </w:r>
     </w:p>
-    <w:bookmarkEnd w:id="224"/>
-    <w:bookmarkStart w:id="225" w:name="X48dc45c7842f09f44e26985a8dd3c0b4d4c28fa"/>
+    <w:bookmarkEnd w:id="227"/>
+    <w:bookmarkStart w:id="228" w:name="X48dc45c7842f09f44e26985a8dd3c0b4d4c28fa"/>
     <w:p>
       <w:pPr>
         <w:pStyle w:val="berschrift4"/>
@@ -35674,8 +36371,8 @@
         <w:t xml:space="preserve"> it</w:t>
       </w:r>
     </w:p>
-    <w:bookmarkEnd w:id="225"/>
-    <w:bookmarkStart w:id="226" w:name="X155fca90d3df9b4de1734eae9c844fc32997025"/>
+    <w:bookmarkEnd w:id="228"/>
+    <w:bookmarkStart w:id="229" w:name="X155fca90d3df9b4de1734eae9c844fc32997025"/>
     <w:p>
       <w:pPr>
         <w:pStyle w:val="berschrift4"/>
@@ -36217,8 +36914,8 @@
         <w:t xml:space="preserve">false</w:t>
       </w:r>
     </w:p>
-    <w:bookmarkEnd w:id="226"/>
-    <w:bookmarkStart w:id="227" w:name="Xc9eb1468f5f86405f78d1a93ea32f52f6200e12"/>
+    <w:bookmarkEnd w:id="229"/>
+    <w:bookmarkStart w:id="230" w:name="Xc9eb1468f5f86405f78d1a93ea32f52f6200e12"/>
     <w:p>
       <w:pPr>
         <w:pStyle w:val="berschrift4"/>
@@ -36736,8 +37433,8 @@
         <w:t xml:space="preserve">true</w:t>
       </w:r>
     </w:p>
-    <w:bookmarkEnd w:id="227"/>
-    <w:bookmarkStart w:id="228" w:name="X8a2967ec277e50b9a6cd43df1180e565f5a482c"/>
+    <w:bookmarkEnd w:id="230"/>
+    <w:bookmarkStart w:id="231" w:name="X8a2967ec277e50b9a6cd43df1180e565f5a482c"/>
     <w:p>
       <w:pPr>
         <w:pStyle w:val="berschrift4"/>
@@ -37252,10 +37949,10 @@
         <w:t xml:space="preserve">true</w:t>
       </w:r>
     </w:p>
-    <w:bookmarkEnd w:id="228"/>
-    <w:bookmarkEnd w:id="229"/>
-    <w:bookmarkEnd w:id="230"/>
-    <w:bookmarkStart w:id="240" w:name="enum-interesttypeenum"/>
+    <w:bookmarkEnd w:id="231"/>
+    <w:bookmarkEnd w:id="232"/>
+    <w:bookmarkEnd w:id="233"/>
+    <w:bookmarkStart w:id="243" w:name="enum-interesttypeenum"/>
     <w:p>
       <w:pPr>
         <w:pStyle w:val="berschrift2"/>
@@ -37266,8 +37963,8 @@
       <w:r>
         <w:t xml:space="preserve"> </w:t>
       </w:r>
-      <w:bookmarkStart w:id="231" w:name="InterestTypeEnum"/>
-      <w:bookmarkEnd w:id="231"/>
+      <w:bookmarkStart w:id="234" w:name="InterestTypeEnum"/>
+      <w:bookmarkEnd w:id="234"/>
     </w:p>
     <w:p>
       <w:pPr>
@@ -37291,7 +37988,7 @@
       <w:r>
         <w:t xml:space="preserve"> </w:t>
       </w:r>
-      <w:hyperlink ns1:id="rId232">
+      <w:hyperlink ns1:id="rId235">
         <w:r>
           <w:rPr>
             <w:rStyle w:val="Hyperlink"/>
@@ -37300,7 +37997,7 @@
         </w:r>
       </w:hyperlink>
     </w:p>
-    <w:bookmarkStart w:id="239" w:name="valeurs-admissibles-5"/>
+    <w:bookmarkStart w:id="242" w:name="valeurs-admissibles-5"/>
     <w:p>
       <w:pPr>
         <w:pStyle w:val="berschrift3"/>
@@ -37390,7 +38087,7 @@
             <w:pPr>
               <w:pStyle w:val="Compact"/>
             </w:pPr>
-            <w:hyperlink ns1:id="rId233">
+            <w:hyperlink ns1:id="rId236">
               <w:r>
                 <w:rPr>
                   <w:rStyle w:val="Hyperlink"/>
@@ -37444,7 +38141,7 @@
             <w:pPr>
               <w:pStyle w:val="Compact"/>
             </w:pPr>
-            <w:hyperlink ns1:id="rId234">
+            <w:hyperlink ns1:id="rId237">
               <w:r>
                 <w:rPr>
                   <w:rStyle w:val="Hyperlink"/>
@@ -37510,7 +38207,7 @@
             <w:pPr>
               <w:pStyle w:val="Compact"/>
             </w:pPr>
-            <w:hyperlink ns1:id="rId235">
+            <w:hyperlink ns1:id="rId238">
               <w:r>
                 <w:rPr>
                   <w:rStyle w:val="Hyperlink"/>
@@ -37576,7 +38273,7 @@
             <w:pPr>
               <w:pStyle w:val="Compact"/>
             </w:pPr>
-            <w:hyperlink ns1:id="rId236">
+            <w:hyperlink ns1:id="rId239">
               <w:r>
                 <w:rPr>
                   <w:rStyle w:val="Hyperlink"/>
@@ -37660,7 +38357,7 @@
             <w:pPr>
               <w:pStyle w:val="Compact"/>
             </w:pPr>
-            <w:hyperlink ns1:id="rId237">
+            <w:hyperlink ns1:id="rId240">
               <w:r>
                 <w:rPr>
                   <w:rStyle w:val="Hyperlink"/>
@@ -37741,7 +38438,7 @@
             <w:pPr>
               <w:pStyle w:val="Compact"/>
             </w:pPr>
-            <w:hyperlink ns1:id="rId238">
+            <w:hyperlink ns1:id="rId241">
               <w:r>
                 <w:rPr>
                   <w:rStyle w:val="Hyperlink"/>
@@ -37753,9 +38450,28 @@
         </w:tc>
       </w:tr>
     </w:tbl>
-    <w:bookmarkEnd w:id="239"/>
-    <w:bookmarkEnd w:id="240"/>
-    <w:bookmarkStart w:id="282" w:name="enum-legalformenum"/>
+    <w:p>
+      <w:pPr>
+        <w:pStyle w:val="Beschriftung"/>
+      </w:pPr>
+      <w:r>
+        <w:t xml:space="preserve">Tableau</w:t>
+      </w:r>
+      <w:r>
+        <w:t xml:space="preserve"> </w:t>
+      </w:r>
+      <w:fldSimple w:instr=" SEQ Tableau \* ARABIC ">
+        <w:r>
+          <w:t>1</w:t>
+        </w:r>
+      </w:fldSimple>
+      <w:r>
+        <w:t xml:space="preserve">: InterestTypeEnum – Valeurs admissibles</w:t>
+      </w:r>
+    </w:p>
+    <w:bookmarkEnd w:id="242"/>
+    <w:bookmarkEnd w:id="243"/>
+    <w:bookmarkStart w:id="285" w:name="enum-legalformenum"/>
     <w:p>
       <w:pPr>
         <w:pStyle w:val="berschrift2"/>
@@ -37766,8 +38482,8 @@
       <w:r>
         <w:t xml:space="preserve"> </w:t>
       </w:r>
-      <w:bookmarkStart w:id="241" w:name="LegalFormEnum"/>
-      <w:bookmarkEnd w:id="241"/>
+      <w:bookmarkStart w:id="244" w:name="LegalFormEnum"/>
+      <w:bookmarkEnd w:id="244"/>
     </w:p>
     <w:p>
       <w:pPr>
@@ -37791,7 +38507,7 @@
       <w:r>
         <w:t xml:space="preserve"> </w:t>
       </w:r>
-      <w:hyperlink ns1:id="rId242">
+      <w:hyperlink ns1:id="rId245">
         <w:r>
           <w:rPr>
             <w:rStyle w:val="Hyperlink"/>
@@ -37800,7 +38516,7 @@
         </w:r>
       </w:hyperlink>
     </w:p>
-    <w:bookmarkStart w:id="281" w:name="valeurs-admissibles-6"/>
+    <w:bookmarkStart w:id="284" w:name="valeurs-admissibles-6"/>
     <w:p>
       <w:pPr>
         <w:pStyle w:val="berschrift3"/>
@@ -37890,7 +38606,7 @@
             <w:pPr>
               <w:pStyle w:val="Compact"/>
             </w:pPr>
-            <w:hyperlink ns1:id="rId243">
+            <w:hyperlink ns1:id="rId246">
               <w:r>
                 <w:rPr>
                   <w:rStyle w:val="Hyperlink"/>
@@ -37944,7 +38660,7 @@
             <w:pPr>
               <w:pStyle w:val="Compact"/>
             </w:pPr>
-            <w:hyperlink ns1:id="rId244">
+            <w:hyperlink ns1:id="rId247">
               <w:r>
                 <w:rPr>
                   <w:rStyle w:val="Hyperlink"/>
@@ -37998,7 +38714,7 @@
             <w:pPr>
               <w:pStyle w:val="Compact"/>
             </w:pPr>
-            <w:hyperlink ns1:id="rId245">
+            <w:hyperlink ns1:id="rId248">
               <w:r>
                 <w:rPr>
                   <w:rStyle w:val="Hyperlink"/>
@@ -38052,7 +38768,7 @@
             <w:pPr>
               <w:pStyle w:val="Compact"/>
             </w:pPr>
-            <w:hyperlink ns1:id="rId246">
+            <w:hyperlink ns1:id="rId249">
               <w:r>
                 <w:rPr>
                   <w:rStyle w:val="Hyperlink"/>
@@ -38106,7 +38822,7 @@
             <w:pPr>
               <w:pStyle w:val="Compact"/>
             </w:pPr>
-            <w:hyperlink ns1:id="rId247">
+            <w:hyperlink ns1:id="rId250">
               <w:r>
                 <w:rPr>
                   <w:rStyle w:val="Hyperlink"/>
@@ -38160,7 +38876,7 @@
             <w:pPr>
               <w:pStyle w:val="Compact"/>
             </w:pPr>
-            <w:hyperlink ns1:id="rId248">
+            <w:hyperlink ns1:id="rId251">
               <w:r>
                 <w:rPr>
                   <w:rStyle w:val="Hyperlink"/>
@@ -38214,7 +38930,7 @@
             <w:pPr>
               <w:pStyle w:val="Compact"/>
             </w:pPr>
-            <w:hyperlink ns1:id="rId249">
+            <w:hyperlink ns1:id="rId252">
               <w:r>
                 <w:rPr>
                   <w:rStyle w:val="Hyperlink"/>
@@ -38268,7 +38984,7 @@
             <w:pPr>
               <w:pStyle w:val="Compact"/>
             </w:pPr>
-            <w:hyperlink ns1:id="rId250">
+            <w:hyperlink ns1:id="rId253">
               <w:r>
                 <w:rPr>
                   <w:rStyle w:val="Hyperlink"/>
@@ -38322,7 +39038,7 @@
             <w:pPr>
               <w:pStyle w:val="Compact"/>
             </w:pPr>
-            <w:hyperlink ns1:id="rId251">
+            <w:hyperlink ns1:id="rId254">
               <w:r>
                 <w:rPr>
                   <w:rStyle w:val="Hyperlink"/>
@@ -38376,7 +39092,7 @@
             <w:pPr>
               <w:pStyle w:val="Compact"/>
             </w:pPr>
-            <w:hyperlink ns1:id="rId252">
+            <w:hyperlink ns1:id="rId255">
               <w:r>
                 <w:rPr>
                   <w:rStyle w:val="Hyperlink"/>
@@ -38430,7 +39146,7 @@
             <w:pPr>
               <w:pStyle w:val="Compact"/>
             </w:pPr>
-            <w:hyperlink ns1:id="rId253">
+            <w:hyperlink ns1:id="rId256">
               <w:r>
                 <w:rPr>
                   <w:rStyle w:val="Hyperlink"/>
@@ -38484,7 +39200,7 @@
             <w:pPr>
               <w:pStyle w:val="Compact"/>
             </w:pPr>
-            <w:hyperlink ns1:id="rId254">
+            <w:hyperlink ns1:id="rId257">
               <w:r>
                 <w:rPr>
                   <w:rStyle w:val="Hyperlink"/>
@@ -38538,7 +39254,7 @@
             <w:pPr>
               <w:pStyle w:val="Compact"/>
             </w:pPr>
-            <w:hyperlink ns1:id="rId255">
+            <w:hyperlink ns1:id="rId258">
               <w:r>
                 <w:rPr>
                   <w:rStyle w:val="Hyperlink"/>
@@ -38592,7 +39308,7 @@
             <w:pPr>
               <w:pStyle w:val="Compact"/>
             </w:pPr>
-            <w:hyperlink ns1:id="rId256">
+            <w:hyperlink ns1:id="rId259">
               <w:r>
                 <w:rPr>
                   <w:rStyle w:val="Hyperlink"/>
@@ -38646,7 +39362,7 @@
             <w:pPr>
               <w:pStyle w:val="Compact"/>
             </w:pPr>
-            <w:hyperlink ns1:id="rId257">
+            <w:hyperlink ns1:id="rId260">
               <w:r>
                 <w:rPr>
                   <w:rStyle w:val="Hyperlink"/>
@@ -38700,7 +39416,7 @@
             <w:pPr>
               <w:pStyle w:val="Compact"/>
             </w:pPr>
-            <w:hyperlink ns1:id="rId258">
+            <w:hyperlink ns1:id="rId261">
               <w:r>
                 <w:rPr>
                   <w:rStyle w:val="Hyperlink"/>
@@ -38754,7 +39470,7 @@
             <w:pPr>
               <w:pStyle w:val="Compact"/>
             </w:pPr>
-            <w:hyperlink ns1:id="rId259">
+            <w:hyperlink ns1:id="rId262">
               <w:r>
                 <w:rPr>
                   <w:rStyle w:val="Hyperlink"/>
@@ -38808,7 +39524,7 @@
             <w:pPr>
               <w:pStyle w:val="Compact"/>
             </w:pPr>
-            <w:hyperlink ns1:id="rId260">
+            <w:hyperlink ns1:id="rId263">
               <w:r>
                 <w:rPr>
                   <w:rStyle w:val="Hyperlink"/>
@@ -38862,7 +39578,7 @@
             <w:pPr>
               <w:pStyle w:val="Compact"/>
             </w:pPr>
-            <w:hyperlink ns1:id="rId261">
+            <w:hyperlink ns1:id="rId264">
               <w:r>
                 <w:rPr>
                   <w:rStyle w:val="Hyperlink"/>
@@ -38916,7 +39632,7 @@
             <w:pPr>
               <w:pStyle w:val="Compact"/>
             </w:pPr>
-            <w:hyperlink ns1:id="rId262">
+            <w:hyperlink ns1:id="rId265">
               <w:r>
                 <w:rPr>
                   <w:rStyle w:val="Hyperlink"/>
@@ -38970,7 +39686,7 @@
             <w:pPr>
               <w:pStyle w:val="Compact"/>
             </w:pPr>
-            <w:hyperlink ns1:id="rId263">
+            <w:hyperlink ns1:id="rId266">
               <w:r>
                 <w:rPr>
                   <w:rStyle w:val="Hyperlink"/>
@@ -39024,7 +39740,7 @@
             <w:pPr>
               <w:pStyle w:val="Compact"/>
             </w:pPr>
-            <w:hyperlink ns1:id="rId264">
+            <w:hyperlink ns1:id="rId267">
               <w:r>
                 <w:rPr>
                   <w:rStyle w:val="Hyperlink"/>
@@ -39078,7 +39794,7 @@
             <w:pPr>
               <w:pStyle w:val="Compact"/>
             </w:pPr>
-            <w:hyperlink ns1:id="rId265">
+            <w:hyperlink ns1:id="rId268">
               <w:r>
                 <w:rPr>
                   <w:rStyle w:val="Hyperlink"/>
@@ -39132,7 +39848,7 @@
             <w:pPr>
               <w:pStyle w:val="Compact"/>
             </w:pPr>
-            <w:hyperlink ns1:id="rId266">
+            <w:hyperlink ns1:id="rId269">
               <w:r>
                 <w:rPr>
                   <w:rStyle w:val="Hyperlink"/>
@@ -39186,7 +39902,7 @@
             <w:pPr>
               <w:pStyle w:val="Compact"/>
             </w:pPr>
-            <w:hyperlink ns1:id="rId267">
+            <w:hyperlink ns1:id="rId270">
               <w:r>
                 <w:rPr>
                   <w:rStyle w:val="Hyperlink"/>
@@ -39240,7 +39956,7 @@
             <w:pPr>
               <w:pStyle w:val="Compact"/>
             </w:pPr>
-            <w:hyperlink ns1:id="rId268">
+            <w:hyperlink ns1:id="rId271">
               <w:r>
                 <w:rPr>
                   <w:rStyle w:val="Hyperlink"/>
@@ -39294,7 +40010,7 @@
             <w:pPr>
               <w:pStyle w:val="Compact"/>
             </w:pPr>
-            <w:hyperlink ns1:id="rId269">
+            <w:hyperlink ns1:id="rId272">
               <w:r>
                 <w:rPr>
                   <w:rStyle w:val="Hyperlink"/>
@@ -39348,7 +40064,7 @@
             <w:pPr>
               <w:pStyle w:val="Compact"/>
             </w:pPr>
-            <w:hyperlink ns1:id="rId270">
+            <w:hyperlink ns1:id="rId273">
               <w:r>
                 <w:rPr>
                   <w:rStyle w:val="Hyperlink"/>
@@ -39402,7 +40118,7 @@
             <w:pPr>
               <w:pStyle w:val="Compact"/>
             </w:pPr>
-            <w:hyperlink ns1:id="rId271">
+            <w:hyperlink ns1:id="rId274">
               <w:r>
                 <w:rPr>
                   <w:rStyle w:val="Hyperlink"/>
@@ -39456,7 +40172,7 @@
             <w:pPr>
               <w:pStyle w:val="Compact"/>
             </w:pPr>
-            <w:hyperlink ns1:id="rId272">
+            <w:hyperlink ns1:id="rId275">
               <w:r>
                 <w:rPr>
                   <w:rStyle w:val="Hyperlink"/>
@@ -39510,7 +40226,7 @@
             <w:pPr>
               <w:pStyle w:val="Compact"/>
             </w:pPr>
-            <w:hyperlink ns1:id="rId273">
+            <w:hyperlink ns1:id="rId276">
               <w:r>
                 <w:rPr>
                   <w:rStyle w:val="Hyperlink"/>
@@ -39564,7 +40280,7 @@
             <w:pPr>
               <w:pStyle w:val="Compact"/>
             </w:pPr>
-            <w:hyperlink ns1:id="rId274">
+            <w:hyperlink ns1:id="rId277">
               <w:r>
                 <w:rPr>
                   <w:rStyle w:val="Hyperlink"/>
@@ -39618,7 +40334,7 @@
             <w:pPr>
               <w:pStyle w:val="Compact"/>
             </w:pPr>
-            <w:hyperlink ns1:id="rId275">
+            <w:hyperlink ns1:id="rId278">
               <w:r>
                 <w:rPr>
                   <w:rStyle w:val="Hyperlink"/>
@@ -39672,7 +40388,7 @@
             <w:pPr>
               <w:pStyle w:val="Compact"/>
             </w:pPr>
-            <w:hyperlink ns1:id="rId276">
+            <w:hyperlink ns1:id="rId279">
               <w:r>
                 <w:rPr>
                   <w:rStyle w:val="Hyperlink"/>
@@ -39726,7 +40442,7 @@
             <w:pPr>
               <w:pStyle w:val="Compact"/>
             </w:pPr>
-            <w:hyperlink ns1:id="rId277">
+            <w:hyperlink ns1:id="rId280">
               <w:r>
                 <w:rPr>
                   <w:rStyle w:val="Hyperlink"/>
@@ -39780,7 +40496,7 @@
             <w:pPr>
               <w:pStyle w:val="Compact"/>
             </w:pPr>
-            <w:hyperlink ns1:id="rId278">
+            <w:hyperlink ns1:id="rId281">
               <w:r>
                 <w:rPr>
                   <w:rStyle w:val="Hyperlink"/>
@@ -39834,7 +40550,7 @@
             <w:pPr>
               <w:pStyle w:val="Compact"/>
             </w:pPr>
-            <w:hyperlink ns1:id="rId279">
+            <w:hyperlink ns1:id="rId282">
               <w:r>
                 <w:rPr>
                   <w:rStyle w:val="Hyperlink"/>
@@ -39888,7 +40604,7 @@
             <w:pPr>
               <w:pStyle w:val="Compact"/>
             </w:pPr>
-            <w:hyperlink ns1:id="rId280">
+            <w:hyperlink ns1:id="rId283">
               <w:r>
                 <w:rPr>
                   <w:rStyle w:val="Hyperlink"/>
@@ -39900,15 +40616,34 @@
         </w:tc>
       </w:tr>
     </w:tbl>
-    <w:bookmarkEnd w:id="281"/>
     <w:p>
+      <w:pPr>
+        <w:pStyle w:val="Beschriftung"/>
+      </w:pPr>
+      <w:r>
+        <w:t xml:space="preserve">Tableau</w:t>
+      </w:r>
+      <w:r>
+        <w:t xml:space="preserve"> </w:t>
+      </w:r>
+      <w:fldSimple w:instr=" SEQ Tableau \* ARABIC ">
+        <w:r>
+          <w:t>1</w:t>
+        </w:r>
+      </w:fldSimple>
+      <w:r>
+        <w:t xml:space="preserve">: LegalFormEnum – Valeurs admissibles</w:t>
+      </w:r>
+    </w:p>
+    <w:bookmarkEnd w:id="284"/>
+    <w:p>
       <w:r>
         <w:br w:type="page"/>
       </w:r>
     </w:p>
-    <w:bookmarkEnd w:id="282"/>
-    <w:bookmarkEnd w:id="283"/>
-    <w:bookmarkStart w:id="331" w:name="éléments-partagés"/>
+    <w:bookmarkEnd w:id="285"/>
+    <w:bookmarkEnd w:id="286"/>
+    <w:bookmarkStart w:id="334" w:name="éléments-partagés"/>
     <w:p>
       <w:pPr>
         <w:pStyle w:val="berschrift1"/>
@@ -39917,7 +40652,7 @@
         <w:t xml:space="preserve">Éléments partagés</w:t>
       </w:r>
     </w:p>
-    <w:bookmarkStart w:id="284" w:name="reference-classes"/>
+    <w:bookmarkStart w:id="287" w:name="reference-classes"/>
     <w:p>
       <w:pPr>
         <w:pStyle w:val="berschrift2"/>
@@ -40024,7 +40759,7 @@
         <w:pStyle w:val="Compact"/>
         <w:numPr>
           <w:ilvl w:val="0"/>
-          <w:numId w:val="1014"/>
+          <w:numId w:val="1015"/>
         </w:numPr>
       </w:pPr>
       <w:r>
@@ -40046,7 +40781,7 @@
         <w:pStyle w:val="Compact"/>
         <w:numPr>
           <w:ilvl w:val="0"/>
-          <w:numId w:val="1014"/>
+          <w:numId w:val="1015"/>
         </w:numPr>
       </w:pPr>
       <w:r>
@@ -40065,7 +40800,7 @@
         <w:pStyle w:val="Compact"/>
         <w:numPr>
           <w:ilvl w:val="0"/>
-          <w:numId w:val="1014"/>
+          <w:numId w:val="1015"/>
         </w:numPr>
       </w:pPr>
       <w:r>
@@ -40147,8 +40882,8 @@
         <w:t xml:space="preserve">qui fait le renvoi.</w:t>
       </w:r>
     </w:p>
-    <w:bookmarkEnd w:id="284"/>
-    <w:bookmarkStart w:id="289" w:name="classe-personreference"/>
+    <w:bookmarkEnd w:id="287"/>
+    <w:bookmarkStart w:id="292" w:name="classe-personreference"/>
     <w:p>
       <w:pPr>
         <w:pStyle w:val="berschrift2"/>
@@ -40159,8 +40894,8 @@
       <w:r>
         <w:t xml:space="preserve"> </w:t>
       </w:r>
-      <w:bookmarkStart w:id="285" w:name="PersonReference"/>
-      <w:bookmarkEnd w:id="285"/>
+      <w:bookmarkStart w:id="288" w:name="PersonReference"/>
+      <w:bookmarkEnd w:id="288"/>
     </w:p>
     <w:p>
       <w:pPr>
@@ -40232,7 +40967,7 @@
         <w:t xml:space="preserve">; au moins l’un des deux est requis.</w:t>
       </w:r>
     </w:p>
-    <w:bookmarkStart w:id="287" w:name="attributs-13"/>
+    <w:bookmarkStart w:id="290" w:name="attributs-13"/>
     <w:p>
       <w:pPr>
         <w:pStyle w:val="berschrift3"/>
@@ -40625,7 +41360,26 @@
         </w:tc>
       </w:tr>
     </w:tbl>
-    <w:bookmarkStart w:id="286" w:name="contraintes-4"/>
+    <w:p>
+      <w:pPr>
+        <w:pStyle w:val="Beschriftung"/>
+      </w:pPr>
+      <w:r>
+        <w:t xml:space="preserve">Tableau</w:t>
+      </w:r>
+      <w:r>
+        <w:t xml:space="preserve"> </w:t>
+      </w:r>
+      <w:fldSimple w:instr=" SEQ Tableau \* ARABIC ">
+        <w:r>
+          <w:t>1</w:t>
+        </w:r>
+      </w:fldSimple>
+      <w:r>
+        <w:t xml:space="preserve">: PersonReference – Attributs</w:t>
+      </w:r>
+    </w:p>
+    <w:bookmarkStart w:id="289" w:name="contraintes-4"/>
     <w:p>
       <w:pPr>
         <w:pStyle w:val="berschrift5"/>
@@ -40647,7 +41401,7 @@
         <w:pStyle w:val="Compact"/>
         <w:numPr>
           <w:ilvl w:val="0"/>
-          <w:numId w:val="1015"/>
+          <w:numId w:val="1016"/>
         </w:numPr>
       </w:pPr>
       <w:r>
@@ -40659,16 +41413,16 @@
         <w:pStyle w:val="Compact"/>
         <w:numPr>
           <w:ilvl w:val="0"/>
-          <w:numId w:val="1015"/>
+          <w:numId w:val="1016"/>
         </w:numPr>
       </w:pPr>
       <w:r>
         <w:t xml:space="preserve">global_uri</w:t>
       </w:r>
     </w:p>
-    <w:bookmarkEnd w:id="286"/>
-    <w:bookmarkEnd w:id="287"/>
-    <w:bookmarkStart w:id="288" w:name="utilisations-13"/>
+    <w:bookmarkEnd w:id="289"/>
+    <w:bookmarkEnd w:id="290"/>
+    <w:bookmarkStart w:id="291" w:name="utilisations-13"/>
     <w:p>
       <w:pPr>
         <w:pStyle w:val="berschrift3"/>
@@ -40860,9 +41614,28 @@
         </w:tc>
       </w:tr>
     </w:tbl>
-    <w:bookmarkEnd w:id="288"/>
-    <w:bookmarkEnd w:id="289"/>
-    <w:bookmarkStart w:id="294" w:name="classe-groupreference"/>
+    <w:p>
+      <w:pPr>
+        <w:pStyle w:val="Beschriftung"/>
+      </w:pPr>
+      <w:r>
+        <w:t xml:space="preserve">Tableau</w:t>
+      </w:r>
+      <w:r>
+        <w:t xml:space="preserve"> </w:t>
+      </w:r>
+      <w:fldSimple w:instr=" SEQ Tableau \* ARABIC ">
+        <w:r>
+          <w:t>1</w:t>
+        </w:r>
+      </w:fldSimple>
+      <w:r>
+        <w:t xml:space="preserve">: PersonReference – Utilisations</w:t>
+      </w:r>
+    </w:p>
+    <w:bookmarkEnd w:id="291"/>
+    <w:bookmarkEnd w:id="292"/>
+    <w:bookmarkStart w:id="297" w:name="classe-groupreference"/>
     <w:p>
       <w:pPr>
         <w:pStyle w:val="berschrift2"/>
@@ -40873,8 +41646,8 @@
       <w:r>
         <w:t xml:space="preserve"> </w:t>
       </w:r>
-      <w:bookmarkStart w:id="290" w:name="GroupReference"/>
-      <w:bookmarkEnd w:id="290"/>
+      <w:bookmarkStart w:id="293" w:name="GroupReference"/>
+      <w:bookmarkEnd w:id="293"/>
     </w:p>
     <w:p>
       <w:pPr>
@@ -41004,7 +41777,7 @@
         <w:t xml:space="preserve">également au-delà.</w:t>
       </w:r>
     </w:p>
-    <w:bookmarkStart w:id="292" w:name="attributs-14"/>
+    <w:bookmarkStart w:id="295" w:name="attributs-14"/>
     <w:p>
       <w:pPr>
         <w:pStyle w:val="berschrift3"/>
@@ -41353,7 +42126,26 @@
         </w:tc>
       </w:tr>
     </w:tbl>
-    <w:bookmarkStart w:id="291" w:name="contraintes-5"/>
+    <w:p>
+      <w:pPr>
+        <w:pStyle w:val="Beschriftung"/>
+      </w:pPr>
+      <w:r>
+        <w:t xml:space="preserve">Tableau</w:t>
+      </w:r>
+      <w:r>
+        <w:t xml:space="preserve"> </w:t>
+      </w:r>
+      <w:fldSimple w:instr=" SEQ Tableau \* ARABIC ">
+        <w:r>
+          <w:t>1</w:t>
+        </w:r>
+      </w:fldSimple>
+      <w:r>
+        <w:t xml:space="preserve">: GroupReference – Attributs</w:t>
+      </w:r>
+    </w:p>
+    <w:bookmarkStart w:id="294" w:name="contraintes-5"/>
     <w:p>
       <w:pPr>
         <w:pStyle w:val="berschrift5"/>
@@ -41375,7 +42167,7 @@
         <w:pStyle w:val="Compact"/>
         <w:numPr>
           <w:ilvl w:val="0"/>
-          <w:numId w:val="1016"/>
+          <w:numId w:val="1017"/>
         </w:numPr>
       </w:pPr>
       <w:r>
@@ -41387,16 +42179,16 @@
         <w:pStyle w:val="Compact"/>
         <w:numPr>
           <w:ilvl w:val="0"/>
-          <w:numId w:val="1016"/>
+          <w:numId w:val="1017"/>
         </w:numPr>
       </w:pPr>
       <w:r>
         <w:t xml:space="preserve">global_uri</w:t>
       </w:r>
     </w:p>
-    <w:bookmarkEnd w:id="291"/>
-    <w:bookmarkEnd w:id="292"/>
-    <w:bookmarkStart w:id="293" w:name="utilisations-14"/>
+    <w:bookmarkEnd w:id="294"/>
+    <w:bookmarkEnd w:id="295"/>
+    <w:bookmarkStart w:id="296" w:name="utilisations-14"/>
     <w:p>
       <w:pPr>
         <w:pStyle w:val="berschrift3"/>
@@ -41588,9 +42380,28 @@
         </w:tc>
       </w:tr>
     </w:tbl>
-    <w:bookmarkEnd w:id="293"/>
-    <w:bookmarkEnd w:id="294"/>
-    <w:bookmarkStart w:id="297" w:name="classes-utilisées-à-plusieurs-reprises"/>
+    <w:p>
+      <w:pPr>
+        <w:pStyle w:val="Beschriftung"/>
+      </w:pPr>
+      <w:r>
+        <w:t xml:space="preserve">Tableau</w:t>
+      </w:r>
+      <w:r>
+        <w:t xml:space="preserve"> </w:t>
+      </w:r>
+      <w:fldSimple w:instr=" SEQ Tableau \* ARABIC ">
+        <w:r>
+          <w:t>1</w:t>
+        </w:r>
+      </w:fldSimple>
+      <w:r>
+        <w:t xml:space="preserve">: GroupReference – Utilisations</w:t>
+      </w:r>
+    </w:p>
+    <w:bookmarkEnd w:id="296"/>
+    <w:bookmarkEnd w:id="297"/>
+    <w:bookmarkStart w:id="300" w:name="classes-utilisées-à-plusieurs-reprises"/>
     <w:p>
       <w:pPr>
         <w:pStyle w:val="berschrift2"/>
@@ -41709,7 +42520,7 @@
       <w:r>
         <w:t xml:space="preserve">Pour obtenir l’EGAID, on peut utiliser l’</w:t>
       </w:r>
-      <w:hyperlink ns1:id="rId295">
+      <w:hyperlink ns1:id="rId298">
         <w:r>
           <w:rPr>
             <w:rStyle w:val="Hyperlink"/>
@@ -41726,7 +42537,7 @@
       <w:r>
         <w:t xml:space="preserve"> </w:t>
       </w:r>
-      <w:hyperlink ns1:id="rId296">
+      <w:hyperlink ns1:id="rId299">
         <w:r>
           <w:rPr>
             <w:rStyle w:val="Hyperlink"/>
@@ -41750,8 +42561,8 @@
         <w:t xml:space="preserve">.</w:t>
       </w:r>
     </w:p>
-    <w:bookmarkEnd w:id="297"/>
-    <w:bookmarkStart w:id="305" w:name="classe-address"/>
+    <w:bookmarkEnd w:id="300"/>
+    <w:bookmarkStart w:id="308" w:name="classe-address"/>
     <w:p>
       <w:pPr>
         <w:pStyle w:val="berschrift2"/>
@@ -41762,8 +42573,8 @@
       <w:r>
         <w:t xml:space="preserve"> </w:t>
       </w:r>
-      <w:bookmarkStart w:id="298" w:name="Address"/>
-      <w:bookmarkEnd w:id="298"/>
+      <w:bookmarkStart w:id="301" w:name="Address"/>
+      <w:bookmarkEnd w:id="301"/>
     </w:p>
     <w:p>
       <w:pPr>
@@ -41777,7 +42588,7 @@
         <w:t xml:space="preserve">Une adresse avec un type (p. ex. adresse privée, adresse professionnelle) et une valeur.</w:t>
       </w:r>
     </w:p>
-    <w:bookmarkStart w:id="300" w:name="attributs-15"/>
+    <w:bookmarkStart w:id="303" w:name="attributs-15"/>
     <w:p>
       <w:pPr>
         <w:pStyle w:val="berschrift3"/>
@@ -42124,7 +42935,26 @@
         </w:tc>
       </w:tr>
     </w:tbl>
-    <w:bookmarkStart w:id="299" w:name="contraintes-6"/>
+    <w:p>
+      <w:pPr>
+        <w:pStyle w:val="Beschriftung"/>
+      </w:pPr>
+      <w:r>
+        <w:t xml:space="preserve">Tableau</w:t>
+      </w:r>
+      <w:r>
+        <w:t xml:space="preserve"> </w:t>
+      </w:r>
+      <w:fldSimple w:instr=" SEQ Tableau \* ARABIC ">
+        <w:r>
+          <w:t>1</w:t>
+        </w:r>
+      </w:fldSimple>
+      <w:r>
+        <w:t xml:space="preserve">: Address – Attributs</w:t>
+      </w:r>
+    </w:p>
+    <w:bookmarkStart w:id="302" w:name="contraintes-6"/>
     <w:p>
       <w:pPr>
         <w:pStyle w:val="berschrift5"/>
@@ -42146,7 +42976,7 @@
         <w:pStyle w:val="Compact"/>
         <w:numPr>
           <w:ilvl w:val="0"/>
-          <w:numId w:val="1017"/>
+          <w:numId w:val="1018"/>
         </w:numPr>
       </w:pPr>
       <w:r>
@@ -42158,16 +42988,16 @@
         <w:pStyle w:val="Compact"/>
         <w:numPr>
           <w:ilvl w:val="0"/>
-          <w:numId w:val="1017"/>
+          <w:numId w:val="1018"/>
         </w:numPr>
       </w:pPr>
       <w:r>
         <w:t xml:space="preserve">address_uri</w:t>
       </w:r>
     </w:p>
-    <w:bookmarkEnd w:id="299"/>
-    <w:bookmarkEnd w:id="300"/>
-    <w:bookmarkStart w:id="301" w:name="utilisations-15"/>
+    <w:bookmarkEnd w:id="302"/>
+    <w:bookmarkEnd w:id="303"/>
+    <w:bookmarkStart w:id="304" w:name="utilisations-15"/>
     <w:p>
       <w:pPr>
         <w:pStyle w:val="berschrift3"/>
@@ -42358,8 +43188,27 @@
         </w:tc>
       </w:tr>
     </w:tbl>
-    <w:bookmarkEnd w:id="301"/>
-    <w:bookmarkStart w:id="304" w:name="exemples-6"/>
+    <w:p>
+      <w:pPr>
+        <w:pStyle w:val="Beschriftung"/>
+      </w:pPr>
+      <w:r>
+        <w:t xml:space="preserve">Tableau</w:t>
+      </w:r>
+      <w:r>
+        <w:t xml:space="preserve"> </w:t>
+      </w:r>
+      <w:fldSimple w:instr=" SEQ Tableau \* ARABIC ">
+        <w:r>
+          <w:t>1</w:t>
+        </w:r>
+      </w:fldSimple>
+      <w:r>
+        <w:t xml:space="preserve">: Address – Utilisations</w:t>
+      </w:r>
+    </w:p>
+    <w:bookmarkEnd w:id="304"/>
+    <w:bookmarkStart w:id="307" w:name="exemples-6"/>
     <w:p>
       <w:pPr>
         <w:pStyle w:val="berschrift3"/>
@@ -42368,7 +43217,7 @@
         <w:t xml:space="preserve">Exemples</w:t>
       </w:r>
     </w:p>
-    <w:bookmarkStart w:id="302" w:name="X0bf7cec1eb97924cb6f7dfb1e9c64f7d8e19da0"/>
+    <w:bookmarkStart w:id="305" w:name="X0bf7cec1eb97924cb6f7dfb1e9c64f7d8e19da0"/>
     <w:p>
       <w:pPr>
         <w:pStyle w:val="berschrift4"/>
@@ -42583,8 +43432,8 @@
         <w:t xml:space="preserve"> CH</w:t>
       </w:r>
     </w:p>
-    <w:bookmarkEnd w:id="302"/>
-    <w:bookmarkStart w:id="303" w:name="X406da19ad1b6f8d51add12db1683725b35ea51d"/>
+    <w:bookmarkEnd w:id="305"/>
+    <w:bookmarkStart w:id="306" w:name="X406da19ad1b6f8d51add12db1683725b35ea51d"/>
     <w:p>
       <w:pPr>
         <w:pStyle w:val="berschrift4"/>
@@ -42670,10 +43519,10 @@
         <w:t xml:space="preserve"> Basel-Stadt</w:t>
       </w:r>
     </w:p>
-    <w:bookmarkEnd w:id="303"/>
-    <w:bookmarkEnd w:id="304"/>
-    <w:bookmarkEnd w:id="305"/>
-    <w:bookmarkStart w:id="309" w:name="enum-addresstypeenum"/>
+    <w:bookmarkEnd w:id="306"/>
+    <w:bookmarkEnd w:id="307"/>
+    <w:bookmarkEnd w:id="308"/>
+    <w:bookmarkStart w:id="312" w:name="enum-addresstypeenum"/>
     <w:p>
       <w:pPr>
         <w:pStyle w:val="berschrift2"/>
@@ -42684,8 +43533,8 @@
       <w:r>
         <w:t xml:space="preserve"> </w:t>
       </w:r>
-      <w:bookmarkStart w:id="306" w:name="AddressTypeEnum"/>
-      <w:bookmarkEnd w:id="306"/>
+      <w:bookmarkStart w:id="309" w:name="AddressTypeEnum"/>
+      <w:bookmarkEnd w:id="309"/>
     </w:p>
     <w:p>
       <w:pPr>
@@ -42709,7 +43558,7 @@
       <w:r>
         <w:t xml:space="preserve"> </w:t>
       </w:r>
-      <w:hyperlink ns1:id="rId307">
+      <w:hyperlink ns1:id="rId310">
         <w:r>
           <w:rPr>
             <w:rStyle w:val="Hyperlink"/>
@@ -42718,7 +43567,7 @@
         </w:r>
       </w:hyperlink>
     </w:p>
-    <w:bookmarkStart w:id="308" w:name="valeurs-admissibles-7"/>
+    <w:bookmarkStart w:id="311" w:name="valeurs-admissibles-7"/>
     <w:p>
       <w:pPr>
         <w:pStyle w:val="berschrift3"/>
@@ -42846,9 +43695,28 @@
         </w:tc>
       </w:tr>
     </w:tbl>
-    <w:bookmarkEnd w:id="308"/>
-    <w:bookmarkEnd w:id="309"/>
-    <w:bookmarkStart w:id="313" w:name="classe-contact"/>
+    <w:p>
+      <w:pPr>
+        <w:pStyle w:val="Beschriftung"/>
+      </w:pPr>
+      <w:r>
+        <w:t xml:space="preserve">Tableau</w:t>
+      </w:r>
+      <w:r>
+        <w:t xml:space="preserve"> </w:t>
+      </w:r>
+      <w:fldSimple w:instr=" SEQ Tableau \* ARABIC ">
+        <w:r>
+          <w:t>1</w:t>
+        </w:r>
+      </w:fldSimple>
+      <w:r>
+        <w:t xml:space="preserve">: AddressTypeEnum – Valeurs admissibles</w:t>
+      </w:r>
+    </w:p>
+    <w:bookmarkEnd w:id="311"/>
+    <w:bookmarkEnd w:id="312"/>
+    <w:bookmarkStart w:id="316" w:name="classe-contact"/>
     <w:p>
       <w:pPr>
         <w:pStyle w:val="berschrift2"/>
@@ -42859,8 +43727,8 @@
       <w:r>
         <w:t xml:space="preserve"> </w:t>
       </w:r>
-      <w:bookmarkStart w:id="310" w:name="Contact"/>
-      <w:bookmarkEnd w:id="310"/>
+      <w:bookmarkStart w:id="313" w:name="Contact"/>
+      <w:bookmarkEnd w:id="313"/>
     </w:p>
     <w:p>
       <w:pPr>
@@ -42874,7 +43742,7 @@
         <w:t xml:space="preserve">Informations de contact d’une personne indiquant un type (p. ex. e-mail, LinkedIn) et une valeur.</w:t>
       </w:r>
     </w:p>
-    <w:bookmarkStart w:id="311" w:name="attributs-16"/>
+    <w:bookmarkStart w:id="314" w:name="attributs-16"/>
     <w:p>
       <w:pPr>
         <w:pStyle w:val="berschrift3"/>
@@ -43078,8 +43946,27 @@
         </w:tc>
       </w:tr>
     </w:tbl>
-    <w:bookmarkEnd w:id="311"/>
-    <w:bookmarkStart w:id="312" w:name="utilisations-16"/>
+    <w:p>
+      <w:pPr>
+        <w:pStyle w:val="Beschriftung"/>
+      </w:pPr>
+      <w:r>
+        <w:t xml:space="preserve">Tableau</w:t>
+      </w:r>
+      <w:r>
+        <w:t xml:space="preserve"> </w:t>
+      </w:r>
+      <w:fldSimple w:instr=" SEQ Tableau \* ARABIC ">
+        <w:r>
+          <w:t>1</w:t>
+        </w:r>
+      </w:fldSimple>
+      <w:r>
+        <w:t xml:space="preserve">: Contact – Attributs</w:t>
+      </w:r>
+    </w:p>
+    <w:bookmarkEnd w:id="314"/>
+    <w:bookmarkStart w:id="315" w:name="utilisations-16"/>
     <w:p>
       <w:pPr>
         <w:pStyle w:val="berschrift3"/>
@@ -43270,9 +44157,28 @@
         </w:tc>
       </w:tr>
     </w:tbl>
-    <w:bookmarkEnd w:id="312"/>
-    <w:bookmarkEnd w:id="313"/>
-    <w:bookmarkStart w:id="314" w:name="classes-mixin"/>
+    <w:p>
+      <w:pPr>
+        <w:pStyle w:val="Beschriftung"/>
+      </w:pPr>
+      <w:r>
+        <w:t xml:space="preserve">Tableau</w:t>
+      </w:r>
+      <w:r>
+        <w:t xml:space="preserve"> </w:t>
+      </w:r>
+      <w:fldSimple w:instr=" SEQ Tableau \* ARABIC ">
+        <w:r>
+          <w:t>1</w:t>
+        </w:r>
+      </w:fldSimple>
+      <w:r>
+        <w:t xml:space="preserve">: Contact – Utilisations</w:t>
+      </w:r>
+    </w:p>
+    <w:bookmarkEnd w:id="315"/>
+    <w:bookmarkEnd w:id="316"/>
+    <w:bookmarkStart w:id="317" w:name="classes-mixin"/>
     <w:p>
       <w:pPr>
         <w:pStyle w:val="berschrift2"/>
@@ -43297,8 +44203,8 @@
         <w:t xml:space="preserve">Un mixin n’est pas une superclasse : aucune instance d’une classe mixin n’est créée et rien n’en apparaît dans les données. Les tableaux d’attributs des classes énumèrent donc individuellement les slots hérités et en signalent la provenance par la mention « Héritage » — les quatre sections suivantes expliquent ce qui se cache derrière cette indication.</w:t>
       </w:r>
     </w:p>
-    <w:bookmarkEnd w:id="314"/>
-    <w:bookmarkStart w:id="318" w:name="classe-hasidentification"/>
+    <w:bookmarkEnd w:id="317"/>
+    <w:bookmarkStart w:id="321" w:name="classe-hasidentification"/>
     <w:p>
       <w:pPr>
         <w:pStyle w:val="berschrift2"/>
@@ -43309,8 +44215,8 @@
       <w:r>
         <w:t xml:space="preserve"> </w:t>
       </w:r>
-      <w:bookmarkStart w:id="315" w:name="HasIdentification"/>
-      <w:bookmarkEnd w:id="315"/>
+      <w:bookmarkStart w:id="318" w:name="HasIdentification"/>
+      <w:bookmarkEnd w:id="318"/>
     </w:p>
     <w:p>
       <w:pPr>
@@ -43353,7 +44259,7 @@
         <w:t xml:space="preserve">constitue l’identifiant et est donc obligatoire.</w:t>
       </w:r>
     </w:p>
-    <w:bookmarkStart w:id="316" w:name="attributs-17"/>
+    <w:bookmarkStart w:id="319" w:name="attributs-17"/>
     <w:p>
       <w:pPr>
         <w:pStyle w:val="berschrift3"/>
@@ -43557,8 +44463,27 @@
         </w:tc>
       </w:tr>
     </w:tbl>
-    <w:bookmarkEnd w:id="316"/>
-    <w:bookmarkStart w:id="317" w:name="utilisation-de-mixin"/>
+    <w:p>
+      <w:pPr>
+        <w:pStyle w:val="Beschriftung"/>
+      </w:pPr>
+      <w:r>
+        <w:t xml:space="preserve">Tableau</w:t>
+      </w:r>
+      <w:r>
+        <w:t xml:space="preserve"> </w:t>
+      </w:r>
+      <w:fldSimple w:instr=" SEQ Tableau \* ARABIC ">
+        <w:r>
+          <w:t>1</w:t>
+        </w:r>
+      </w:fldSimple>
+      <w:r>
+        <w:t xml:space="preserve">: HasIdentification – Attributs</w:t>
+      </w:r>
+    </w:p>
+    <w:bookmarkEnd w:id="319"/>
+    <w:bookmarkStart w:id="320" w:name="utilisation-de-mixin"/>
     <w:p>
       <w:pPr>
         <w:pStyle w:val="berschrift3"/>
@@ -43642,9 +44567,9 @@
         </w:r>
       </w:hyperlink>
     </w:p>
-    <w:bookmarkEnd w:id="317"/>
-    <w:bookmarkEnd w:id="318"/>
-    <w:bookmarkStart w:id="322" w:name="classe-hasreferenceidentification"/>
+    <w:bookmarkEnd w:id="320"/>
+    <w:bookmarkEnd w:id="321"/>
+    <w:bookmarkStart w:id="325" w:name="classe-hasreferenceidentification"/>
     <w:p>
       <w:pPr>
         <w:pStyle w:val="berschrift2"/>
@@ -43655,8 +44580,8 @@
       <w:r>
         <w:t xml:space="preserve"> </w:t>
       </w:r>
-      <w:bookmarkStart w:id="319" w:name="HasReferenceIdentification"/>
-      <w:bookmarkEnd w:id="319"/>
+      <w:bookmarkStart w:id="322" w:name="HasReferenceIdentification"/>
+      <w:bookmarkEnd w:id="322"/>
     </w:p>
     <w:p>
       <w:pPr>
@@ -43721,7 +44646,7 @@
         <w:t xml:space="preserve">n’y est ni identifiant ni obligatoire : un système qui ne dispose que de l’identifiant local de l’entité référencée indique celui-ci. Une classe de référence utilisant ce mixin doit exiger au moins l’un des deux.</w:t>
       </w:r>
     </w:p>
-    <w:bookmarkStart w:id="320" w:name="attributs-18"/>
+    <w:bookmarkStart w:id="323" w:name="attributs-18"/>
     <w:p>
       <w:pPr>
         <w:pStyle w:val="berschrift3"/>
@@ -43925,8 +44850,27 @@
         </w:tc>
       </w:tr>
     </w:tbl>
-    <w:bookmarkEnd w:id="320"/>
-    <w:bookmarkStart w:id="321" w:name="utilisation-de-mixin-1"/>
+    <w:p>
+      <w:pPr>
+        <w:pStyle w:val="Beschriftung"/>
+      </w:pPr>
+      <w:r>
+        <w:t xml:space="preserve">Tableau</w:t>
+      </w:r>
+      <w:r>
+        <w:t xml:space="preserve"> </w:t>
+      </w:r>
+      <w:fldSimple w:instr=" SEQ Tableau \* ARABIC ">
+        <w:r>
+          <w:t>1</w:t>
+        </w:r>
+      </w:fldSimple>
+      <w:r>
+        <w:t xml:space="preserve">: HasReferenceIdentification – Attributs</w:t>
+      </w:r>
+    </w:p>
+    <w:bookmarkEnd w:id="323"/>
+    <w:bookmarkStart w:id="324" w:name="utilisation-de-mixin-1"/>
     <w:p>
       <w:pPr>
         <w:pStyle w:val="berschrift3"/>
@@ -43962,9 +44906,9 @@
         </w:r>
       </w:hyperlink>
     </w:p>
-    <w:bookmarkEnd w:id="321"/>
-    <w:bookmarkEnd w:id="322"/>
-    <w:bookmarkStart w:id="326" w:name="classe-hastemporalvalidity"/>
+    <w:bookmarkEnd w:id="324"/>
+    <w:bookmarkEnd w:id="325"/>
+    <w:bookmarkStart w:id="329" w:name="classe-hastemporalvalidity"/>
     <w:p>
       <w:pPr>
         <w:pStyle w:val="berschrift2"/>
@@ -43975,8 +44919,8 @@
       <w:r>
         <w:t xml:space="preserve"> </w:t>
       </w:r>
-      <w:bookmarkStart w:id="323" w:name="HasTemporalValidity"/>
-      <w:bookmarkEnd w:id="323"/>
+      <w:bookmarkStart w:id="326" w:name="HasTemporalValidity"/>
+      <w:bookmarkEnd w:id="326"/>
     </w:p>
     <w:p>
       <w:pPr>
@@ -43990,7 +44934,7 @@
         <w:t xml:space="preserve">Une classe mixin qui fournit des slots pour modéliser la validité temporelle d’une information (et non d’un événement).</w:t>
       </w:r>
     </w:p>
-    <w:bookmarkStart w:id="324" w:name="attributs-19"/>
+    <w:bookmarkStart w:id="327" w:name="attributs-19"/>
     <w:p>
       <w:pPr>
         <w:pStyle w:val="berschrift3"/>
@@ -44194,8 +45138,27 @@
         </w:tc>
       </w:tr>
     </w:tbl>
-    <w:bookmarkEnd w:id="324"/>
-    <w:bookmarkStart w:id="325" w:name="utilisation-de-mixin-2"/>
+    <w:p>
+      <w:pPr>
+        <w:pStyle w:val="Beschriftung"/>
+      </w:pPr>
+      <w:r>
+        <w:t xml:space="preserve">Tableau</w:t>
+      </w:r>
+      <w:r>
+        <w:t xml:space="preserve"> </w:t>
+      </w:r>
+      <w:fldSimple w:instr=" SEQ Tableau \* ARABIC ">
+        <w:r>
+          <w:t>1</w:t>
+        </w:r>
+      </w:fldSimple>
+      <w:r>
+        <w:t xml:space="preserve">: HasTemporalValidity – Attributs</w:t>
+      </w:r>
+    </w:p>
+    <w:bookmarkEnd w:id="327"/>
+    <w:bookmarkStart w:id="328" w:name="utilisation-de-mixin-2"/>
     <w:p>
       <w:pPr>
         <w:pStyle w:val="berschrift3"/>
@@ -44315,9 +45278,9 @@
         </w:r>
       </w:hyperlink>
     </w:p>
-    <w:bookmarkEnd w:id="325"/>
-    <w:bookmarkEnd w:id="326"/>
-    <w:bookmarkStart w:id="330" w:name="classe-hascreationmodificationdates"/>
+    <w:bookmarkEnd w:id="328"/>
+    <w:bookmarkEnd w:id="329"/>
+    <w:bookmarkStart w:id="333" w:name="classe-hascreationmodificationdates"/>
     <w:p>
       <w:pPr>
         <w:pStyle w:val="berschrift2"/>
@@ -44328,8 +45291,8 @@
       <w:r>
         <w:t xml:space="preserve"> </w:t>
       </w:r>
-      <w:bookmarkStart w:id="327" w:name="HasCreationModificationDates"/>
-      <w:bookmarkEnd w:id="327"/>
+      <w:bookmarkStart w:id="330" w:name="HasCreationModificationDates"/>
+      <w:bookmarkEnd w:id="330"/>
     </w:p>
     <w:p>
       <w:pPr>
@@ -44343,7 +45306,7 @@
         <w:t xml:space="preserve">Une classe mixin qui fournit des slots pour modéliser les dates de création et de modification d’une entité.</w:t>
       </w:r>
     </w:p>
-    <w:bookmarkStart w:id="328" w:name="attributs-20"/>
+    <w:bookmarkStart w:id="331" w:name="attributs-20"/>
     <w:p>
       <w:pPr>
         <w:pStyle w:val="berschrift3"/>
@@ -44591,8 +45554,27 @@
         </w:tc>
       </w:tr>
     </w:tbl>
-    <w:bookmarkEnd w:id="328"/>
-    <w:bookmarkStart w:id="329" w:name="utilisation-de-mixin-3"/>
+    <w:p>
+      <w:pPr>
+        <w:pStyle w:val="Beschriftung"/>
+      </w:pPr>
+      <w:r>
+        <w:t xml:space="preserve">Tableau</w:t>
+      </w:r>
+      <w:r>
+        <w:t xml:space="preserve"> </w:t>
+      </w:r>
+      <w:fldSimple w:instr=" SEQ Tableau \* ARABIC ">
+        <w:r>
+          <w:t>1</w:t>
+        </w:r>
+      </w:fldSimple>
+      <w:r>
+        <w:t xml:space="preserve">: HasCreationModificationDates – Attributs</w:t>
+      </w:r>
+    </w:p>
+    <w:bookmarkEnd w:id="331"/>
+    <w:bookmarkStart w:id="332" w:name="utilisation-de-mixin-3"/>
     <w:p>
       <w:pPr>
         <w:pStyle w:val="berschrift3"/>
@@ -44656,15 +45638,15 @@
         </w:r>
       </w:hyperlink>
     </w:p>
-    <w:bookmarkEnd w:id="329"/>
+    <w:bookmarkEnd w:id="332"/>
     <w:p>
       <w:r>
         <w:br w:type="page"/>
       </w:r>
     </w:p>
-    <w:bookmarkEnd w:id="330"/>
-    <w:bookmarkEnd w:id="331"/>
-    <w:bookmarkStart w:id="332" w:name="sécurité"/>
+    <w:bookmarkEnd w:id="333"/>
+    <w:bookmarkEnd w:id="334"/>
+    <w:bookmarkStart w:id="335" w:name="sécurité"/>
     <w:p>
       <w:pPr>
         <w:pStyle w:val="berschrift1"/>
@@ -44702,7 +45684,7 @@
         <w:pStyle w:val="Compact"/>
         <w:numPr>
           <w:ilvl w:val="0"/>
-          <w:numId w:val="1018"/>
+          <w:numId w:val="1019"/>
         </w:numPr>
       </w:pPr>
       <w:r>
@@ -44724,7 +45706,7 @@
         <w:pStyle w:val="Compact"/>
         <w:numPr>
           <w:ilvl w:val="0"/>
-          <w:numId w:val="1018"/>
+          <w:numId w:val="1019"/>
         </w:numPr>
       </w:pPr>
       <w:r>
@@ -44746,7 +45728,7 @@
         <w:pStyle w:val="Compact"/>
         <w:numPr>
           <w:ilvl w:val="0"/>
-          <w:numId w:val="1018"/>
+          <w:numId w:val="1019"/>
         </w:numPr>
       </w:pPr>
       <w:r>
@@ -44768,7 +45750,7 @@
         <w:pStyle w:val="Compact"/>
         <w:numPr>
           <w:ilvl w:val="0"/>
-          <w:numId w:val="1018"/>
+          <w:numId w:val="1019"/>
         </w:numPr>
       </w:pPr>
       <w:r>
@@ -44790,7 +45772,7 @@
         <w:pStyle w:val="Compact"/>
         <w:numPr>
           <w:ilvl w:val="0"/>
-          <w:numId w:val="1018"/>
+          <w:numId w:val="1019"/>
         </w:numPr>
       </w:pPr>
       <w:r>
@@ -44836,7 +45818,7 @@
         <w:pStyle w:val="Compact"/>
         <w:numPr>
           <w:ilvl w:val="0"/>
-          <w:numId w:val="1018"/>
+          <w:numId w:val="1019"/>
         </w:numPr>
       </w:pPr>
       <w:r>
@@ -44858,7 +45840,7 @@
         <w:pStyle w:val="Compact"/>
         <w:numPr>
           <w:ilvl w:val="0"/>
-          <w:numId w:val="1018"/>
+          <w:numId w:val="1019"/>
         </w:numPr>
       </w:pPr>
       <w:r>
@@ -44880,8 +45862,8 @@
         <w:br w:type="page"/>
       </w:r>
     </w:p>
-    <w:bookmarkEnd w:id="332"/>
-    <w:bookmarkStart w:id="333" w:name="X503ce9815446e507000e4d0fc7e002781a5572b"/>
+    <w:bookmarkEnd w:id="335"/>
+    <w:bookmarkStart w:id="336" w:name="X503ce9815446e507000e4d0fc7e002781a5572b"/>
     <w:p>
       <w:pPr>
         <w:pStyle w:val="berschrift1"/>
@@ -44927,8 +45909,8 @@
         <w:br w:type="page"/>
       </w:r>
     </w:p>
-    <w:bookmarkEnd w:id="333"/>
-    <w:bookmarkStart w:id="334" w:name="droits-dauteur"/>
+    <w:bookmarkEnd w:id="336"/>
+    <w:bookmarkStart w:id="358" w:name="droits-dauteur"/>
     <w:p>
       <w:pPr>
         <w:pStyle w:val="berschrift1"/>
@@ -44974,36 +45956,37 @@
         <w:br w:type="page"/>
       </w:r>
     </w:p>
-    <w:bookmarkEnd w:id="334"/>
-    <w:bookmarkStart w:id="350" w:name="annexe-a-références-et-bibliographie"/>
+    <w:bookmarkStart w:id="337" w:name="annexe-a-références-et-bibliographie"/>
     <w:p>
       <w:pPr>
-        <w:pStyle w:val="berschrift1"/>
+        <w:pStyle w:val="Anhangberschrift"/>
       </w:pPr>
       <w:r>
         <w:t xml:space="preserve">Annexe A – Références et bibliographie</w:t>
       </w:r>
     </w:p>
+    <w:bookmarkEnd w:id="337"/>
     <w:p>
       <w:pPr>
-        <w:pStyle w:val="FirstParagraph"/>
+        <w:pStyle w:val="Textkrper"/>
       </w:pPr>
       <w:r>
         <w:t xml:space="preserve">Lorsqu’une version est indiquée, il s’agit de celle sur la base de laquelle la présente norme a été élaborée.</w:t>
       </w:r>
     </w:p>
-    <w:bookmarkStart w:id="340" w:name="X7396f4b7d2ae2a39c8f1ae22fee601846a8c38e"/>
+    <w:bookmarkStart w:id="338" w:name="X7396f4b7d2ae2a39c8f1ae22fee601846a8c38e"/>
     <w:p>
       <w:pPr>
-        <w:pStyle w:val="berschrift2"/>
+        <w:pStyle w:val="Anhangberschrift2"/>
       </w:pPr>
       <w:r>
         <w:t xml:space="preserve">Normes du groupe spécialisé « Affaires politiques »</w:t>
       </w:r>
     </w:p>
+    <w:bookmarkEnd w:id="338"/>
     <w:p>
       <w:pPr>
-        <w:pStyle w:val="FirstParagraph"/>
+        <w:pStyle w:val="Textkrper"/>
       </w:pPr>
       <w:r>
         <w:t xml:space="preserve">Les normes du groupe spécialisé sont élaborées conjointement et se renvoient les unes aux autres. Elles portent actuellement toutes le statut « In Arbeit » (en cours d’élaboration ; état au 10 août 2026) ; aucune version n’est donc indiquée.</w:t>
@@ -45044,7 +46027,7 @@
             <w:r>
               <w:t xml:space="preserve"> </w:t>
             </w:r>
-            <w:hyperlink ns1:id="rId335">
+            <w:hyperlink ns1:id="rId339">
               <w:r>
                 <w:rPr>
                   <w:rStyle w:val="Hyperlink"/>
@@ -45083,7 +46066,7 @@
             <w:r>
               <w:t xml:space="preserve"> </w:t>
             </w:r>
-            <w:hyperlink ns1:id="rId336">
+            <w:hyperlink ns1:id="rId340">
               <w:r>
                 <w:rPr>
                   <w:rStyle w:val="Hyperlink"/>
@@ -45118,7 +46101,7 @@
             <w:r>
               <w:t xml:space="preserve"> </w:t>
             </w:r>
-            <w:hyperlink ns1:id="rId337">
+            <w:hyperlink ns1:id="rId341">
               <w:r>
                 <w:rPr>
                   <w:rStyle w:val="Hyperlink"/>
@@ -45157,7 +46140,7 @@
             <w:r>
               <w:t xml:space="preserve"> </w:t>
             </w:r>
-            <w:hyperlink ns1:id="rId338">
+            <w:hyperlink ns1:id="rId342">
               <w:r>
                 <w:rPr>
                   <w:rStyle w:val="Hyperlink"/>
@@ -45192,7 +46175,7 @@
             <w:r>
               <w:t xml:space="preserve"> </w:t>
             </w:r>
-            <w:hyperlink ns1:id="rId339">
+            <w:hyperlink ns1:id="rId343">
               <w:r>
                 <w:rPr>
                   <w:rStyle w:val="Hyperlink"/>
@@ -45204,16 +46187,16 @@
         </w:tc>
       </w:tr>
     </w:tbl>
-    <w:bookmarkEnd w:id="340"/>
-    <w:bookmarkStart w:id="343" w:name="autres-normes-ech"/>
+    <w:bookmarkStart w:id="344" w:name="autres-normes-ech"/>
     <w:p>
       <w:pPr>
-        <w:pStyle w:val="berschrift2"/>
+        <w:pStyle w:val="Anhangberschrift2"/>
       </w:pPr>
       <w:r>
         <w:t xml:space="preserve">Autres normes eCH</w:t>
       </w:r>
     </w:p>
+    <w:bookmarkEnd w:id="344"/>
     <w:tbl>
       <w:tblPr>
         <w:tblStyle w:val="Table"/>
@@ -45273,7 +46256,7 @@
             <w:r>
               <w:t xml:space="preserve"> </w:t>
             </w:r>
-            <w:hyperlink ns1:id="rId341">
+            <w:hyperlink ns1:id="rId345">
               <w:r>
                 <w:rPr>
                   <w:rStyle w:val="Hyperlink"/>
@@ -45336,7 +46319,7 @@
             <w:r>
               <w:t xml:space="preserve"> </w:t>
             </w:r>
-            <w:hyperlink ns1:id="rId342">
+            <w:hyperlink ns1:id="rId346">
               <w:r>
                 <w:rPr>
                   <w:rStyle w:val="Hyperlink"/>
@@ -45348,16 +46331,16 @@
         </w:tc>
       </w:tr>
     </w:tbl>
-    <w:bookmarkEnd w:id="343"/>
-    <w:bookmarkStart w:id="349" w:name="listes-de-codes-et-autres-sources"/>
+    <w:bookmarkStart w:id="347" w:name="listes-de-codes-et-autres-sources"/>
     <w:p>
       <w:pPr>
-        <w:pStyle w:val="berschrift2"/>
+        <w:pStyle w:val="Anhangberschrift2"/>
       </w:pPr>
       <w:r>
         <w:t xml:space="preserve">Listes de codes et autres sources</w:t>
       </w:r>
     </w:p>
+    <w:bookmarkEnd w:id="347"/>
     <w:tbl>
       <w:tblPr>
         <w:tblStyle w:val="Table"/>
@@ -45411,7 +46394,7 @@
             <w:r>
               <w:t xml:space="preserve"> </w:t>
             </w:r>
-            <w:hyperlink ns1:id="rId344">
+            <w:hyperlink ns1:id="rId348">
               <w:r>
                 <w:rPr>
                   <w:rStyle w:val="Hyperlink"/>
@@ -45480,7 +46463,7 @@
             <w:r>
               <w:t xml:space="preserve"> </w:t>
             </w:r>
-            <w:hyperlink ns1:id="rId345">
+            <w:hyperlink ns1:id="rId349">
               <w:r>
                 <w:rPr>
                   <w:rStyle w:val="Hyperlink"/>
@@ -45567,7 +46550,7 @@
             <w:r>
               <w:t xml:space="preserve"> </w:t>
             </w:r>
-            <w:hyperlink ns1:id="rId346">
+            <w:hyperlink ns1:id="rId350">
               <w:r>
                 <w:rPr>
                   <w:rStyle w:val="Hyperlink"/>
@@ -45672,7 +46655,7 @@
             <w:r>
               <w:t xml:space="preserve"> </w:t>
             </w:r>
-            <w:hyperlink ns1:id="rId347">
+            <w:hyperlink ns1:id="rId351">
               <w:r>
                 <w:rPr>
                   <w:rStyle w:val="Hyperlink"/>
@@ -45707,7 +46690,7 @@
             <w:r>
               <w:t xml:space="preserve"> </w:t>
             </w:r>
-            <w:hyperlink ns1:id="rId348">
+            <w:hyperlink ns1:id="rId352">
               <w:r>
                 <w:rPr>
                   <w:rStyle w:val="Hyperlink"/>
@@ -45724,20 +46707,19 @@
         <w:br w:type="page"/>
       </w:r>
     </w:p>
-    <w:bookmarkEnd w:id="349"/>
-    <w:bookmarkEnd w:id="350"/>
-    <w:bookmarkStart w:id="351" w:name="annexe-b-collaboration-vérification"/>
+    <w:bookmarkStart w:id="353" w:name="annexe-b-collaboration-vérification"/>
     <w:p>
       <w:pPr>
-        <w:pStyle w:val="berschrift1"/>
+        <w:pStyle w:val="Anhangberschrift"/>
       </w:pPr>
       <w:r>
         <w:t xml:space="preserve">Annexe B – Collaboration &amp; vérification</w:t>
       </w:r>
     </w:p>
+    <w:bookmarkEnd w:id="353"/>
     <w:p>
       <w:pPr>
-        <w:pStyle w:val="FirstParagraph"/>
+        <w:pStyle w:val="Textkrper"/>
       </w:pPr>
       <w:r>
         <w:t xml:space="preserve">Groupe de spécialistes « Affaires politiques », sous-groupe « Acteurs politiques » :</w:t>
@@ -46101,16 +47083,16 @@
         </w:tc>
       </w:tr>
     </w:tbl>
-    <w:bookmarkEnd w:id="351"/>
-    <w:bookmarkStart w:id="352" w:name="annexe-c-abréviations-et-glossaire"/>
+    <w:bookmarkStart w:id="354" w:name="annexe-c-abréviations-et-glossaire"/>
     <w:p>
       <w:pPr>
-        <w:pStyle w:val="berschrift1"/>
+        <w:pStyle w:val="Anhangberschrift"/>
       </w:pPr>
       <w:r>
         <w:t xml:space="preserve">Annexe C – Abréviations et glossaire</w:t>
       </w:r>
     </w:p>
+    <w:bookmarkEnd w:id="354"/>
     <w:tbl>
       <w:tblPr>
         <w:tblStyle w:val="Table"/>
@@ -46407,72 +47389,63 @@
         </w:tc>
       </w:tr>
     </w:tbl>
-    <w:bookmarkEnd w:id="352"/>
-    <w:bookmarkStart w:id="353" w:name="X08db86adf07310008ab0bee8ec03524ae40948a"/>
+    <w:bookmarkStart w:id="355" w:name="X08db86adf07310008ab0bee8ec03524ae40948a"/>
     <w:p>
       <w:pPr>
-        <w:pStyle w:val="berschrift1"/>
+        <w:pStyle w:val="Anhangberschrift"/>
       </w:pPr>
       <w:r>
         <w:t xml:space="preserve">Annexe D – Modifications par rapport à la version précédente</w:t>
+      </w:r>
+    </w:p>
+    <w:bookmarkEnd w:id="355"/>
+    <w:p>
+      <w:pPr>
+        <w:pStyle w:val="Textkrper"/>
+      </w:pPr>
+      <w:r>
+        <w:t xml:space="preserve">Il s’agit de la première version.</w:t>
       </w:r>
     </w:p>
     <w:p>
-      <w:pPr>
-        <w:pStyle w:val="FirstParagraph"/>
-      </w:pPr>
-      <w:r>
-        <w:t xml:space="preserve">Il s’agit de la première version.</w:t>
+      <w:r>
+        <w:br w:type="page"/>
       </w:r>
     </w:p>
-    <w:p>
-      <w:r>
-        <w:br w:type="page"/>
-      </w:r>
-    </w:p>
-    <w:bookmarkEnd w:id="353"/>
-    <w:bookmarkStart w:id="354" w:name="annexe-e-liste-des-illustrations"/>
+    <w:bookmarkStart w:id="356" w:name="annexe-e-liste-des-illustrations"/>
     <w:p>
       <w:pPr>
-        <w:pStyle w:val="berschrift1"/>
+        <w:pStyle w:val="Anhangberschrift"/>
       </w:pPr>
       <w:r>
         <w:t xml:space="preserve">Annexe E – Liste des illustrations</w:t>
       </w:r>
     </w:p>
-    <w:p>
-      <w:r>
-        <w:fldChar w:fldCharType="begin" w:dirty="true"/>
-      </w:r>
-      <w:r>
-        <w:instrText xml:space="preserve"> TOC \h \z \c "Abbildung" </w:instrText>
-      </w:r>
-      <w:r>
-        <w:fldChar w:fldCharType="separate"/>
-      </w:r>
-      <w:r>
-        <w:t>Clic droit &gt; « Mettre à jour les champs » pour générer la liste des illustrations.</w:t>
-      </w:r>
-      <w:r>
-        <w:fldChar w:fldCharType="end"/>
-      </w:r>
-    </w:p>
-    <w:bookmarkEnd w:id="354"/>
-    <w:bookmarkStart w:id="355" w:name="annexe-f-liste-des-tableaux"/>
+    <w:bookmarkEnd w:id="356"/>
     <w:p>
       <w:pPr>
-        <w:pStyle w:val="berschrift1"/>
+        <w:pStyle w:val="Textkrper"/>
       </w:pPr>
       <w:r>
+        <w:t xml:space="preserve">Aucune</w:t>
+      </w:r>
+    </w:p>
+    <w:bookmarkStart w:id="357" w:name="annexe-f-liste-des-tableaux"/>
+    <w:p>
+      <w:pPr>
+        <w:pStyle w:val="Anhangberschrift"/>
+      </w:pPr>
+      <w:r>
         <w:t xml:space="preserve">Annexe F – Liste des tableaux</w:t>
       </w:r>
     </w:p>
+    <w:bookmarkEnd w:id="357"/>
     <w:p>
       <w:r>
         <w:fldChar w:fldCharType="begin" w:dirty="true"/>
       </w:r>
       <w:r>
-        <w:instrText xml:space="preserve"> TOC \h \z \c "Tabelle" </w:instrText>
+        <w:instrText xml:space="preserve"> TOC \h \z \c "Tableau" </w:instrText>
       </w:r>
       <w:r>
         <w:fldChar w:fldCharType="separate"/>
@@ -46484,7 +47457,7 @@
         <w:fldChar w:fldCharType="end"/>
       </w:r>
     </w:p>
-    <w:bookmarkEnd w:id="355"/>
+    <w:bookmarkEnd w:id="358"/>
     <w:sectPr>
       <w:headerReference ns1:id="rId9" w:type="even"/>
       <w:headerReference ns1:id="rId10" w:type="default"/>
@@ -47813,6 +48786,9 @@
     <w:abstractNumId w:val="991"/>
   </w:num>
   <w:num w:numId="1018">
+    <w:abstractNumId w:val="991"/>
+  </w:num>
+  <w:num w:numId="1019">
     <w:abstractNumId w:val="991"/>
   </w:num>
 </w:numbering>
@@ -49196,6 +50172,43 @@
       <w:wordWrap w:val="off"/>
     </w:pPr>
   </w:style>
+  <w:style w:customStyle="1" w:styleId="Nebentitel" w:type="paragraph">
+    <w:name w:val="Nebentitel"/>
+    <w:basedOn w:val="berschrift1"/>
+    <w:next w:val="Textkrper"/>
+    <w:qFormat/>
+    <w:pPr>
+      <w:numPr>
+        <w:ilvl w:val="0"/>
+        <w:numId w:val="0"/>
+      </w:numPr>
+      <w:outlineLvl w:val="9"/>
+    </w:pPr>
+  </w:style>
+  <w:style w:customStyle="1" w:styleId="Anhangberschrift" w:type="paragraph">
+    <w:name w:val="Anhang Überschrift"/>
+    <w:basedOn w:val="berschrift1"/>
+    <w:next w:val="Textkrper"/>
+    <w:qFormat/>
+    <w:pPr>
+      <w:numPr>
+        <w:ilvl w:val="0"/>
+        <w:numId w:val="0"/>
+      </w:numPr>
+    </w:pPr>
+  </w:style>
+  <w:style w:customStyle="1" w:styleId="Anhangberschrift2" w:type="paragraph">
+    <w:name w:val="Anhang Überschrift 2"/>
+    <w:basedOn w:val="berschrift2"/>
+    <w:next w:val="Textkrper"/>
+    <w:qFormat/>
+    <w:pPr>
+      <w:numPr>
+        <w:ilvl w:val="0"/>
+        <w:numId w:val="0"/>
+      </w:numPr>
+    </w:pPr>
+  </w:style>
   <w:style w:type="paragraph" w:customStyle="1" w:styleId="SourceCode">
     <w:name w:val="Source Code"/>
     <w:basedOn w:val="Normal"/>

--- a/ech-0294_actors/output/ech-0294_actors_fr.docx
+++ b/ech-0294_actors/output/ech-0294_actors_fr.docx
@@ -45646,13 +45646,13 @@
     </w:p>
     <w:bookmarkEnd w:id="333"/>
     <w:bookmarkEnd w:id="334"/>
-    <w:bookmarkStart w:id="335" w:name="sécurité"/>
+    <w:bookmarkStart w:id="337" w:name="protection-des-données"/>
     <w:p>
       <w:pPr>
         <w:pStyle w:val="berschrift1"/>
       </w:pPr>
       <w:r>
-        <w:t xml:space="preserve">Sécurité</w:t>
+        <w:t xml:space="preserve">Protection des données</w:t>
       </w:r>
     </w:p>
     <w:p>
@@ -45660,7 +45660,7 @@
         <w:pStyle w:val="FirstParagraph"/>
       </w:pPr>
       <w:r>
-        <w:t xml:space="preserve">La présente norme décrit des données concernant des personnes physiques. Il s’agit de données personnelles au sens de l’art. 5 let. a de la loi fédérale sur la protection des données (LPD, en vigueur depuis le 1er septembre 2023). Les indications sur l’appartenance à un parti, sur les mandats et sur les liens d’intérêts permettent de déduire des opinions politiques et constituent donc des données sensibles (art. 5 let. c LPD).</w:t>
+        <w:t xml:space="preserve">La présente norme décrit des données concernant des personnes physiques. Il s’agit de données personnelles au sens de l’art. 5 let. a de la loi fédérale sur la protection des données (LPD). Les indications sur l’appartenance à un parti, sur les mandats et sur les liens d’intérêts permettent de déduire des opinions politiques et constituent donc des données sensibles (art. 5 let. c LPD). Pour les organes cantonaux et communaux, les lois cantonales sur la protection des données et sur la transparence s’appliquent.</w:t>
       </w:r>
     </w:p>
     <w:p>
@@ -45668,7 +45668,15 @@
         <w:pStyle w:val="Textkrper"/>
       </w:pPr>
       <w:r>
-        <w:t xml:space="preserve">La norme ne crée aucune base légale de publication. Elle structure des données dont la publication découle du principe de transparence, d’obligations de publicité des parlements ou d’un consentement. La décision de publier un élément de données appartient à l’organe qui publie, non au schéma.</w:t>
+        <w:t xml:space="preserve">En tant que politiciennes et politiciens ou membres d’organes publics, les personnes décrites font l’objet d’un intérêt public. Nombre de leurs indications sont déjà publiées aujourd’hui en vertu d’obligations de publicité ou du principe de transparence. La norme ne crée toutefois aucune base légale de publication et n’impose aucune obligation de publier certains attributs.</w:t>
+      </w:r>
+    </w:p>
+    <w:p>
+      <w:pPr>
+        <w:pStyle w:val="Textkrper"/>
+      </w:pPr>
+      <w:r>
+        <w:t xml:space="preserve">La décision de publier des données, et dans quelle mesure, relève de la responsabilité de l’organe qui publie. Il décide sur la base des dispositions légales qui lui sont applicables et prend les précautions nécessaires, par exemple en marquant les indications non destinées à la publication ou en les rendant visibles uniquement en interne.</w:t>
       </w:r>
     </w:p>
     <w:p>
@@ -45692,13 +45700,13 @@
           <w:b/>
           <w:bCs/>
         </w:rPr>
-        <w:t xml:space="preserve">Base légale pour chaque élément.</w:t>
-      </w:r>
-      <w:r>
-        <w:t xml:space="preserve"> </w:t>
-      </w:r>
-      <w:r>
-        <w:t xml:space="preserve">Tout élément du schéma n’est pas publiable dans tous les contextes. L’organe qui publie vérifie, pour chaque élément renseigné, l’existence d’une base légale ou d’un consentement.</w:t>
+        <w:t xml:space="preserve">Minimisation des données.</w:t>
+      </w:r>
+      <w:r>
+        <w:t xml:space="preserve"> </w:t>
+      </w:r>
+      <w:r>
+        <w:t xml:space="preserve">Les éléments facultatifs, en particulier la date de naissance, l’adresse et les coordonnées, ne sont renseignés que s’ils sont nécessaires au but de la publication.</w:t>
       </w:r>
     </w:p>
     <w:p>
@@ -45714,13 +45722,44 @@
           <w:b/>
           <w:bCs/>
         </w:rPr>
-        <w:t xml:space="preserve">Minimisation des données.</w:t>
-      </w:r>
-      <w:r>
-        <w:t xml:space="preserve"> </w:t>
-      </w:r>
-      <w:r>
-        <w:t xml:space="preserve">Les éléments facultatifs — en particulier la date de naissance, l’adresse et les coordonnées — ne sont renseignés que s’ils sont nécessaires au but de la publication.</w:t>
+        <w:t xml:space="preserve">Adresses privées du domicile.</w:t>
+      </w:r>
+      <w:r>
+        <w:t xml:space="preserve"> </w:t>
+      </w:r>
+      <w:r>
+        <w:t xml:space="preserve">Leur publication fait l’objet des motions</w:t>
+      </w:r>
+      <w:r>
+        <w:t xml:space="preserve"> </w:t>
+      </w:r>
+      <w:hyperlink ns1:id="rId335">
+        <w:r>
+          <w:rPr>
+            <w:rStyle w:val="Hyperlink"/>
+          </w:rPr>
+          <w:t xml:space="preserve">24.3425 « Renoncer à utiliser l’adresse de domicile comme élément permettant d’identifier les auteurs d’initiatives populaires »</w:t>
+        </w:r>
+      </w:hyperlink>
+      <w:r>
+        <w:t xml:space="preserve"> </w:t>
+      </w:r>
+      <w:r>
+        <w:t xml:space="preserve">et</w:t>
+      </w:r>
+      <w:r>
+        <w:t xml:space="preserve"> </w:t>
+      </w:r>
+      <w:hyperlink ns1:id="rId336">
+        <w:r>
+          <w:rPr>
+            <w:rStyle w:val="Hyperlink"/>
+          </w:rPr>
+          <w:t xml:space="preserve">23.3913 « Supprimer l’obligation pour les députés de publier leur adresse lorsqu’ils sont membres d’un comité d’initiative »</w:t>
+        </w:r>
+      </w:hyperlink>
+      <w:r>
+        <w:t xml:space="preserve">. Lorsqu’une adresse est nécessaire, il convient d’utiliser si possible une adresse professionnelle ou de correspondance.</w:t>
       </w:r>
     </w:p>
     <w:p>
@@ -45736,13 +45775,13 @@
           <w:b/>
           <w:bCs/>
         </w:rPr>
-        <w:t xml:space="preserve">Adresses privées du domicile.</w:t>
-      </w:r>
-      <w:r>
-        <w:t xml:space="preserve"> </w:t>
-      </w:r>
-      <w:r>
-        <w:t xml:space="preserve">Leur publication fait l’objet d’interventions parlementaires (cf. annexe A). Lorsqu’une adresse est nécessaire, il convient d’utiliser si possible une adresse professionnelle ou de correspondance.</w:t>
+        <w:t xml:space="preserve">Agrégation.</w:t>
+      </w:r>
+      <w:r>
+        <w:t xml:space="preserve"> </w:t>
+      </w:r>
+      <w:r>
+        <w:t xml:space="preserve">Le regroupement de plusieurs sources peut produire des profils de la personnalité allant au-delà du but de chaque publication prise isolément. Quiconque regroupe des données selon la présente norme réexamine la finalité du traitement.</w:t>
       </w:r>
     </w:p>
     <w:p>
@@ -45758,118 +45797,52 @@
           <w:b/>
           <w:bCs/>
         </w:rPr>
-        <w:t xml:space="preserve">Agrégation.</w:t>
-      </w:r>
-      <w:r>
-        <w:t xml:space="preserve"> </w:t>
-      </w:r>
-      <w:r>
-        <w:t xml:space="preserve">Le regroupement de plusieurs sources peut produire des profils de la personnalité allant au-delà du but de chaque publication prise isolément. Quiconque regroupe des données selon la présente norme réexamine la finalité du traitement.</w:t>
+        <w:t xml:space="preserve">Indications historiques dans les références.</w:t>
+      </w:r>
+      <w:r>
+        <w:t xml:space="preserve"> </w:t>
+      </w:r>
+      <w:r>
+        <w:rPr>
+          <w:rStyle w:val="VerbatimChar"/>
+        </w:rPr>
+        <w:t xml:space="preserve">PersonReference</w:t>
+      </w:r>
+      <w:r>
+        <w:t xml:space="preserve"> </w:t>
+      </w:r>
+      <w:r>
+        <w:t xml:space="preserve">et</w:t>
+      </w:r>
+      <w:r>
+        <w:t xml:space="preserve"> </w:t>
+      </w:r>
+      <w:r>
+        <w:rPr>
+          <w:rStyle w:val="VerbatimChar"/>
+        </w:rPr>
+        <w:t xml:space="preserve">GroupReference</w:t>
+      </w:r>
+      <w:r>
+        <w:t xml:space="preserve"> </w:t>
+      </w:r>
+      <w:r>
+        <w:t xml:space="preserve">conservent des caractéristiques locales au moment de la mise en relation. Elles ne doivent pas être interprétées comme l’état actuel.</w:t>
       </w:r>
     </w:p>
     <w:p>
-      <w:pPr>
-        <w:pStyle w:val="Compact"/>
-        <w:numPr>
-          <w:ilvl w:val="0"/>
-          <w:numId w:val="1019"/>
-        </w:numPr>
-      </w:pPr>
-      <w:r>
-        <w:rPr>
-          <w:b/>
-          <w:bCs/>
-        </w:rPr>
-        <w:t xml:space="preserve">Indications historiques dans les références.</w:t>
-      </w:r>
-      <w:r>
-        <w:t xml:space="preserve"> </w:t>
-      </w:r>
-      <w:r>
-        <w:rPr>
-          <w:rStyle w:val="VerbatimChar"/>
-        </w:rPr>
-        <w:t xml:space="preserve">PersonReference</w:t>
-      </w:r>
-      <w:r>
-        <w:t xml:space="preserve"> </w:t>
-      </w:r>
-      <w:r>
-        <w:t xml:space="preserve">et</w:t>
-      </w:r>
-      <w:r>
-        <w:t xml:space="preserve"> </w:t>
-      </w:r>
-      <w:r>
-        <w:rPr>
-          <w:rStyle w:val="VerbatimChar"/>
-        </w:rPr>
-        <w:t xml:space="preserve">GroupReference</w:t>
-      </w:r>
-      <w:r>
-        <w:t xml:space="preserve"> </w:t>
-      </w:r>
-      <w:r>
-        <w:t xml:space="preserve">conservent des caractéristiques locales au moment de la mise en relation. Elles ne doivent pas être interprétées comme l’état actuel.</w:t>
+      <w:r>
+        <w:br w:type="page"/>
       </w:r>
     </w:p>
-    <w:p>
-      <w:pPr>
-        <w:pStyle w:val="Compact"/>
-        <w:numPr>
-          <w:ilvl w:val="0"/>
-          <w:numId w:val="1019"/>
-        </w:numPr>
-      </w:pPr>
-      <w:r>
-        <w:rPr>
-          <w:b/>
-          <w:bCs/>
-        </w:rPr>
-        <w:t xml:space="preserve">Transmission et accès.</w:t>
-      </w:r>
-      <w:r>
-        <w:t xml:space="preserve"> </w:t>
-      </w:r>
-      <w:r>
-        <w:t xml:space="preserve">Lorsque des données sont échangées selon la présente norme avant d’être publiques, les précautions usuelles s’imposent : transport chiffré, accès réservé aux personnes autorisées, protection contre toute modification pendant la transmission.</w:t>
-      </w:r>
-    </w:p>
-    <w:p>
-      <w:pPr>
-        <w:pStyle w:val="Compact"/>
-        <w:numPr>
-          <w:ilvl w:val="0"/>
-          <w:numId w:val="1019"/>
-        </w:numPr>
-      </w:pPr>
-      <w:r>
-        <w:rPr>
-          <w:b/>
-          <w:bCs/>
-        </w:rPr>
-        <w:t xml:space="preserve">Traitement de données provenant de tiers.</w:t>
-      </w:r>
-      <w:r>
-        <w:t xml:space="preserve"> </w:t>
-      </w:r>
-      <w:r>
-        <w:t xml:space="preserve">Avant tout traitement ultérieur d’une livraison, une validation par rapport au schéma est effectuée. Les contenus transmis dans des champs de texte libre sont échappés avant l’affichage.</w:t>
-      </w:r>
-    </w:p>
-    <w:p>
-      <w:r>
-        <w:br w:type="page"/>
-      </w:r>
-    </w:p>
-    <w:bookmarkEnd w:id="335"/>
-    <w:bookmarkStart w:id="336" w:name="X503ce9815446e507000e4d0fc7e002781a5572b"/>
+    <w:bookmarkEnd w:id="337"/>
+    <w:bookmarkStart w:id="338" w:name="sécurité"/>
     <w:p>
       <w:pPr>
         <w:pStyle w:val="berschrift1"/>
       </w:pPr>
       <w:r>
-        <w:t xml:space="preserve">Exclusion de responsabilité – droits de tiers</w:t>
+        <w:t xml:space="preserve">Sécurité</w:t>
       </w:r>
     </w:p>
     <w:p>
@@ -45877,6 +45850,29 @@
         <w:pStyle w:val="FirstParagraph"/>
       </w:pPr>
       <w:r>
+        <w:t xml:space="preserve">La définition des formats d’échange en soi ne pose pas de problèmes affectant la sécurité. Si les autorités souhaitent échanger les données spécifiées dans le présent document par voie électronique, elles doivent s’assurer que les conditions juridiques requises sont bien remplies. La confidentialité et l’intégrité des données transmises doivent être garanties lors de l’échange des données.</w:t>
+      </w:r>
+    </w:p>
+    <w:p>
+      <w:r>
+        <w:br w:type="page"/>
+      </w:r>
+    </w:p>
+    <w:bookmarkEnd w:id="338"/>
+    <w:bookmarkStart w:id="339" w:name="X503ce9815446e507000e4d0fc7e002781a5572b"/>
+    <w:p>
+      <w:pPr>
+        <w:pStyle w:val="berschrift1"/>
+      </w:pPr>
+      <w:r>
+        <w:t xml:space="preserve">Exclusion de responsabilité – droits de tiers</w:t>
+      </w:r>
+    </w:p>
+    <w:p>
+      <w:pPr>
+        <w:pStyle w:val="FirstParagraph"/>
+      </w:pPr>
+      <w:r>
         <w:t xml:space="preserve">Les normes élaborées par l’Association eCH et mises gratuitement à la disposition des utilisatrices et utilisateurs ainsi que les normes de tiers adoptées, ont seulement valeur de recommandations. L’Association eCH ne peut en aucun cas être tenue pour responsable des décisions ou mesures prises par une utilisatrice ou un utilisateur sur la base des documents qu’elle met à disposition. L’utilisatrice ou utilisateur est tenu(e) d’étudier attentivement les documents avant de les mettre en application et au besoin de procéder aux consultations appropriées. Les normes eCH ne remplacent en aucun cas les consultations techniques, organisationnelles ou juridiques appropriées dans un cas concret.</w:t>
       </w:r>
     </w:p>
@@ -45909,8 +45905,8 @@
         <w:br w:type="page"/>
       </w:r>
     </w:p>
-    <w:bookmarkEnd w:id="336"/>
-    <w:bookmarkStart w:id="358" w:name="droits-dauteur"/>
+    <w:bookmarkEnd w:id="339"/>
+    <w:bookmarkStart w:id="361" w:name="droits-dauteur"/>
     <w:p>
       <w:pPr>
         <w:pStyle w:val="berschrift1"/>
@@ -45956,7 +45952,7 @@
         <w:br w:type="page"/>
       </w:r>
     </w:p>
-    <w:bookmarkStart w:id="337" w:name="annexe-a-références-et-bibliographie"/>
+    <w:bookmarkStart w:id="340" w:name="annexe-a-références-et-bibliographie"/>
     <w:p>
       <w:pPr>
         <w:pStyle w:val="Anhangberschrift"/>
@@ -45965,7 +45961,7 @@
         <w:t xml:space="preserve">Annexe A – Références et bibliographie</w:t>
       </w:r>
     </w:p>
-    <w:bookmarkEnd w:id="337"/>
+    <w:bookmarkEnd w:id="340"/>
     <w:p>
       <w:pPr>
         <w:pStyle w:val="Textkrper"/>
@@ -45974,7 +45970,7 @@
         <w:t xml:space="preserve">Lorsqu’une version est indiquée, il s’agit de celle sur la base de laquelle la présente norme a été élaborée.</w:t>
       </w:r>
     </w:p>
-    <w:bookmarkStart w:id="338" w:name="X7396f4b7d2ae2a39c8f1ae22fee601846a8c38e"/>
+    <w:bookmarkStart w:id="341" w:name="X7396f4b7d2ae2a39c8f1ae22fee601846a8c38e"/>
     <w:p>
       <w:pPr>
         <w:pStyle w:val="Anhangberschrift2"/>
@@ -45983,7 +45979,7 @@
         <w:t xml:space="preserve">Normes du groupe spécialisé « Affaires politiques »</w:t>
       </w:r>
     </w:p>
-    <w:bookmarkEnd w:id="338"/>
+    <w:bookmarkEnd w:id="341"/>
     <w:p>
       <w:pPr>
         <w:pStyle w:val="Textkrper"/>
@@ -46027,7 +46023,7 @@
             <w:r>
               <w:t xml:space="preserve"> </w:t>
             </w:r>
-            <w:hyperlink ns1:id="rId339">
+            <w:hyperlink ns1:id="rId342">
               <w:r>
                 <w:rPr>
                   <w:rStyle w:val="Hyperlink"/>
@@ -46066,7 +46062,7 @@
             <w:r>
               <w:t xml:space="preserve"> </w:t>
             </w:r>
-            <w:hyperlink ns1:id="rId340">
+            <w:hyperlink ns1:id="rId343">
               <w:r>
                 <w:rPr>
                   <w:rStyle w:val="Hyperlink"/>
@@ -46101,7 +46097,7 @@
             <w:r>
               <w:t xml:space="preserve"> </w:t>
             </w:r>
-            <w:hyperlink ns1:id="rId341">
+            <w:hyperlink ns1:id="rId344">
               <w:r>
                 <w:rPr>
                   <w:rStyle w:val="Hyperlink"/>
@@ -46140,7 +46136,7 @@
             <w:r>
               <w:t xml:space="preserve"> </w:t>
             </w:r>
-            <w:hyperlink ns1:id="rId342">
+            <w:hyperlink ns1:id="rId345">
               <w:r>
                 <w:rPr>
                   <w:rStyle w:val="Hyperlink"/>
@@ -46175,7 +46171,7 @@
             <w:r>
               <w:t xml:space="preserve"> </w:t>
             </w:r>
-            <w:hyperlink ns1:id="rId343">
+            <w:hyperlink ns1:id="rId346">
               <w:r>
                 <w:rPr>
                   <w:rStyle w:val="Hyperlink"/>
@@ -46187,157 +46183,13 @@
         </w:tc>
       </w:tr>
     </w:tbl>
-    <w:bookmarkStart w:id="344" w:name="autres-normes-ech"/>
+    <w:bookmarkStart w:id="347" w:name="autres-normes-ech"/>
     <w:p>
       <w:pPr>
         <w:pStyle w:val="Anhangberschrift2"/>
       </w:pPr>
       <w:r>
         <w:t xml:space="preserve">Autres normes eCH</w:t>
-      </w:r>
-    </w:p>
-    <w:bookmarkEnd w:id="344"/>
-    <w:tbl>
-      <w:tblPr>
-        <w:tblStyle w:val="Table"/>
-        <w:tblW w:type="pct" w:w="5000"/>
-        <w:tblLayout w:type="fixed"/>
-        <w:tblLook w:firstRow="0" w:lastRow="0" w:firstColumn="0" w:lastColumn="0" w:noHBand="0" w:noVBand="0" w:val="0000"/>
-      </w:tblPr>
-      <w:tblGrid>
-        <w:gridCol w:w="1425"/>
-        <w:gridCol w:w="6494"/>
-      </w:tblGrid>
-      <w:tr>
-        <w:tc>
-          <w:tcPr/>
-          <w:p>
-            <w:pPr>
-              <w:pStyle w:val="Compact"/>
-            </w:pPr>
-            <w:r>
-              <w:t xml:space="preserve">eCH-0011</w:t>
-            </w:r>
-          </w:p>
-        </w:tc>
-        <w:tc>
-          <w:tcPr/>
-          <w:p>
-            <w:pPr>
-              <w:pStyle w:val="Compact"/>
-            </w:pPr>
-            <w:r>
-              <w:t xml:space="preserve">eCH-0011 : Datenstandard Personendaten, version 9.0.0 (approuvée, 27.07.2023). Base des types de noms dans</w:t>
-            </w:r>
-            <w:r>
-              <w:t xml:space="preserve"> </w:t>
-            </w:r>
-            <w:r>
-              <w:rPr>
-                <w:rStyle w:val="VerbatimChar"/>
-              </w:rPr>
-              <w:t xml:space="preserve">NameTypeEnum</w:t>
-            </w:r>
-            <w:r>
-              <w:t xml:space="preserve"> </w:t>
-            </w:r>
-            <w:r>
-              <w:t xml:space="preserve">(</w:t>
-            </w:r>
-            <w:r>
-              <w:rPr>
-                <w:rStyle w:val="VerbatimChar"/>
-              </w:rPr>
-              <w:t xml:space="preserve">personNameData</w:t>
-            </w:r>
-            <w:r>
-              <w:t xml:space="preserve">) :</w:t>
-            </w:r>
-            <w:r>
-              <w:t xml:space="preserve"> </w:t>
-            </w:r>
-            <w:hyperlink ns1:id="rId345">
-              <w:r>
-                <w:rPr>
-                  <w:rStyle w:val="Hyperlink"/>
-                </w:rPr>
-                <w:t xml:space="preserve">https://www.ech.ch/de/ech/ech-0011/9.0.0</w:t>
-              </w:r>
-            </w:hyperlink>
-          </w:p>
-        </w:tc>
-      </w:tr>
-      <w:tr>
-        <w:tc>
-          <w:tcPr>
-            <w:shd w:val="clear" w:color="auto" w:fill="F2F2F2"/>
-          </w:tcPr>
-          <w:p>
-            <w:pPr>
-              <w:pStyle w:val="Compact"/>
-            </w:pPr>
-            <w:r>
-              <w:t xml:space="preserve">eCH-0108</w:t>
-            </w:r>
-          </w:p>
-        </w:tc>
-        <w:tc>
-          <w:tcPr>
-            <w:shd w:val="clear" w:color="auto" w:fill="F2F2F2"/>
-          </w:tcPr>
-          <w:p>
-            <w:pPr>
-              <w:pStyle w:val="Compact"/>
-            </w:pPr>
-            <w:r>
-              <w:t xml:space="preserve">eCH-0108 : Datenstandard: Unternehmensstammdaten und Unternehmensregister, version 6.0.0 (approuvée, 04.04.2024). Définit le format d’échange de l’IDE (</w:t>
-            </w:r>
-            <w:r>
-              <w:rPr>
-                <w:rStyle w:val="VerbatimChar"/>
-              </w:rPr>
-              <w:t xml:space="preserve">organization_uid</w:t>
-            </w:r>
-            <w:r>
-              <w:t xml:space="preserve">) et constitue la norme à laquelle la liste de codes des formes juridiques de</w:t>
-            </w:r>
-            <w:r>
-              <w:t xml:space="preserve"> </w:t>
-            </w:r>
-            <w:r>
-              <w:rPr>
-                <w:rStyle w:val="VerbatimChar"/>
-              </w:rPr>
-              <w:t xml:space="preserve">LegalFormEnum</w:t>
-            </w:r>
-            <w:r>
-              <w:t xml:space="preserve"> </w:t>
-            </w:r>
-            <w:r>
-              <w:t xml:space="preserve">est conforme :</w:t>
-            </w:r>
-            <w:r>
-              <w:t xml:space="preserve"> </w:t>
-            </w:r>
-            <w:hyperlink ns1:id="rId346">
-              <w:r>
-                <w:rPr>
-                  <w:rStyle w:val="Hyperlink"/>
-                </w:rPr>
-                <w:t xml:space="preserve">https://www.ech.ch/de/ech/ech-0108/6.0.0</w:t>
-              </w:r>
-            </w:hyperlink>
-          </w:p>
-        </w:tc>
-      </w:tr>
-    </w:tbl>
-    <w:bookmarkStart w:id="347" w:name="listes-de-codes-et-autres-sources"/>
-    <w:p>
-      <w:pPr>
-        <w:pStyle w:val="Anhangberschrift2"/>
-      </w:pPr>
-      <w:r>
-        <w:t xml:space="preserve">Listes de codes et autres sources</w:t>
       </w:r>
     </w:p>
     <w:bookmarkEnd w:id="347"/>
@@ -46360,18 +46212,93 @@
               <w:pStyle w:val="Compact"/>
             </w:pPr>
             <w:r>
-              <w:t xml:space="preserve">I14Y</w:t>
-            </w:r>
-          </w:p>
-        </w:tc>
-        <w:tc>
-          <w:tcPr/>
-          <w:p>
-            <w:pPr>
-              <w:pStyle w:val="Compact"/>
-            </w:pPr>
-            <w:r>
-              <w:t xml:space="preserve">Plateforme d’interopérabilité de l’Office fédéral de la statistique. Source des listes de codes pour la forme juridique (</w:t>
+              <w:t xml:space="preserve">eCH-0011</w:t>
+            </w:r>
+          </w:p>
+        </w:tc>
+        <w:tc>
+          <w:tcPr/>
+          <w:p>
+            <w:pPr>
+              <w:pStyle w:val="Compact"/>
+            </w:pPr>
+            <w:r>
+              <w:t xml:space="preserve">eCH-0011 : Datenstandard Personendaten, version 9.0.0 (approuvée, 27.07.2023). Base des types de noms dans</w:t>
+            </w:r>
+            <w:r>
+              <w:t xml:space="preserve"> </w:t>
+            </w:r>
+            <w:r>
+              <w:rPr>
+                <w:rStyle w:val="VerbatimChar"/>
+              </w:rPr>
+              <w:t xml:space="preserve">NameTypeEnum</w:t>
+            </w:r>
+            <w:r>
+              <w:t xml:space="preserve"> </w:t>
+            </w:r>
+            <w:r>
+              <w:t xml:space="preserve">(</w:t>
+            </w:r>
+            <w:r>
+              <w:rPr>
+                <w:rStyle w:val="VerbatimChar"/>
+              </w:rPr>
+              <w:t xml:space="preserve">personNameData</w:t>
+            </w:r>
+            <w:r>
+              <w:t xml:space="preserve">) :</w:t>
+            </w:r>
+            <w:r>
+              <w:t xml:space="preserve"> </w:t>
+            </w:r>
+            <w:hyperlink ns1:id="rId348">
+              <w:r>
+                <w:rPr>
+                  <w:rStyle w:val="Hyperlink"/>
+                </w:rPr>
+                <w:t xml:space="preserve">https://www.ech.ch/de/ech/ech-0011/9.0.0</w:t>
+              </w:r>
+            </w:hyperlink>
+          </w:p>
+        </w:tc>
+      </w:tr>
+      <w:tr>
+        <w:tc>
+          <w:tcPr>
+            <w:shd w:val="clear" w:color="auto" w:fill="F2F2F2"/>
+          </w:tcPr>
+          <w:p>
+            <w:pPr>
+              <w:pStyle w:val="Compact"/>
+            </w:pPr>
+            <w:r>
+              <w:t xml:space="preserve">eCH-0108</w:t>
+            </w:r>
+          </w:p>
+        </w:tc>
+        <w:tc>
+          <w:tcPr>
+            <w:shd w:val="clear" w:color="auto" w:fill="F2F2F2"/>
+          </w:tcPr>
+          <w:p>
+            <w:pPr>
+              <w:pStyle w:val="Compact"/>
+            </w:pPr>
+            <w:r>
+              <w:t xml:space="preserve">eCH-0108 : Datenstandard: Unternehmensstammdaten und Unternehmensregister, version 6.0.0 (approuvée, 04.04.2024). Définit le format d’échange de l’IDE (</w:t>
+            </w:r>
+            <w:r>
+              <w:rPr>
+                <w:rStyle w:val="VerbatimChar"/>
+              </w:rPr>
+              <w:t xml:space="preserve">organization_uid</w:t>
+            </w:r>
+            <w:r>
+              <w:t xml:space="preserve">) et constitue la norme à laquelle la liste de codes des formes juridiques de</w:t>
+            </w:r>
+            <w:r>
+              <w:t xml:space="preserve"> </w:t>
             </w:r>
             <w:r>
               <w:rPr>
@@ -46380,6 +46307,75 @@
               <w:t xml:space="preserve">LegalFormEnum</w:t>
             </w:r>
             <w:r>
+              <w:t xml:space="preserve"> </w:t>
+            </w:r>
+            <w:r>
+              <w:t xml:space="preserve">est conforme :</w:t>
+            </w:r>
+            <w:r>
+              <w:t xml:space="preserve"> </w:t>
+            </w:r>
+            <w:hyperlink ns1:id="rId349">
+              <w:r>
+                <w:rPr>
+                  <w:rStyle w:val="Hyperlink"/>
+                </w:rPr>
+                <w:t xml:space="preserve">https://www.ech.ch/de/ech/ech-0108/6.0.0</w:t>
+              </w:r>
+            </w:hyperlink>
+          </w:p>
+        </w:tc>
+      </w:tr>
+    </w:tbl>
+    <w:bookmarkStart w:id="350" w:name="listes-de-codes-et-autres-sources"/>
+    <w:p>
+      <w:pPr>
+        <w:pStyle w:val="Anhangberschrift2"/>
+      </w:pPr>
+      <w:r>
+        <w:t xml:space="preserve">Listes de codes et autres sources</w:t>
+      </w:r>
+    </w:p>
+    <w:bookmarkEnd w:id="350"/>
+    <w:tbl>
+      <w:tblPr>
+        <w:tblStyle w:val="Table"/>
+        <w:tblW w:type="pct" w:w="5000"/>
+        <w:tblLayout w:type="fixed"/>
+        <w:tblLook w:firstRow="0" w:lastRow="0" w:firstColumn="0" w:lastColumn="0" w:noHBand="0" w:noVBand="0" w:val="0000"/>
+      </w:tblPr>
+      <w:tblGrid>
+        <w:gridCol w:w="1425"/>
+        <w:gridCol w:w="6494"/>
+      </w:tblGrid>
+      <w:tr>
+        <w:tc>
+          <w:tcPr/>
+          <w:p>
+            <w:pPr>
+              <w:pStyle w:val="Compact"/>
+            </w:pPr>
+            <w:r>
+              <w:t xml:space="preserve">I14Y</w:t>
+            </w:r>
+          </w:p>
+        </w:tc>
+        <w:tc>
+          <w:tcPr/>
+          <w:p>
+            <w:pPr>
+              <w:pStyle w:val="Compact"/>
+            </w:pPr>
+            <w:r>
+              <w:t xml:space="preserve">Plateforme d’interopérabilité de l’Office fédéral de la statistique. Source des listes de codes pour la forme juridique (</w:t>
+            </w:r>
+            <w:r>
+              <w:rPr>
+                <w:rStyle w:val="VerbatimChar"/>
+              </w:rPr>
+              <w:t xml:space="preserve">LegalFormEnum</w:t>
+            </w:r>
+            <w:r>
               <w:t xml:space="preserve">) et le sexe (</w:t>
             </w:r>
             <w:r>
@@ -46394,7 +46390,7 @@
             <w:r>
               <w:t xml:space="preserve"> </w:t>
             </w:r>
-            <w:hyperlink ns1:id="rId348">
+            <w:hyperlink ns1:id="rId351">
               <w:r>
                 <w:rPr>
                   <w:rStyle w:val="Hyperlink"/>
@@ -46463,7 +46459,7 @@
             <w:r>
               <w:t xml:space="preserve"> </w:t>
             </w:r>
-            <w:hyperlink ns1:id="rId349">
+            <w:hyperlink ns1:id="rId352">
               <w:r>
                 <w:rPr>
                   <w:rStyle w:val="Hyperlink"/>
@@ -46550,7 +46546,7 @@
             <w:r>
               <w:t xml:space="preserve"> </w:t>
             </w:r>
-            <w:hyperlink ns1:id="rId350">
+            <w:hyperlink ns1:id="rId353">
               <w:r>
                 <w:rPr>
                   <w:rStyle w:val="Hyperlink"/>
@@ -46655,7 +46651,7 @@
             <w:r>
               <w:t xml:space="preserve"> </w:t>
             </w:r>
-            <w:hyperlink ns1:id="rId351">
+            <w:hyperlink ns1:id="rId354">
               <w:r>
                 <w:rPr>
                   <w:rStyle w:val="Hyperlink"/>
@@ -46690,7 +46686,7 @@
             <w:r>
               <w:t xml:space="preserve"> </w:t>
             </w:r>
-            <w:hyperlink ns1:id="rId352">
+            <w:hyperlink ns1:id="rId355">
               <w:r>
                 <w:rPr>
                   <w:rStyle w:val="Hyperlink"/>
@@ -46707,7 +46703,7 @@
         <w:br w:type="page"/>
       </w:r>
     </w:p>
-    <w:bookmarkStart w:id="353" w:name="annexe-b-collaboration-vérification"/>
+    <w:bookmarkStart w:id="356" w:name="annexe-b-collaboration-vérification"/>
     <w:p>
       <w:pPr>
         <w:pStyle w:val="Anhangberschrift"/>
@@ -46716,7 +46712,7 @@
         <w:t xml:space="preserve">Annexe B – Collaboration &amp; vérification</w:t>
       </w:r>
     </w:p>
-    <w:bookmarkEnd w:id="353"/>
+    <w:bookmarkEnd w:id="356"/>
     <w:p>
       <w:pPr>
         <w:pStyle w:val="Textkrper"/>
@@ -47083,7 +47079,7 @@
         </w:tc>
       </w:tr>
     </w:tbl>
-    <w:bookmarkStart w:id="354" w:name="annexe-c-abréviations-et-glossaire"/>
+    <w:bookmarkStart w:id="357" w:name="annexe-c-abréviations-et-glossaire"/>
     <w:p>
       <w:pPr>
         <w:pStyle w:val="Anhangberschrift"/>
@@ -47092,7 +47088,7 @@
         <w:t xml:space="preserve">Annexe C – Abréviations et glossaire</w:t>
       </w:r>
     </w:p>
-    <w:bookmarkEnd w:id="354"/>
+    <w:bookmarkEnd w:id="357"/>
     <w:tbl>
       <w:tblPr>
         <w:tblStyle w:val="Table"/>
@@ -47389,7 +47385,7 @@
         </w:tc>
       </w:tr>
     </w:tbl>
-    <w:bookmarkStart w:id="355" w:name="X08db86adf07310008ab0bee8ec03524ae40948a"/>
+    <w:bookmarkStart w:id="358" w:name="X08db86adf07310008ab0bee8ec03524ae40948a"/>
     <w:p>
       <w:pPr>
         <w:pStyle w:val="Anhangberschrift"/>
@@ -47398,7 +47394,7 @@
         <w:t xml:space="preserve">Annexe D – Modifications par rapport à la version précédente</w:t>
       </w:r>
     </w:p>
-    <w:bookmarkEnd w:id="355"/>
+    <w:bookmarkEnd w:id="358"/>
     <w:p>
       <w:pPr>
         <w:pStyle w:val="Textkrper"/>
@@ -47412,7 +47408,7 @@
         <w:br w:type="page"/>
       </w:r>
     </w:p>
-    <w:bookmarkStart w:id="356" w:name="annexe-e-liste-des-illustrations"/>
+    <w:bookmarkStart w:id="359" w:name="annexe-e-liste-des-illustrations"/>
     <w:p>
       <w:pPr>
         <w:pStyle w:val="Anhangberschrift"/>
@@ -47421,7 +47417,7 @@
         <w:t xml:space="preserve">Annexe E – Liste des illustrations</w:t>
       </w:r>
     </w:p>
-    <w:bookmarkEnd w:id="356"/>
+    <w:bookmarkEnd w:id="359"/>
     <w:p>
       <w:pPr>
         <w:pStyle w:val="Textkrper"/>
@@ -47430,7 +47426,7 @@
         <w:t xml:space="preserve">Aucune</w:t>
       </w:r>
     </w:p>
-    <w:bookmarkStart w:id="357" w:name="annexe-f-liste-des-tableaux"/>
+    <w:bookmarkStart w:id="360" w:name="annexe-f-liste-des-tableaux"/>
     <w:p>
       <w:pPr>
         <w:pStyle w:val="Anhangberschrift"/>
@@ -47439,7 +47435,7 @@
         <w:t xml:space="preserve">Annexe F – Liste des tableaux</w:t>
       </w:r>
     </w:p>
-    <w:bookmarkEnd w:id="357"/>
+    <w:bookmarkEnd w:id="360"/>
     <w:p>
       <w:r>
         <w:fldChar w:fldCharType="begin" w:dirty="true"/>
@@ -47457,7 +47453,7 @@
         <w:fldChar w:fldCharType="end"/>
       </w:r>
     </w:p>
-    <w:bookmarkEnd w:id="358"/>
+    <w:bookmarkEnd w:id="361"/>
     <w:sectPr>
       <w:headerReference ns1:id="rId9" w:type="even"/>
       <w:headerReference ns1:id="rId10" w:type="default"/>

--- a/ech-0294_actors/output/ech-0294_actors_fr.docx
+++ b/ech-0294_actors/output/ech-0294_actors_fr.docx
@@ -46829,6 +46829,9 @@
             <w:pPr>
               <w:pStyle w:val="Compact"/>
             </w:pPr>
+            <w:r>
+              <w:t xml:space="preserve">Lobbywatch.ch</w:t>
+            </w:r>
           </w:p>
         </w:tc>
       </w:tr>
